--- a/04_borrador/Proyecto_Carrera_IoT_borrador_v0.2.docx
+++ b/04_borrador/Proyecto_Carrera_IoT_borrador_v0.2.docx
@@ -280,7 +280,7 @@
           <w:left w:w="10" w:type="dxa"/>
           <w:right w:w="10" w:type="dxa"/>
         </w:tblCellMar>
-        <w:tblLook w:val="0000" w:firstRow="0" w:lastRow="0" w:firstColumn="0" w:lastColumn="0" w:noHBand="0" w:noVBand="0"/>
+        <w:tblLook w:val="04A0" w:firstRow="1" w:lastRow="0" w:firstColumn="1" w:lastColumn="0" w:noHBand="0" w:noVBand="1"/>
       </w:tblPr>
       <w:tblGrid>
         <w:gridCol w:w="3900"/>
@@ -288,6 +288,12 @@
         <w:gridCol w:w="2500"/>
       </w:tblGrid>
       <w:tr>
+        <w:tblPrEx>
+          <w:tblCellMar>
+            <w:top w:w="0" w:type="dxa"/>
+            <w:bottom w:w="0" w:type="dxa"/>
+          </w:tblCellMar>
+        </w:tblPrEx>
         <w:trPr>
           <w:tblHeader/>
         </w:trPr>
@@ -383,6 +389,12 @@
         </w:tc>
       </w:tr>
       <w:tr>
+        <w:tblPrEx>
+          <w:tblCellMar>
+            <w:top w:w="0" w:type="dxa"/>
+            <w:bottom w:w="0" w:type="dxa"/>
+          </w:tblCellMar>
+        </w:tblPrEx>
         <w:trPr>
           <w:cantSplit/>
         </w:trPr>
@@ -466,6 +478,12 @@
         </w:tc>
       </w:tr>
       <w:tr>
+        <w:tblPrEx>
+          <w:tblCellMar>
+            <w:top w:w="0" w:type="dxa"/>
+            <w:bottom w:w="0" w:type="dxa"/>
+          </w:tblCellMar>
+        </w:tblPrEx>
         <w:trPr>
           <w:cantSplit/>
         </w:trPr>
@@ -549,6 +567,12 @@
         </w:tc>
       </w:tr>
       <w:tr>
+        <w:tblPrEx>
+          <w:tblCellMar>
+            <w:top w:w="0" w:type="dxa"/>
+            <w:bottom w:w="0" w:type="dxa"/>
+          </w:tblCellMar>
+        </w:tblPrEx>
         <w:trPr>
           <w:cantSplit/>
         </w:trPr>
@@ -632,6 +656,12 @@
         </w:tc>
       </w:tr>
       <w:tr>
+        <w:tblPrEx>
+          <w:tblCellMar>
+            <w:top w:w="0" w:type="dxa"/>
+            <w:bottom w:w="0" w:type="dxa"/>
+          </w:tblCellMar>
+        </w:tblPrEx>
         <w:trPr>
           <w:cantSplit/>
         </w:trPr>
@@ -715,6 +745,12 @@
         </w:tc>
       </w:tr>
       <w:tr>
+        <w:tblPrEx>
+          <w:tblCellMar>
+            <w:top w:w="0" w:type="dxa"/>
+            <w:bottom w:w="0" w:type="dxa"/>
+          </w:tblCellMar>
+        </w:tblPrEx>
         <w:trPr>
           <w:cantSplit/>
         </w:trPr>
@@ -798,6 +834,12 @@
         </w:tc>
       </w:tr>
       <w:tr>
+        <w:tblPrEx>
+          <w:tblCellMar>
+            <w:top w:w="0" w:type="dxa"/>
+            <w:bottom w:w="0" w:type="dxa"/>
+          </w:tblCellMar>
+        </w:tblPrEx>
         <w:trPr>
           <w:cantSplit/>
         </w:trPr>
@@ -881,6 +923,12 @@
         </w:tc>
       </w:tr>
       <w:tr>
+        <w:tblPrEx>
+          <w:tblCellMar>
+            <w:top w:w="0" w:type="dxa"/>
+            <w:bottom w:w="0" w:type="dxa"/>
+          </w:tblCellMar>
+        </w:tblPrEx>
         <w:trPr>
           <w:cantSplit/>
         </w:trPr>
@@ -964,6 +1012,12 @@
         </w:tc>
       </w:tr>
       <w:tr>
+        <w:tblPrEx>
+          <w:tblCellMar>
+            <w:top w:w="0" w:type="dxa"/>
+            <w:bottom w:w="0" w:type="dxa"/>
+          </w:tblCellMar>
+        </w:tblPrEx>
         <w:trPr>
           <w:cantSplit/>
         </w:trPr>
@@ -1047,6 +1101,12 @@
         </w:tc>
       </w:tr>
       <w:tr>
+        <w:tblPrEx>
+          <w:tblCellMar>
+            <w:top w:w="0" w:type="dxa"/>
+            <w:bottom w:w="0" w:type="dxa"/>
+          </w:tblCellMar>
+        </w:tblPrEx>
         <w:trPr>
           <w:cantSplit/>
         </w:trPr>
@@ -1176,7 +1236,7 @@
           <w:left w:w="10" w:type="dxa"/>
           <w:right w:w="10" w:type="dxa"/>
         </w:tblCellMar>
-        <w:tblLook w:val="0000" w:firstRow="0" w:lastRow="0" w:firstColumn="0" w:lastColumn="0" w:noHBand="0" w:noVBand="0"/>
+        <w:tblLook w:val="04A0" w:firstRow="1" w:lastRow="0" w:firstColumn="1" w:lastColumn="0" w:noHBand="0" w:noVBand="1"/>
       </w:tblPr>
       <w:tblGrid>
         <w:gridCol w:w="2600"/>
@@ -1184,6 +1244,12 @@
         <w:gridCol w:w="2800"/>
       </w:tblGrid>
       <w:tr>
+        <w:tblPrEx>
+          <w:tblCellMar>
+            <w:top w:w="0" w:type="dxa"/>
+            <w:bottom w:w="0" w:type="dxa"/>
+          </w:tblCellMar>
+        </w:tblPrEx>
         <w:trPr>
           <w:tblHeader/>
         </w:trPr>
@@ -1279,6 +1345,12 @@
         </w:tc>
       </w:tr>
       <w:tr>
+        <w:tblPrEx>
+          <w:tblCellMar>
+            <w:top w:w="0" w:type="dxa"/>
+            <w:bottom w:w="0" w:type="dxa"/>
+          </w:tblCellMar>
+        </w:tblPrEx>
         <w:trPr>
           <w:cantSplit/>
         </w:trPr>
@@ -1362,6 +1434,12 @@
         </w:tc>
       </w:tr>
       <w:tr>
+        <w:tblPrEx>
+          <w:tblCellMar>
+            <w:top w:w="0" w:type="dxa"/>
+            <w:bottom w:w="0" w:type="dxa"/>
+          </w:tblCellMar>
+        </w:tblPrEx>
         <w:trPr>
           <w:cantSplit/>
         </w:trPr>
@@ -1445,6 +1523,12 @@
         </w:tc>
       </w:tr>
       <w:tr>
+        <w:tblPrEx>
+          <w:tblCellMar>
+            <w:top w:w="0" w:type="dxa"/>
+            <w:bottom w:w="0" w:type="dxa"/>
+          </w:tblCellMar>
+        </w:tblPrEx>
         <w:trPr>
           <w:cantSplit/>
         </w:trPr>
@@ -1528,6 +1612,12 @@
         </w:tc>
       </w:tr>
       <w:tr>
+        <w:tblPrEx>
+          <w:tblCellMar>
+            <w:top w:w="0" w:type="dxa"/>
+            <w:bottom w:w="0" w:type="dxa"/>
+          </w:tblCellMar>
+        </w:tblPrEx>
         <w:trPr>
           <w:cantSplit/>
         </w:trPr>
@@ -1611,6 +1701,12 @@
         </w:tc>
       </w:tr>
       <w:tr>
+        <w:tblPrEx>
+          <w:tblCellMar>
+            <w:top w:w="0" w:type="dxa"/>
+            <w:bottom w:w="0" w:type="dxa"/>
+          </w:tblCellMar>
+        </w:tblPrEx>
         <w:trPr>
           <w:cantSplit/>
         </w:trPr>
@@ -1694,6 +1790,12 @@
         </w:tc>
       </w:tr>
       <w:tr>
+        <w:tblPrEx>
+          <w:tblCellMar>
+            <w:top w:w="0" w:type="dxa"/>
+            <w:bottom w:w="0" w:type="dxa"/>
+          </w:tblCellMar>
+        </w:tblPrEx>
         <w:trPr>
           <w:cantSplit/>
         </w:trPr>
@@ -1777,6 +1879,12 @@
         </w:tc>
       </w:tr>
       <w:tr>
+        <w:tblPrEx>
+          <w:tblCellMar>
+            <w:top w:w="0" w:type="dxa"/>
+            <w:bottom w:w="0" w:type="dxa"/>
+          </w:tblCellMar>
+        </w:tblPrEx>
         <w:trPr>
           <w:cantSplit/>
         </w:trPr>
@@ -1828,21 +1936,7 @@
                 <w:sz w:val="19"/>
                 <w:szCs w:val="19"/>
               </w:rPr>
-              <w:t xml:space="preserve">06 </w:t>
-            </w:r>
-            <w:r>
-              <w:rPr>
-                <w:sz w:val="19"/>
-                <w:szCs w:val="19"/>
-              </w:rPr>
-              <w:t>tecnologías</w:t>
-            </w:r>
-            <w:r>
-              <w:rPr>
-                <w:sz w:val="19"/>
-                <w:szCs w:val="19"/>
-              </w:rPr>
-              <w:t xml:space="preserve"> de la información y la comunicación (TIC) / 1 Tecnologías de la información y la comunicación / 1 Ciencias computacionales (código 0611)</w:t>
+              <w:t>06 Tecnologías de la información y la comunicación (TIC) / 1 Tecnologías de la información y la comunicación / 1 Ciencias computacionales (código 0611)</w:t>
             </w:r>
           </w:p>
         </w:tc>
@@ -1874,6 +1968,12 @@
         </w:tc>
       </w:tr>
       <w:tr>
+        <w:tblPrEx>
+          <w:tblCellMar>
+            <w:top w:w="0" w:type="dxa"/>
+            <w:bottom w:w="0" w:type="dxa"/>
+          </w:tblCellMar>
+        </w:tblPrEx>
         <w:trPr>
           <w:cantSplit/>
         </w:trPr>
@@ -1957,6 +2057,12 @@
         </w:tc>
       </w:tr>
       <w:tr>
+        <w:tblPrEx>
+          <w:tblCellMar>
+            <w:top w:w="0" w:type="dxa"/>
+            <w:bottom w:w="0" w:type="dxa"/>
+          </w:tblCellMar>
+        </w:tblPrEx>
         <w:trPr>
           <w:cantSplit/>
         </w:trPr>
@@ -2040,6 +2146,12 @@
         </w:tc>
       </w:tr>
       <w:tr>
+        <w:tblPrEx>
+          <w:tblCellMar>
+            <w:top w:w="0" w:type="dxa"/>
+            <w:bottom w:w="0" w:type="dxa"/>
+          </w:tblCellMar>
+        </w:tblPrEx>
         <w:trPr>
           <w:cantSplit/>
         </w:trPr>
@@ -2123,6 +2235,12 @@
         </w:tc>
       </w:tr>
       <w:tr>
+        <w:tblPrEx>
+          <w:tblCellMar>
+            <w:top w:w="0" w:type="dxa"/>
+            <w:bottom w:w="0" w:type="dxa"/>
+          </w:tblCellMar>
+        </w:tblPrEx>
         <w:trPr>
           <w:cantSplit/>
         </w:trPr>
@@ -2206,6 +2324,12 @@
         </w:tc>
       </w:tr>
       <w:tr>
+        <w:tblPrEx>
+          <w:tblCellMar>
+            <w:top w:w="0" w:type="dxa"/>
+            <w:bottom w:w="0" w:type="dxa"/>
+          </w:tblCellMar>
+        </w:tblPrEx>
         <w:trPr>
           <w:cantSplit/>
         </w:trPr>
@@ -2289,6 +2413,12 @@
         </w:tc>
       </w:tr>
       <w:tr>
+        <w:tblPrEx>
+          <w:tblCellMar>
+            <w:top w:w="0" w:type="dxa"/>
+            <w:bottom w:w="0" w:type="dxa"/>
+          </w:tblCellMar>
+        </w:tblPrEx>
         <w:trPr>
           <w:cantSplit/>
         </w:trPr>
@@ -2372,6 +2502,12 @@
         </w:tc>
       </w:tr>
       <w:tr>
+        <w:tblPrEx>
+          <w:tblCellMar>
+            <w:top w:w="0" w:type="dxa"/>
+            <w:bottom w:w="0" w:type="dxa"/>
+          </w:tblCellMar>
+        </w:tblPrEx>
         <w:trPr>
           <w:cantSplit/>
         </w:trPr>
@@ -2455,6 +2591,12 @@
         </w:tc>
       </w:tr>
       <w:tr>
+        <w:tblPrEx>
+          <w:tblCellMar>
+            <w:top w:w="0" w:type="dxa"/>
+            <w:bottom w:w="0" w:type="dxa"/>
+          </w:tblCellMar>
+        </w:tblPrEx>
         <w:trPr>
           <w:cantSplit/>
         </w:trPr>
@@ -2538,6 +2680,12 @@
         </w:tc>
       </w:tr>
       <w:tr>
+        <w:tblPrEx>
+          <w:tblCellMar>
+            <w:top w:w="0" w:type="dxa"/>
+            <w:bottom w:w="0" w:type="dxa"/>
+          </w:tblCellMar>
+        </w:tblPrEx>
         <w:trPr>
           <w:cantSplit/>
         </w:trPr>
@@ -2621,6 +2769,12 @@
         </w:tc>
       </w:tr>
       <w:tr>
+        <w:tblPrEx>
+          <w:tblCellMar>
+            <w:top w:w="0" w:type="dxa"/>
+            <w:bottom w:w="0" w:type="dxa"/>
+          </w:tblCellMar>
+        </w:tblPrEx>
         <w:trPr>
           <w:cantSplit/>
         </w:trPr>
@@ -2704,6 +2858,12 @@
         </w:tc>
       </w:tr>
       <w:tr>
+        <w:tblPrEx>
+          <w:tblCellMar>
+            <w:top w:w="0" w:type="dxa"/>
+            <w:bottom w:w="0" w:type="dxa"/>
+          </w:tblCellMar>
+        </w:tblPrEx>
         <w:trPr>
           <w:cantSplit/>
         </w:trPr>
@@ -2787,6 +2947,12 @@
         </w:tc>
       </w:tr>
       <w:tr>
+        <w:tblPrEx>
+          <w:tblCellMar>
+            <w:top w:w="0" w:type="dxa"/>
+            <w:bottom w:w="0" w:type="dxa"/>
+          </w:tblCellMar>
+        </w:tblPrEx>
         <w:trPr>
           <w:cantSplit/>
         </w:trPr>
@@ -2870,6 +3036,12 @@
         </w:tc>
       </w:tr>
       <w:tr>
+        <w:tblPrEx>
+          <w:tblCellMar>
+            <w:top w:w="0" w:type="dxa"/>
+            <w:bottom w:w="0" w:type="dxa"/>
+          </w:tblCellMar>
+        </w:tblPrEx>
         <w:trPr>
           <w:cantSplit/>
         </w:trPr>
@@ -3096,7 +3268,13 @@
         <w:t>Proceso de ingreso en la UTEQ.</w:t>
       </w:r>
       <w:r>
-        <w:t xml:space="preserve"> El acceso se rige por el Reglamento de Admisión y Nivelación de la UTEQ (versión 1.0, octubre de 2023), dentro del Sistema Nacional de Nivelación y Admisión. Según ese reglamento, la nota de postulación suma la evaluación de capacidades y competencias (30 %) y los antecedentes académicos (70 %), más un puntaje adicional de acción afirmativa (Art. 29); la asignación de cupos sigue un orden de segmentos que empieza por los aspirantes de mayor vulnerabilidad socioeconómica (Art. 35), y la UTEQ garantiza una cuota del 5 % de los cupos para grupos históricamente excluidos (Art. 32). La página de admisión para 2026 describe siete fases (registro nacional en la plataforma del Ministerio de Educación, registro en la UTEQ, simulador de la evaluación, evaluación de competencias generales y específicas, publicación de la nota, confirmación o cambio de carrera y aceptación del cupo) y publica una nota de postulación de 50 % bachillerato y 50 % evaluación, distinta de la del reglamento de 2023. Las áreas evaluadas dependen de la carrera; entre las que publica la UTEQ figuran matemáticas, razonamiento lógico, lengua e inglés.</w:t>
+        <w:t xml:space="preserve"> El acceso se rige por el Reglamento de Admisión y Nivelación de la UTEQ (versión 1.0, octubre de 2023), dentro del Sistema Nacional de Nivelación y Admisión. Según ese reglamento, la nota de postulación suma la evaluación de capacidades y competencias (30 %) y los antecedentes académicos (70 %), más un puntaje adicional de acción afirmativa (Art. 29); la asignación de cupos sigue un orden de segmentos que empieza por los aspirantes de mayor vulnerabilidad socioeconómica (Art. 35), y la UTEQ garantiza una c</w:t>
+      </w:r>
+      <w:r>
+        <w:t>uota del 5 % de los cupos para grupos históricamente excluidos (Art. 32). La página de admisión para 2026 describe siete fases (registro nacional en la plataforma del Ministerio de Educación, registro en la UTEQ, simulador de la evaluación, evaluación de competencias generales y específicas, publicación de la nota, confirmación o cambio de carrera y aceptación del cupo) y publica una nota de postulación de 50 % bachillerato y 50 % evaluación, distinta de la del reglamento de 2023. Las áreas evaluadas depend</w:t>
+      </w:r>
+      <w:r>
+        <w:t>en de la carrera; entre las que publica la UTEQ figuran matemáticas, razonamiento lógico, lengua e inglés.</w:t>
       </w:r>
     </w:p>
     <w:p>
@@ -3112,7 +3290,10 @@
         <w:t>Enfoque de derechos.</w:t>
       </w:r>
       <w:r>
-        <w:t xml:space="preserve"> El Art. 5 del RRA obliga a las IES a concretar acciones afirmativas hacia los grupos de atención prioritaria (mujeres, pueblos y nacionalidades, personas con discapacidad, entre otros) y a incorporarlas en el plan institucional de igualdad. En Los Ríos las mujeres son el 61,7 % de la matrícula universitaria (17.057 de 27.624 en 2023, SENESCYT), pero en el sector tecnológico ecuatoriano solo son el 30 % de los profesionales y el 16 % de las mujeres elige carreras STEM (informe de la UTPL con datos del INEC y ONU Mujeres, según El Diario, abril de 2026). Se propone una meta de participación de mujeres de al menos el 30 % en la primera cohorte (12 de 40 estudiantes), igual a su peso actual </w:t>
+        <w:t xml:space="preserve"> El Art. 5 del RRA obliga a las IES a concretar acciones afirmativas hacia los grupos de atención prioritaria (mujeres, pueblos y nacionalidades, personas con discapacidad, entre otros) y a incorporarlas en el plan institucional de igualdad. En Los Ríos las mujeres son el 61,7 % de la matrícula universitaria (17.057 de 27.624 en 2023, SENESCYT), pero en el sector tecnológico ecuatoriano solo son el 30 % de los profesionales y el 16 % de las mujeres elige carreras STEM (informe de la UTPL con datos del INEC </w:t>
+      </w:r>
+      <w:r>
+        <w:t xml:space="preserve">y ONU Mujeres, según El Diario, abril de 2026). Se propone una meta de participación de mujeres de al menos el 30 % en la primera cohorte (12 de 40 estudiantes), igual a su peso actual </w:t>
       </w:r>
       <w:r>
         <w:lastRenderedPageBreak/>
@@ -3151,7 +3332,7 @@
           <w:left w:w="10" w:type="dxa"/>
           <w:right w:w="10" w:type="dxa"/>
         </w:tblCellMar>
-        <w:tblLook w:val="0000" w:firstRow="0" w:lastRow="0" w:firstColumn="0" w:lastColumn="0" w:noHBand="0" w:noVBand="0"/>
+        <w:tblLook w:val="04A0" w:firstRow="1" w:lastRow="0" w:firstColumn="1" w:lastColumn="0" w:noHBand="0" w:noVBand="1"/>
       </w:tblPr>
       <w:tblGrid>
         <w:gridCol w:w="2300"/>
@@ -3160,6 +3341,12 @@
         <w:gridCol w:w="2326"/>
       </w:tblGrid>
       <w:tr>
+        <w:tblPrEx>
+          <w:tblCellMar>
+            <w:top w:w="0" w:type="dxa"/>
+            <w:bottom w:w="0" w:type="dxa"/>
+          </w:tblCellMar>
+        </w:tblPrEx>
         <w:trPr>
           <w:tblHeader/>
         </w:trPr>
@@ -3285,6 +3472,12 @@
         </w:tc>
       </w:tr>
       <w:tr>
+        <w:tblPrEx>
+          <w:tblCellMar>
+            <w:top w:w="0" w:type="dxa"/>
+            <w:bottom w:w="0" w:type="dxa"/>
+          </w:tblCellMar>
+        </w:tblPrEx>
         <w:trPr>
           <w:cantSplit/>
         </w:trPr>
@@ -3394,6 +3587,12 @@
         </w:tc>
       </w:tr>
       <w:tr>
+        <w:tblPrEx>
+          <w:tblCellMar>
+            <w:top w:w="0" w:type="dxa"/>
+            <w:bottom w:w="0" w:type="dxa"/>
+          </w:tblCellMar>
+        </w:tblPrEx>
         <w:trPr>
           <w:cantSplit/>
         </w:trPr>
@@ -3503,6 +3702,12 @@
         </w:tc>
       </w:tr>
       <w:tr>
+        <w:tblPrEx>
+          <w:tblCellMar>
+            <w:top w:w="0" w:type="dxa"/>
+            <w:bottom w:w="0" w:type="dxa"/>
+          </w:tblCellMar>
+        </w:tblPrEx>
         <w:trPr>
           <w:cantSplit/>
         </w:trPr>
@@ -3612,6 +3817,12 @@
         </w:tc>
       </w:tr>
       <w:tr>
+        <w:tblPrEx>
+          <w:tblCellMar>
+            <w:top w:w="0" w:type="dxa"/>
+            <w:bottom w:w="0" w:type="dxa"/>
+          </w:tblCellMar>
+        </w:tblPrEx>
         <w:trPr>
           <w:cantSplit/>
         </w:trPr>
@@ -3721,6 +3932,12 @@
         </w:tc>
       </w:tr>
       <w:tr>
+        <w:tblPrEx>
+          <w:tblCellMar>
+            <w:top w:w="0" w:type="dxa"/>
+            <w:bottom w:w="0" w:type="dxa"/>
+          </w:tblCellMar>
+        </w:tblPrEx>
         <w:trPr>
           <w:cantSplit/>
         </w:trPr>
@@ -3830,6 +4047,12 @@
         </w:tc>
       </w:tr>
       <w:tr>
+        <w:tblPrEx>
+          <w:tblCellMar>
+            <w:top w:w="0" w:type="dxa"/>
+            <w:bottom w:w="0" w:type="dxa"/>
+          </w:tblCellMar>
+        </w:tblPrEx>
         <w:trPr>
           <w:cantSplit/>
         </w:trPr>
@@ -3939,6 +4162,12 @@
         </w:tc>
       </w:tr>
       <w:tr>
+        <w:tblPrEx>
+          <w:tblCellMar>
+            <w:top w:w="0" w:type="dxa"/>
+            <w:bottom w:w="0" w:type="dxa"/>
+          </w:tblCellMar>
+        </w:tblPrEx>
         <w:trPr>
           <w:cantSplit/>
         </w:trPr>
@@ -4064,7 +4293,54 @@
           <w:sz w:val="20"/>
           <w:szCs w:val="20"/>
         </w:rPr>
-        <w:t xml:space="preserve">* Malla 2024-2025 de la región Sierra-Amazonía publicada por Primicias a partir del Ministerio de Educación. El Acuerdo MINEDEC-MINEDEC-2025-00051-A (16 de octubre de 2025) reformó los acuerdos MINEDUC-2023-00008-A y MINEDUC-2024-00065-A: los cursos de primero y segundo de Bachillerato Técnico pasan a 21 períodos de formación técnica y 19 de tronco común (antes 12 y 28), desde 2025-2026 en la Sierra y 2026-2027 en la Costa. Los primeros egresados con esa malla llegarían a la universidad hacia 2028 y 2029, por lo que la brecha en matemática y física de los bachilleres técnicos crecerá durante los primeros años de la carrera. </w:t>
+        <w:t>* Malla 2024-2025 de la región Sierra-Amazonía publicada por Primicias a partir del Ministerio de Educación. El Acuerdo MINEDEC-MINEDEC-2025-00051-A (16 de octubre de 2025) reformó los acuerdos MINEDUC-2023-00008-A y MINEDUC-2024-00065-A: los cursos de primero y segundo de Bachillerato Técnico pasan a 21 períodos de formación técnica y 19 de tronco común (antes 12 y 28), desde 2025-2026 en la Sierra y 2026-2027 en la Costa. Los primeros egresados con esa malla llegarían a la universidad hacia 2028 y 2029, p</w:t>
+      </w:r>
+      <w:r>
+        <w:rPr>
+          <w:i/>
+          <w:iCs/>
+          <w:sz w:val="20"/>
+          <w:szCs w:val="20"/>
+        </w:rPr>
+        <w:t>or lo que la brecha en matemática y física de los bachilleres técnicos crecerá durante los primeros años de la carrera.</w:t>
+      </w:r>
+    </w:p>
+    <w:p>
+      <w:pPr>
+        <w:pBdr>
+          <w:left w:val="single" w:sz="12" w:space="8" w:color="BF9000"/>
+        </w:pBdr>
+        <w:spacing w:after="120"/>
+        <w:ind w:left="200"/>
+      </w:pPr>
+      <w:r>
+        <w:rPr>
+          <w:b/>
+          <w:bCs/>
+          <w:i/>
+          <w:iCs/>
+          <w:sz w:val="20"/>
+          <w:szCs w:val="20"/>
+        </w:rPr>
+        <w:t>Sobre los graduados de Los Ríos por tipo de bachillerato y figura profesional.</w:t>
+      </w:r>
+      <w:r>
+        <w:rPr>
+          <w:i/>
+          <w:iCs/>
+          <w:sz w:val="20"/>
+          <w:szCs w:val="20"/>
+        </w:rPr>
+        <w:t xml:space="preserve"> Se revisaron las fuentes abiertas del Ministerio de Educación: el conjunto de datos "Registro Administrativo Histórico" (educacion.gob.ec/datos-abiertos-minedec, corte 2009-2024, descargado y verificado) da, por institución y año, el total de estudiantes promovidos, no promovidos y en abandono, pero sin desagregar por nivel (Inicial, EGB o Bachillerato) ni por tipo de bachillerato o figura profesional; el portal interactivo "Reportes Educativos" (reportes.educacion.gob.ec), que en el pasado permitía ese cr</w:t>
+      </w:r>
+      <w:r>
+        <w:rPr>
+          <w:i/>
+          <w:iCs/>
+          <w:sz w:val="20"/>
+          <w:szCs w:val="20"/>
+        </w:rPr>
+        <w:t xml:space="preserve">uce, no respondió al consultarlo el 28-IX-2026. </w:t>
       </w:r>
       <w:r>
         <w:rPr>
@@ -4074,7 +4350,7 @@
           <w:szCs w:val="20"/>
           <w:highlight w:val="yellow"/>
         </w:rPr>
-        <w:t>[Falta el número de graduados de Los Ríos por tipo de bachillerato y figura profesional: el Ministerio de Educación no lo publica en sus sitios abiertos y se pide por oficio a su unidad de información]</w:t>
+        <w:t>[Pedir por oficio a la Dirección Nacional de Análisis e Información Educativa los graduados de Los Ríos por tipo de bachillerato y figura profesional, o reintentar el portal Reportes Educativos cuando esté disponible]</w:t>
       </w:r>
     </w:p>
     <w:p>
@@ -4208,7 +4484,13 @@
         <w:jc w:val="both"/>
       </w:pPr>
       <w:r>
-        <w:t>El Reglamento de Admisión y Nivelación de la UTEQ (2023) define el curso de nivelación de carrera como el que articula el perfil de salida de los bachilleres con el perfil de ingreso de cada carrera y homologa conocimientos y destrezas (Art. 43). Los programas analíticos de las asignaturas de nivelación los revisan las coordinaciones de carrera y los aprueban el Consejo Directivo de la Facultad y el Consejo Académico (Art. 47), por lo que una nivelación propia de la carrera cabe en la norma. Se aprueba con al menos 7 puntos en cada asignatura (Art. 53) y la matrícula en el primer nivel se hace en el período inmediato siguiente. La nivelación de la UTEQ se dicta en modalidad virtual, y los períodos académicos de 2026 duran 20 semanas. Como referencia histórica, la nivelación de la SENESCYT para el área de ingenierías dedicaba 200 horas a matemáticas, 100 a física, 100 a química y 140 a un tronco común. Para IoT se propone reemplazar química, que la carrera no usa, por pensamiento computacional e introducción a la electrónica:</w:t>
+        <w:t xml:space="preserve">El Reglamento de Admisión y Nivelación de la UTEQ (2023) define el curso de nivelación de carrera como el que articula el perfil de salida de los bachilleres con el perfil de ingreso de cada carrera y homologa conocimientos y destrezas (Art. 43). Los programas analíticos de las asignaturas de nivelación los revisan las coordinaciones de carrera y los aprueban el Consejo Directivo de la Facultad y el Consejo Académico (Art. 47), por lo que una nivelación propia de la carrera cabe en la norma. Se aprueba con </w:t>
+      </w:r>
+      <w:r>
+        <w:t>al menos 7 puntos en cada asignatura (Art. 53) y la matrícula en el primer nivel se hace en el período inmediato siguiente. La nivelación de la UTEQ se dicta en modalidad virtual, y los períodos académicos de 2026 duran 20 semanas. Como referencia histórica, la nivelación de la SENESCYT para el área de ingenierías dedicaba 200 horas a matemáticas, 100 a física, 100 a química y 140 a un tronco común. Para IoT se propone reemplazar química, que la carrera no usa, por pensamiento computacional e introducción a</w:t>
+      </w:r>
+      <w:r>
+        <w:t xml:space="preserve"> la electrónica:</w:t>
       </w:r>
     </w:p>
     <w:tbl>
@@ -4226,7 +4508,7 @@
           <w:left w:w="10" w:type="dxa"/>
           <w:right w:w="10" w:type="dxa"/>
         </w:tblCellMar>
-        <w:tblLook w:val="0000" w:firstRow="0" w:lastRow="0" w:firstColumn="0" w:lastColumn="0" w:noHBand="0" w:noVBand="0"/>
+        <w:tblLook w:val="04A0" w:firstRow="1" w:lastRow="0" w:firstColumn="1" w:lastColumn="0" w:noHBand="0" w:noVBand="1"/>
       </w:tblPr>
       <w:tblGrid>
         <w:gridCol w:w="2400"/>
@@ -4235,6 +4517,12 @@
         <w:gridCol w:w="2200"/>
       </w:tblGrid>
       <w:tr>
+        <w:tblPrEx>
+          <w:tblCellMar>
+            <w:top w:w="0" w:type="dxa"/>
+            <w:bottom w:w="0" w:type="dxa"/>
+          </w:tblCellMar>
+        </w:tblPrEx>
         <w:trPr>
           <w:tblHeader/>
         </w:trPr>
@@ -4264,6 +4552,7 @@
                 <w:sz w:val="19"/>
                 <w:szCs w:val="19"/>
               </w:rPr>
+              <w:lastRenderedPageBreak/>
               <w:t>Asignatura de nivelación</w:t>
             </w:r>
           </w:p>
@@ -4363,6 +4652,12 @@
         </w:tc>
       </w:tr>
       <w:tr>
+        <w:tblPrEx>
+          <w:tblCellMar>
+            <w:top w:w="0" w:type="dxa"/>
+            <w:bottom w:w="0" w:type="dxa"/>
+          </w:tblCellMar>
+        </w:tblPrEx>
         <w:trPr>
           <w:cantSplit/>
         </w:trPr>
@@ -4475,6 +4770,12 @@
         </w:tc>
       </w:tr>
       <w:tr>
+        <w:tblPrEx>
+          <w:tblCellMar>
+            <w:top w:w="0" w:type="dxa"/>
+            <w:bottom w:w="0" w:type="dxa"/>
+          </w:tblCellMar>
+        </w:tblPrEx>
         <w:trPr>
           <w:cantSplit/>
         </w:trPr>
@@ -4587,6 +4888,12 @@
         </w:tc>
       </w:tr>
       <w:tr>
+        <w:tblPrEx>
+          <w:tblCellMar>
+            <w:top w:w="0" w:type="dxa"/>
+            <w:bottom w:w="0" w:type="dxa"/>
+          </w:tblCellMar>
+        </w:tblPrEx>
         <w:trPr>
           <w:cantSplit/>
         </w:trPr>
@@ -4612,7 +4919,6 @@
                 <w:sz w:val="19"/>
                 <w:szCs w:val="19"/>
               </w:rPr>
-              <w:lastRenderedPageBreak/>
               <w:t>N3 Pensamiento computacional y lógica</w:t>
             </w:r>
           </w:p>
@@ -4700,6 +5006,12 @@
         </w:tc>
       </w:tr>
       <w:tr>
+        <w:tblPrEx>
+          <w:tblCellMar>
+            <w:top w:w="0" w:type="dxa"/>
+            <w:bottom w:w="0" w:type="dxa"/>
+          </w:tblCellMar>
+        </w:tblPrEx>
         <w:trPr>
           <w:cantSplit/>
         </w:trPr>
@@ -4812,6 +5124,12 @@
         </w:tc>
       </w:tr>
       <w:tr>
+        <w:tblPrEx>
+          <w:tblCellMar>
+            <w:top w:w="0" w:type="dxa"/>
+            <w:bottom w:w="0" w:type="dxa"/>
+          </w:tblCellMar>
+        </w:tblPrEx>
         <w:trPr>
           <w:cantSplit/>
         </w:trPr>
@@ -4924,6 +5242,12 @@
         </w:tc>
       </w:tr>
       <w:tr>
+        <w:tblPrEx>
+          <w:tblCellMar>
+            <w:top w:w="0" w:type="dxa"/>
+            <w:bottom w:w="0" w:type="dxa"/>
+          </w:tblCellMar>
+        </w:tblPrEx>
         <w:trPr>
           <w:cantSplit/>
         </w:trPr>
@@ -5169,7 +5493,7 @@
           <w:left w:w="10" w:type="dxa"/>
           <w:right w:w="10" w:type="dxa"/>
         </w:tblCellMar>
-        <w:tblLook w:val="0000" w:firstRow="0" w:lastRow="0" w:firstColumn="0" w:lastColumn="0" w:noHBand="0" w:noVBand="0"/>
+        <w:tblLook w:val="04A0" w:firstRow="1" w:lastRow="0" w:firstColumn="1" w:lastColumn="0" w:noHBand="0" w:noVBand="1"/>
       </w:tblPr>
       <w:tblGrid>
         <w:gridCol w:w="900"/>
@@ -5177,6 +5501,12 @@
         <w:gridCol w:w="2200"/>
       </w:tblGrid>
       <w:tr>
+        <w:tblPrEx>
+          <w:tblCellMar>
+            <w:top w:w="0" w:type="dxa"/>
+            <w:bottom w:w="0" w:type="dxa"/>
+          </w:tblCellMar>
+        </w:tblPrEx>
         <w:trPr>
           <w:tblHeader/>
         </w:trPr>
@@ -5272,6 +5602,12 @@
         </w:tc>
       </w:tr>
       <w:tr>
+        <w:tblPrEx>
+          <w:tblCellMar>
+            <w:top w:w="0" w:type="dxa"/>
+            <w:bottom w:w="0" w:type="dxa"/>
+          </w:tblCellMar>
+        </w:tblPrEx>
         <w:trPr>
           <w:cantSplit/>
         </w:trPr>
@@ -5355,6 +5691,12 @@
         </w:tc>
       </w:tr>
       <w:tr>
+        <w:tblPrEx>
+          <w:tblCellMar>
+            <w:top w:w="0" w:type="dxa"/>
+            <w:bottom w:w="0" w:type="dxa"/>
+          </w:tblCellMar>
+        </w:tblPrEx>
         <w:trPr>
           <w:cantSplit/>
         </w:trPr>
@@ -5438,6 +5780,12 @@
         </w:tc>
       </w:tr>
       <w:tr>
+        <w:tblPrEx>
+          <w:tblCellMar>
+            <w:top w:w="0" w:type="dxa"/>
+            <w:bottom w:w="0" w:type="dxa"/>
+          </w:tblCellMar>
+        </w:tblPrEx>
         <w:trPr>
           <w:cantSplit/>
         </w:trPr>
@@ -5521,6 +5869,12 @@
         </w:tc>
       </w:tr>
       <w:tr>
+        <w:tblPrEx>
+          <w:tblCellMar>
+            <w:top w:w="0" w:type="dxa"/>
+            <w:bottom w:w="0" w:type="dxa"/>
+          </w:tblCellMar>
+        </w:tblPrEx>
         <w:trPr>
           <w:cantSplit/>
         </w:trPr>
@@ -5604,6 +5958,12 @@
         </w:tc>
       </w:tr>
       <w:tr>
+        <w:tblPrEx>
+          <w:tblCellMar>
+            <w:top w:w="0" w:type="dxa"/>
+            <w:bottom w:w="0" w:type="dxa"/>
+          </w:tblCellMar>
+        </w:tblPrEx>
         <w:trPr>
           <w:cantSplit/>
         </w:trPr>
@@ -5687,6 +6047,12 @@
         </w:tc>
       </w:tr>
       <w:tr>
+        <w:tblPrEx>
+          <w:tblCellMar>
+            <w:top w:w="0" w:type="dxa"/>
+            <w:bottom w:w="0" w:type="dxa"/>
+          </w:tblCellMar>
+        </w:tblPrEx>
         <w:trPr>
           <w:cantSplit/>
         </w:trPr>
@@ -5712,6 +6078,7 @@
                 <w:sz w:val="19"/>
                 <w:szCs w:val="19"/>
               </w:rPr>
+              <w:lastRenderedPageBreak/>
               <w:t>RA6</w:t>
             </w:r>
           </w:p>
@@ -5770,6 +6137,12 @@
         </w:tc>
       </w:tr>
       <w:tr>
+        <w:tblPrEx>
+          <w:tblCellMar>
+            <w:top w:w="0" w:type="dxa"/>
+            <w:bottom w:w="0" w:type="dxa"/>
+          </w:tblCellMar>
+        </w:tblPrEx>
         <w:trPr>
           <w:cantSplit/>
         </w:trPr>
@@ -5853,6 +6226,12 @@
         </w:tc>
       </w:tr>
       <w:tr>
+        <w:tblPrEx>
+          <w:tblCellMar>
+            <w:top w:w="0" w:type="dxa"/>
+            <w:bottom w:w="0" w:type="dxa"/>
+          </w:tblCellMar>
+        </w:tblPrEx>
         <w:trPr>
           <w:cantSplit/>
         </w:trPr>
@@ -5936,6 +6315,12 @@
         </w:tc>
       </w:tr>
       <w:tr>
+        <w:tblPrEx>
+          <w:tblCellMar>
+            <w:top w:w="0" w:type="dxa"/>
+            <w:bottom w:w="0" w:type="dxa"/>
+          </w:tblCellMar>
+        </w:tblPrEx>
         <w:trPr>
           <w:cantSplit/>
         </w:trPr>
@@ -5961,7 +6346,6 @@
                 <w:sz w:val="19"/>
                 <w:szCs w:val="19"/>
               </w:rPr>
-              <w:lastRenderedPageBreak/>
               <w:t>RA9</w:t>
             </w:r>
           </w:p>
@@ -6039,7 +6423,10 @@
         <w:jc w:val="both"/>
       </w:pPr>
       <w:r>
-        <w:t>Un sistema IoT tiene usuarios que necesitan ver datos y decidir: activar o desactivar un sensor, encender un actuador, cambiar un umbral, recibir una alerta. La pregunta es quién construye esas herramientas. La respuesta de este proyecto es que el ingeniero o ingeniera en IoT sí desarrolla las aplicaciones de monitoreo y mando de sus propios sistemas, pero con un alcance distinto del de un ingeniero de software. Por eso el perfil incluye el resultado RA9 y la asignatura 7.1 se centra en ese tipo de aplicaciones.</w:t>
+        <w:t>Un sistema IoT tiene usuarios que necesitan ver datos y decidir: activar o desactivar un sensor, encender un actuador, cambiar un umbral, recibir una alerta. La pregunta es quién construye esas herramientas. La respuesta de este proyecto es que el ingeniero o ingeniera en IoT sí desarrolla las aplicaciones de monitoreo y mando de sus propios sistemas, pero con un alcance distinto del de un ingeniero de software. Por eso el perfil incluye el resultado RA9 y la asignatura 7.1 se centra en ese tipo de aplicaci</w:t>
+      </w:r>
+      <w:r>
+        <w:t>ones.</w:t>
       </w:r>
     </w:p>
     <w:tbl>
@@ -6057,7 +6444,7 @@
           <w:left w:w="10" w:type="dxa"/>
           <w:right w:w="10" w:type="dxa"/>
         </w:tblCellMar>
-        <w:tblLook w:val="0000" w:firstRow="0" w:lastRow="0" w:firstColumn="0" w:lastColumn="0" w:noHBand="0" w:noVBand="0"/>
+        <w:tblLook w:val="04A0" w:firstRow="1" w:lastRow="0" w:firstColumn="1" w:lastColumn="0" w:noHBand="0" w:noVBand="1"/>
       </w:tblPr>
       <w:tblGrid>
         <w:gridCol w:w="1700"/>
@@ -6065,6 +6452,12 @@
         <w:gridCol w:w="3726"/>
       </w:tblGrid>
       <w:tr>
+        <w:tblPrEx>
+          <w:tblCellMar>
+            <w:top w:w="0" w:type="dxa"/>
+            <w:bottom w:w="0" w:type="dxa"/>
+          </w:tblCellMar>
+        </w:tblPrEx>
         <w:trPr>
           <w:tblHeader/>
         </w:trPr>
@@ -6160,6 +6553,12 @@
         </w:tc>
       </w:tr>
       <w:tr>
+        <w:tblPrEx>
+          <w:tblCellMar>
+            <w:top w:w="0" w:type="dxa"/>
+            <w:bottom w:w="0" w:type="dxa"/>
+          </w:tblCellMar>
+        </w:tblPrEx>
         <w:trPr>
           <w:cantSplit/>
         </w:trPr>
@@ -6243,6 +6642,12 @@
         </w:tc>
       </w:tr>
       <w:tr>
+        <w:tblPrEx>
+          <w:tblCellMar>
+            <w:top w:w="0" w:type="dxa"/>
+            <w:bottom w:w="0" w:type="dxa"/>
+          </w:tblCellMar>
+        </w:tblPrEx>
         <w:trPr>
           <w:cantSplit/>
         </w:trPr>
@@ -6326,6 +6731,12 @@
         </w:tc>
       </w:tr>
       <w:tr>
+        <w:tblPrEx>
+          <w:tblCellMar>
+            <w:top w:w="0" w:type="dxa"/>
+            <w:bottom w:w="0" w:type="dxa"/>
+          </w:tblCellMar>
+        </w:tblPrEx>
         <w:trPr>
           <w:cantSplit/>
         </w:trPr>
@@ -6409,6 +6820,12 @@
         </w:tc>
       </w:tr>
       <w:tr>
+        <w:tblPrEx>
+          <w:tblCellMar>
+            <w:top w:w="0" w:type="dxa"/>
+            <w:bottom w:w="0" w:type="dxa"/>
+          </w:tblCellMar>
+        </w:tblPrEx>
         <w:trPr>
           <w:cantSplit/>
         </w:trPr>
@@ -6492,6 +6909,12 @@
         </w:tc>
       </w:tr>
       <w:tr>
+        <w:tblPrEx>
+          <w:tblCellMar>
+            <w:top w:w="0" w:type="dxa"/>
+            <w:bottom w:w="0" w:type="dxa"/>
+          </w:tblCellMar>
+        </w:tblPrEx>
         <w:trPr>
           <w:cantSplit/>
         </w:trPr>
@@ -6609,7 +7032,11 @@
         <w:t>Campos de desempeño profesional.</w:t>
       </w:r>
       <w:r>
-        <w:t xml:space="preserve"> Ingeniero o ingeniera de soluciones IoT; arquitecto o arquitecta de soluciones conectadas; desarrollador o desarrolladora de firmware, sistemas embebidos y aplicaciones de monitoreo y mando; especialista en redes de sensores y conectividad; analista de datos de dispositivos; consultor o consultora en agricultura de precisión y agroindustria; emprendedor o emprendedora de base tecnológica. La demanda por sector se analiza en las secciones 4.8 a 4.11.</w:t>
+        <w:t xml:space="preserve"> Ingeniero o ingeniera de soluciones IoT; arquitecto o arquitecta de soluciones conectadas; desarrollador o desarrolladora de firmware, sistemas embebidos y </w:t>
+      </w:r>
+      <w:r>
+        <w:lastRenderedPageBreak/>
+        <w:t>aplicaciones de monitoreo y mando; especialista en redes de sensores y conectividad; analista de datos de dispositivos; consultor o consultora en agricultura de precisión y agroindustria; emprendedor o emprendedora de base tecnológica. La demanda por sector se analiza en las secciones 4.8 a 4.11.</w:t>
       </w:r>
     </w:p>
     <w:p>
@@ -6626,8 +7053,10 @@
         <w:jc w:val="both"/>
       </w:pPr>
       <w:r>
-        <w:lastRenderedPageBreak/>
-        <w:t>El Plan de Investigación de la UTEQ (aprobado por el Consejo Universitario, con líneas aprobadas el 23 de marzo de 2018) se apoya en nueve líneas y 28 sublíneas, y en 28 grupos de investigación activos. La línea "Informática y Tecnología de la Información y Comunicación" tiene cuatro sublíneas: e1 aplicaciones de ingeniería de software, e2 innovación en sistemas telemáticos y electrónicos, e3 soft computing e inteligencia artificial y e4 seguridad de la información. El grupo de Telemática Aplicada y Telecomunicaciones Avanzadas (GITEL) trabaja en la sublínea e2. Las cinco líneas propuestas para la carrera se ubican así:</w:t>
+        <w:t>El Plan de Investigación de la UTEQ (aprobado por el Consejo Universitario, con líneas aprobadas el 23 de marzo de 2018) se apoya en nueve líneas y 28 sublíneas, y en 28 grupos de investigación activos. La línea "Informática y Tecnología de la Información y Comunicación" tiene cuatro sublíneas: e1 aplicaciones de ingeniería de software, e2 innovación en sistemas telemáticos y electrónicos, e3 soft computing e inteligencia artificial y e4 seguridad de la información. El grupo de Telemática Aplicada y Telecom</w:t>
+      </w:r>
+      <w:r>
+        <w:t>unicaciones Avanzadas (GITEL) trabaja en la sublínea e2. Las cinco líneas propuestas para la carrera se ubican así:</w:t>
       </w:r>
     </w:p>
     <w:tbl>
@@ -6645,13 +7074,19 @@
           <w:left w:w="10" w:type="dxa"/>
           <w:right w:w="10" w:type="dxa"/>
         </w:tblCellMar>
-        <w:tblLook w:val="0000" w:firstRow="0" w:lastRow="0" w:firstColumn="0" w:lastColumn="0" w:noHBand="0" w:noVBand="0"/>
+        <w:tblLook w:val="04A0" w:firstRow="1" w:lastRow="0" w:firstColumn="1" w:lastColumn="0" w:noHBand="0" w:noVBand="1"/>
       </w:tblPr>
       <w:tblGrid>
         <w:gridCol w:w="3800"/>
         <w:gridCol w:w="5226"/>
       </w:tblGrid>
       <w:tr>
+        <w:tblPrEx>
+          <w:tblCellMar>
+            <w:top w:w="0" w:type="dxa"/>
+            <w:bottom w:w="0" w:type="dxa"/>
+          </w:tblCellMar>
+        </w:tblPrEx>
         <w:trPr>
           <w:tblHeader/>
         </w:trPr>
@@ -6717,6 +7152,12 @@
         </w:tc>
       </w:tr>
       <w:tr>
+        <w:tblPrEx>
+          <w:tblCellMar>
+            <w:top w:w="0" w:type="dxa"/>
+            <w:bottom w:w="0" w:type="dxa"/>
+          </w:tblCellMar>
+        </w:tblPrEx>
         <w:trPr>
           <w:cantSplit/>
         </w:trPr>
@@ -6774,6 +7215,12 @@
         </w:tc>
       </w:tr>
       <w:tr>
+        <w:tblPrEx>
+          <w:tblCellMar>
+            <w:top w:w="0" w:type="dxa"/>
+            <w:bottom w:w="0" w:type="dxa"/>
+          </w:tblCellMar>
+        </w:tblPrEx>
         <w:trPr>
           <w:cantSplit/>
         </w:trPr>
@@ -6831,6 +7278,12 @@
         </w:tc>
       </w:tr>
       <w:tr>
+        <w:tblPrEx>
+          <w:tblCellMar>
+            <w:top w:w="0" w:type="dxa"/>
+            <w:bottom w:w="0" w:type="dxa"/>
+          </w:tblCellMar>
+        </w:tblPrEx>
         <w:trPr>
           <w:cantSplit/>
         </w:trPr>
@@ -6888,6 +7341,12 @@
         </w:tc>
       </w:tr>
       <w:tr>
+        <w:tblPrEx>
+          <w:tblCellMar>
+            <w:top w:w="0" w:type="dxa"/>
+            <w:bottom w:w="0" w:type="dxa"/>
+          </w:tblCellMar>
+        </w:tblPrEx>
         <w:trPr>
           <w:cantSplit/>
         </w:trPr>
@@ -6945,6 +7404,12 @@
         </w:tc>
       </w:tr>
       <w:tr>
+        <w:tblPrEx>
+          <w:tblCellMar>
+            <w:top w:w="0" w:type="dxa"/>
+            <w:bottom w:w="0" w:type="dxa"/>
+          </w:tblCellMar>
+        </w:tblPrEx>
         <w:trPr>
           <w:cantSplit/>
         </w:trPr>
@@ -7013,7 +7478,10 @@
         <w:jc w:val="both"/>
       </w:pPr>
       <w:r>
-        <w:t>La investigación formativa se desarrolla en las asignaturas de proyecto de cada período y en la metodología de la investigación (6.5); la titulación integra los resultados (Arts. 31 y 32 del RRA). La carrera necesitará un grupo de investigación propio o asociado a GITEL, y las líneas de titulación deben coincidir con las de la carrera y la Universidad (Art. 35 del Reglamento de la Unidad de Integración Curricular). El plan consultado es anterior a 2022; el Plan Estratégico 2021-2025 prevé redefinir las líneas de investigación, y la propuesta se ajustará a la versión vigente.</w:t>
+        <w:t xml:space="preserve">La investigación formativa se desarrolla en las asignaturas de proyecto de cada período y en la metodología de la investigación (6.5); la titulación integra los resultados (Arts. 31 y 32 del RRA). La carrera necesitará un grupo de investigación propio o asociado a GITEL, y los trabajos de integración curricular deben relacionarse con las líneas de investigación de la carrera (Art. 47 del Reglamento de la Unidad de Integración Curricular, UIC 2024). El plan de investigación consultado es anterior a 2022; el </w:t>
+      </w:r>
+      <w:r>
+        <w:t>Plan Estratégico 2021-2025 prevé redefinir las líneas de investigación, y la propuesta se ajustará a la versión vigente.</w:t>
       </w:r>
     </w:p>
     <w:p>
@@ -7099,7 +7567,11 @@
         <w:jc w:val="both"/>
       </w:pPr>
       <w:r>
-        <w:t>Aliados posibles: la Estación Experimental Tropical Pichilingue del INIAP, en el cantón Mocache, que investiga cultivos de la zona; los gremios bananero, cacaotero y palmicultor; el Ministerio de Agricultura y Ganadería; y los gobiernos autónomos descentralizados de Los Ríos. La UTEQ reporta 94 convenios nacionales vigentes (63 con instituciones públicas y privadas, 11 con GAD municipales, 10 con universidades, 9 con unidades educativas y 1 con un GAD provincial) y 41 internacionales (informe de rendición de cuentas 2024). Las cartas de intención específicas para esta carrera se gestionan en §7.3.</w:t>
+        <w:t xml:space="preserve">Aliados posibles: la Estación Experimental Tropical Pichilingue del INIAP, en el cantón Mocache, que investiga cultivos de la zona; los gremios bananero, cacaotero y palmicultor; el Ministerio de Agricultura y Ganadería; y los gobiernos autónomos descentralizados de Los Ríos. La UTEQ reporta 94 </w:t>
+      </w:r>
+      <w:r>
+        <w:lastRenderedPageBreak/>
+        <w:t>convenios nacionales vigentes (63 con instituciones públicas y privadas, 11 con GAD municipales, 10 con universidades, 9 con unidades educativas y 1 con un GAD provincial) y 41 internacionales (informe de rendición de cuentas 2024). Las cartas de intención específicas para esta carrera se gestionan en §7.3.</w:t>
       </w:r>
     </w:p>
     <w:p>
@@ -7125,7 +7597,7 @@
           <w:left w:w="10" w:type="dxa"/>
           <w:right w:w="10" w:type="dxa"/>
         </w:tblCellMar>
-        <w:tblLook w:val="0000" w:firstRow="0" w:lastRow="0" w:firstColumn="0" w:lastColumn="0" w:noHBand="0" w:noVBand="0"/>
+        <w:tblLook w:val="04A0" w:firstRow="1" w:lastRow="0" w:firstColumn="1" w:lastColumn="0" w:noHBand="0" w:noVBand="1"/>
       </w:tblPr>
       <w:tblGrid>
         <w:gridCol w:w="1700"/>
@@ -7135,6 +7607,12 @@
         <w:gridCol w:w="2200"/>
       </w:tblGrid>
       <w:tr>
+        <w:tblPrEx>
+          <w:tblCellMar>
+            <w:top w:w="0" w:type="dxa"/>
+            <w:bottom w:w="0" w:type="dxa"/>
+          </w:tblCellMar>
+        </w:tblPrEx>
         <w:trPr>
           <w:tblHeader/>
         </w:trPr>
@@ -7164,7 +7642,6 @@
                 <w:sz w:val="19"/>
                 <w:szCs w:val="19"/>
               </w:rPr>
-              <w:lastRenderedPageBreak/>
               <w:t>Componente</w:t>
             </w:r>
           </w:p>
@@ -7297,6 +7774,12 @@
         </w:tc>
       </w:tr>
       <w:tr>
+        <w:tblPrEx>
+          <w:tblCellMar>
+            <w:top w:w="0" w:type="dxa"/>
+            <w:bottom w:w="0" w:type="dxa"/>
+          </w:tblCellMar>
+        </w:tblPrEx>
         <w:trPr>
           <w:cantSplit/>
         </w:trPr>
@@ -7438,6 +7921,12 @@
         </w:tc>
       </w:tr>
       <w:tr>
+        <w:tblPrEx>
+          <w:tblCellMar>
+            <w:top w:w="0" w:type="dxa"/>
+            <w:bottom w:w="0" w:type="dxa"/>
+          </w:tblCellMar>
+        </w:tblPrEx>
         <w:trPr>
           <w:cantSplit/>
         </w:trPr>
@@ -7579,6 +8068,12 @@
         </w:tc>
       </w:tr>
       <w:tr>
+        <w:tblPrEx>
+          <w:tblCellMar>
+            <w:top w:w="0" w:type="dxa"/>
+            <w:bottom w:w="0" w:type="dxa"/>
+          </w:tblCellMar>
+        </w:tblPrEx>
         <w:trPr>
           <w:cantSplit/>
         </w:trPr>
@@ -7720,6 +8215,12 @@
         </w:tc>
       </w:tr>
       <w:tr>
+        <w:tblPrEx>
+          <w:tblCellMar>
+            <w:top w:w="0" w:type="dxa"/>
+            <w:bottom w:w="0" w:type="dxa"/>
+          </w:tblCellMar>
+        </w:tblPrEx>
         <w:trPr>
           <w:cantSplit/>
         </w:trPr>
@@ -8020,7 +8521,14 @@
         <w:jc w:val="both"/>
       </w:pPr>
       <w:r>
-        <w:t>El Plan Estratégico de Desarrollo Institucional 2021-2025 (actualización de diciembre de 2024) sustenta la calidad de la formación en un modelo educativo cuyas características principales son la flexibilidad, la articulación con todos los niveles de formación y la convergencia con tendencias internacionales. El Reglamento de Semestralización y Créditos (2013) lo describe como un modelo pedagógico por competencias, y el mismo plan prevé pasar a un modelo educativo en red soportado en plataformas digitales y actualizar el reglamento de régimen académico interno y el modelo pedagógico. No se encontró publicado un documento actualizado del modelo educativo; esta sección se apoya en esos tres textos.</w:t>
+        <w:t>El Modelo Educativo y Pedagógico de la UTEQ (aprobado por el Consejo Universitario, 61.ª sesión, 28 de diciembre de 2023) es el documento vigente, posterior al Reglamento de Semestralización y Créditos de 2013 y a la actualización de 2024 del PEDI 2021-2025. Lo funda un enfoque pedagógico centrado en el aprendizaje y en el estudiante, con tres componentes: aprendizaje significativo, aprendizaje autónomo y aprendizaje cooperativo, sobre una base filosófica, axiológica, epistemológica, sociológica y de sosten</w:t>
+      </w:r>
+      <w:r>
+        <w:t xml:space="preserve">ibilidad (perspectiva ecológica). El modelo no describe la </w:t>
+      </w:r>
+      <w:r>
+        <w:lastRenderedPageBreak/>
+        <w:t>formación como "por competencias" a secas, aunque sí define un perfil de egreso institucional por competencias (aprendizaje a lo largo de la vida, comunicación efectiva, trabajo colaborativo y multidisciplinario, emprendimiento e innovación, ciudadanía activa y compromiso con la sostenibilidad).</w:t>
       </w:r>
     </w:p>
     <w:p>
@@ -8036,11 +8544,10 @@
         <w:t>Metodología de la carrera.</w:t>
       </w:r>
       <w:r>
-        <w:t xml:space="preserve"> Coherente con ese modelo, la formación se organiza en torno a proyectos: cada período cierra con un entregable integrador que combina los contenidos de sus laboratorios, y las asignaturas de laboratorio dedican cerca de un tercio de sus horas al componente práctico-</w:t>
+        <w:t xml:space="preserve"> El modelo concibe el ambiente de aprendizaje sobre una base constructivista, combinada con la enseñanza tradicional, en espacios presenciales, virtuales y digitales, y pide del docente una "docencia metacognitiva" que oriente al estudiante sobre cómo aprende y cómo mejorar su desempeño. No describe un dispositivo curricular como el "Proyecto Integrador" del reglamento de 2013 —tampoco lo hace el Reglamento de Régimen Académico Interno de 2021 (RRAI)—, así que esta carrera no lo adopta: la integración de lo</w:t>
       </w:r>
       <w:r>
-        <w:lastRenderedPageBreak/>
-        <w:t>experimental. El aprendizaje con dispositivos reales se apoya en plataformas digitales para simulación, tableros de datos y evaluación continua.</w:t>
+        <w:t>s aprendizajes de cada período queda en manos del proyecto curricular de la carrera, que la mantiene como un entregable de cierre de período sin llamarlo "Proyecto Integrador" ni asignarle el peso de calificación aparte que tenía en 2013. Las asignaturas de laboratorio dedican cerca de un tercio de sus horas al componente práctico-experimental, coherente con el Art. 62 del RRAI.</w:t>
       </w:r>
     </w:p>
     <w:p>
@@ -8057,7 +8564,7 @@
         <w:jc w:val="both"/>
       </w:pPr>
       <w:r>
-        <w:t>El Reglamento de Semestralización y Créditos (Arts. 33 a 42) es el marco al que remite el Reglamento de Admisión y Nivelación de 2023 para el modelo evaluativo. Sus reglas principales son:</w:t>
+        <w:t>El sistema de evaluación vigente es el del Título VII del RRAI (Arts. 61 a 66), no el del Reglamento de Semestralización y Créditos de 2013. Sus reglas principales son:</w:t>
       </w:r>
     </w:p>
     <w:p>
@@ -8070,7 +8577,7 @@
         <w:spacing w:after="60" w:line="276" w:lineRule="auto"/>
       </w:pPr>
       <w:r>
-        <w:t>Cada asignatura se califica sobre 10 puntos, con un decimal, y se aprueba con al menos 7.</w:t>
+        <w:t>La evaluación combina un componente formativo, aplicado al menos dos veces por período, y uno sumativo, aplicado al menos una vez (Art. 61).</w:t>
       </w:r>
     </w:p>
     <w:p>
@@ -8083,7 +8590,7 @@
         <w:spacing w:after="60" w:line="276" w:lineRule="auto"/>
       </w:pPr>
       <w:r>
-        <w:t>Se registran tres notas: primer corte (semana 8) sobre 3 puntos, segundo corte (semana 16) sobre 3 puntos y examen final sobre 4. El 60 % de la nota sale de evaluaciones frecuentes y parciales y el 40 % del examen final.</w:t>
+        <w:t>Se evalúan por separado el aprendizaje en contacto con el docente, el autónomo y el práctico-experimental (Art. 62), coherente con la distribución de horas de cada asignatura de la malla (§6).</w:t>
       </w:r>
     </w:p>
     <w:p>
@@ -8096,7 +8603,7 @@
         <w:spacing w:after="60" w:line="276" w:lineRule="auto"/>
       </w:pPr>
       <w:r>
-        <w:t>Quien no completa 7 puntos puede rendir el examen supletorio, sobre 4 puntos; quien tiene menos de 3 puntos en el 60 % de evaluaciones no puede rendir el examen final.</w:t>
+        <w:t>Ningún componente de evaluación puede pesar más del 35 % de la nota final, y la evaluación de recuperación (supletorio) no puede superar el 50 % (Art. 63.i). El modelo evaluativo que aplica la UTEQ en la práctica distribuye la nota en primer corte (35 %, 3,5 puntos), segundo corte (35 %, 3,5 puntos) y examen final (30 %, 3,0 puntos), dentro de ese límite.</w:t>
       </w:r>
     </w:p>
     <w:p>
@@ -8109,7 +8616,7 @@
         <w:spacing w:after="60" w:line="276" w:lineRule="auto"/>
       </w:pPr>
       <w:r>
-        <w:t>En modalidad presencial se exige asistencia mínima del 80 % para rendir el examen final.</w:t>
+        <w:t>Cada asignatura se califica sobre 10 puntos, con un decimal, y se aprueba con al menos 7 (escala institucional equivalente a Excelente, Muy bueno, Bueno, Aprobado y Reprobado, Art. 63.c).</w:t>
       </w:r>
     </w:p>
     <w:p>
@@ -8122,7 +8629,33 @@
         <w:spacing w:after="60" w:line="276" w:lineRule="auto"/>
       </w:pPr>
       <w:r>
-        <w:t>Las prácticas preprofesionales y el servicio comunitario se evalúan con su reglamento e instructivo propios.</w:t>
+        <w:t>Quien no alcanza la nota mínima tiene derecho a una evaluación de recuperación, por una sola vez en el período (Art. 63.g).</w:t>
+      </w:r>
+    </w:p>
+    <w:p>
+      <w:pPr>
+        <w:pStyle w:val="Prrafodelista"/>
+        <w:numPr>
+          <w:ilvl w:val="0"/>
+          <w:numId w:val="2"/>
+        </w:numPr>
+        <w:spacing w:after="60" w:line="276" w:lineRule="auto"/>
+      </w:pPr>
+      <w:r>
+        <w:t>Las prácticas preprofesionales y el servicio comunitario se evalúan con su reglamento e instructivo propios, y el Instructivo Académico para el Desarrollo de Actividades, Prácticas y Evaluaciones Formativas (Resolución 8.ª del OCS, 16 de febrero de 2024) fija cómo se planifican y evalúan las prácticas de cada asignatura.</w:t>
+      </w:r>
+    </w:p>
+    <w:p>
+      <w:pPr>
+        <w:pStyle w:val="Prrafodelista"/>
+        <w:numPr>
+          <w:ilvl w:val="0"/>
+          <w:numId w:val="2"/>
+        </w:numPr>
+        <w:spacing w:after="60" w:line="276" w:lineRule="auto"/>
+      </w:pPr>
+      <w:r>
+        <w:t>El Modelo Educativo y Pedagógico (2023) añade, sobre esa base reglamentaria, que la evaluación debe ser diagnóstica, formativa y sumativa, con auto, hetero y coevaluación, mediante rúbricas, matrices y listas de verificación construidas con la participación de pares académicos y estudiantes.</w:t>
       </w:r>
     </w:p>
     <w:p>
@@ -8140,7 +8673,27 @@
           <w:sz w:val="20"/>
           <w:szCs w:val="20"/>
         </w:rPr>
-        <w:t>El reglamento es de 2013 y define el crédito con 32 horas; el RRA vigente lo define con 48 horas. Las asignaturas de esta carrera se evalúan con el esquema descrito y sus créditos se cuentan con el RRA. No se encontró un reglamento de evaluación posterior en el sitio de la UTEQ.</w:t>
+        <w:t xml:space="preserve">El RRAI fija el límite máximo del 35 % por componente (Art. 63.i) y remite el detalle operativo —los tres momentos de corte y su peso exacto— al "modelo evaluativo" que la UTEQ debe determinar y divulgar (Art. 63.a); no se encontró ese modelo evaluativo publicado como documento aparte, así que la distribución 35 %/35 %/30 % se toma de la práctica institucional vigente, consistente con el tope del reglamento. La </w:t>
+      </w:r>
+      <w:r>
+        <w:rPr>
+          <w:i/>
+          <w:iCs/>
+          <w:sz w:val="20"/>
+          <w:szCs w:val="20"/>
+        </w:rPr>
+        <w:lastRenderedPageBreak/>
+        <w:t xml:space="preserve">asistencia mínima del 80 % para rendir el examen final, del reglamento de 2013, no se encontró repetida en el RRAI de 2021. </w:t>
+      </w:r>
+      <w:r>
+        <w:rPr>
+          <w:i/>
+          <w:iCs/>
+          <w:sz w:val="20"/>
+          <w:szCs w:val="20"/>
+          <w:highlight w:val="yellow"/>
+        </w:rPr>
+        <w:t>[Confirmar con la Dirección Académica si el requisito de asistencia mínima del 80 % sigue vigente y el modelo evaluativo publicado con el peso exacto de cada corte]</w:t>
       </w:r>
     </w:p>
     <w:p>
@@ -8157,7 +8710,10 @@
         <w:jc w:val="both"/>
       </w:pPr>
       <w:r>
-        <w:t>La titulación se rige por el Reglamento de la Unidad de Integración Curricular (Consejo Universitario, cuadragésima cuarta sesión ordinaria, 20 de julio de 2021), que derogó el reglamento de 2015. No se encontró una reforma posterior. La unidad se cursa en dos asignaturas de los dos últimos niveles, Desarrollo de titulación I y II (7.6 y 8.3 de la malla), y sus créditos forman parte de los de la carrera (Art. 26 del RRA). El reglamento reconoce el examen complexivo y el trabajo de integración curricular, este último en cuatro tipos: proyecto de investigación, artículo científico, estudio de caso y proyecto tecnológico. Cada carrera define cuáles ofrece. Para Ingeniería en Internet de las Cosas se proponen tres:</w:t>
+        <w:t>La titulación se rige por el Reglamento de la Unidad de Integración Curricular de 2024 (UIC 2024), que reformó y reemplazó por completo al de 2021 (renumeró casi todo el articulado; las referencias de esta sección usan la numeración de 2024). La unidad se cursa en dos asignaturas de los dos últimos niveles, Desarrollo de Titulación I y II (7.6 y 8.3 de la malla), y sus créditos forman parte de los de la carrera (Art. 26 del RRA). El reglamento reconoce el examen complexivo y el trabajo de integración curric</w:t>
+      </w:r>
+      <w:r>
+        <w:t>ular, este último en cuatro tipos: proyecto de investigación, artículo científico, casos de estudio y proyecto tecnológico (Art. 41). Cada carrera define cuáles ofrece. Para Ingeniería en Internet de las Cosas se proponen tres:</w:t>
       </w:r>
     </w:p>
     <w:tbl>
@@ -8175,7 +8731,7 @@
           <w:left w:w="10" w:type="dxa"/>
           <w:right w:w="10" w:type="dxa"/>
         </w:tblCellMar>
-        <w:tblLook w:val="0000" w:firstRow="0" w:lastRow="0" w:firstColumn="0" w:lastColumn="0" w:noHBand="0" w:noVBand="0"/>
+        <w:tblLook w:val="04A0" w:firstRow="1" w:lastRow="0" w:firstColumn="1" w:lastColumn="0" w:noHBand="0" w:noVBand="1"/>
       </w:tblPr>
       <w:tblGrid>
         <w:gridCol w:w="1900"/>
@@ -8183,6 +8739,12 @@
         <w:gridCol w:w="3226"/>
       </w:tblGrid>
       <w:tr>
+        <w:tblPrEx>
+          <w:tblCellMar>
+            <w:top w:w="0" w:type="dxa"/>
+            <w:bottom w:w="0" w:type="dxa"/>
+          </w:tblCellMar>
+        </w:tblPrEx>
         <w:trPr>
           <w:tblHeader/>
         </w:trPr>
@@ -8242,7 +8804,7 @@
                 <w:sz w:val="19"/>
                 <w:szCs w:val="19"/>
               </w:rPr>
-              <w:t>Qué es según el reglamento (Art. 34)</w:t>
+              <w:t>Qué es según el reglamento (Arts. 44 a 46)</w:t>
             </w:r>
           </w:p>
         </w:tc>
@@ -8278,6 +8840,12 @@
         </w:tc>
       </w:tr>
       <w:tr>
+        <w:tblPrEx>
+          <w:tblCellMar>
+            <w:top w:w="0" w:type="dxa"/>
+            <w:bottom w:w="0" w:type="dxa"/>
+          </w:tblCellMar>
+        </w:tblPrEx>
         <w:trPr>
           <w:cantSplit/>
         </w:trPr>
@@ -8361,6 +8929,12 @@
         </w:tc>
       </w:tr>
       <w:tr>
+        <w:tblPrEx>
+          <w:tblCellMar>
+            <w:top w:w="0" w:type="dxa"/>
+            <w:bottom w:w="0" w:type="dxa"/>
+          </w:tblCellMar>
+        </w:tblPrEx>
         <w:trPr>
           <w:cantSplit/>
         </w:trPr>
@@ -8412,7 +8986,7 @@
                 <w:sz w:val="19"/>
                 <w:szCs w:val="19"/>
               </w:rPr>
-              <w:t>Propuesta innovadora con investigación exploratoria y diagnóstica, base conceptual y resultados, con argumentación coherente con el campo del conocimiento</w:t>
+              <w:t>Propuesta innovadora con investigación descriptiva, exploratoria, bibliográfica y diagnóstica, base conceptual, metodología, resultados y discusión, con argumentación coherente con el campo del conocimiento</w:t>
             </w:r>
           </w:p>
         </w:tc>
@@ -8444,6 +9018,12 @@
         </w:tc>
       </w:tr>
       <w:tr>
+        <w:tblPrEx>
+          <w:tblCellMar>
+            <w:top w:w="0" w:type="dxa"/>
+            <w:bottom w:w="0" w:type="dxa"/>
+          </w:tblCellMar>
+        </w:tblPrEx>
         <w:trPr>
           <w:cantSplit/>
         </w:trPr>
@@ -8538,7 +9118,59 @@
         <w:jc w:val="both"/>
       </w:pPr>
       <w:r>
-        <w:t>No se ofrecerán el estudio de caso ni el examen complexivo, aunque el reglamento los prevé; la carrera puede habilitarlos después con una resolución del Consejo Académico. Reglas comunes:</w:t>
+        <w:t>No se ofrecerán los casos de estudio ni el examen complexivo, aunque el reglamento los prevé; la carrera puede habilitarlos después con una resolución del Consejo Académico. Reglas comunes (numeración del UIC 2024):</w:t>
+      </w:r>
+    </w:p>
+    <w:p>
+      <w:pPr>
+        <w:pStyle w:val="Prrafodelista"/>
+        <w:numPr>
+          <w:ilvl w:val="0"/>
+          <w:numId w:val="2"/>
+        </w:numPr>
+        <w:spacing w:after="60" w:line="276" w:lineRule="auto"/>
+      </w:pPr>
+      <w:r>
+        <w:t>Requisitos previos: aprobar el examen complexivo o sustentar el trabajo (Art. 10) y no tener deudas con ninguna instancia administrativa o unidad académica de la UTEQ (Art. 11). El requisito de segunda lengua lo fija el Art. 64 del RRA: nivel B1 para grado.</w:t>
+      </w:r>
+    </w:p>
+    <w:p>
+      <w:pPr>
+        <w:pStyle w:val="Prrafodelista"/>
+        <w:numPr>
+          <w:ilvl w:val="0"/>
+          <w:numId w:val="2"/>
+        </w:numPr>
+        <w:spacing w:after="60" w:line="276" w:lineRule="auto"/>
+      </w:pPr>
+      <w:r>
+        <w:t>Propuesta o anteproyecto con portada, tema, planteamiento del problema, objetivos, justificación, síntesis de la metodología y al menos 10 referencias bibliográficas, el 60 % de los últimos 5 años (Art. 49.c); se presenta entre las semanas 1 y 4 del penúltimo nivel.</w:t>
+      </w:r>
+    </w:p>
+    <w:p>
+      <w:pPr>
+        <w:pStyle w:val="Prrafodelista"/>
+        <w:numPr>
+          <w:ilvl w:val="0"/>
+          <w:numId w:val="2"/>
+        </w:numPr>
+        <w:spacing w:after="60" w:line="276" w:lineRule="auto"/>
+      </w:pPr>
+      <w:r>
+        <w:t>La Comisión de Investigación Formativa de la carrera traslada la propuesta al Consejo Directivo de la Facultad en 5 días hábiles; este la analiza y aprueba en 10 días hábiles y designa director y tribunal (Art. 49.a-b). El director debe pertenecer a la planta docente de la UTEQ y tener título de magíster o PhD afín al tema (Art. 52); realiza al menos cinco asesorías por corte evaluativo (Art. 57).</w:t>
+      </w:r>
+    </w:p>
+    <w:p>
+      <w:pPr>
+        <w:pStyle w:val="Prrafodelista"/>
+        <w:numPr>
+          <w:ilvl w:val="0"/>
+          <w:numId w:val="2"/>
+        </w:numPr>
+        <w:spacing w:after="60" w:line="276" w:lineRule="auto"/>
+      </w:pPr>
+      <w:r>
+        <w:t>Los trabajos se evalúan de forma individual, aunque pueden hacerlos hasta tres estudiantes (Art. 39, sin renumerar en 2024). Informe antiplagio con la herramienta institucional COMPILATIO (reemplazó a URKUND), con tolerancia máxima del 10 % (Art. 59.c). Sustentación de 30 minutos y 15 de preguntas, con calificación mínima de 7/10 por promedio del tribunal, inapelable (Arts. 63 a 65).</w:t>
       </w:r>
     </w:p>
     <w:p>
@@ -8552,59 +9184,7 @@
       </w:pPr>
       <w:r>
         <w:lastRenderedPageBreak/>
-        <w:t>Requisitos previos: aprobar la malla, las horas de prácticas laborales y de servicio comunitario, y no tener valores pendientes en tesorería ni bienes pendientes de devolución (Arts. 12 y 13). El requisito de segunda lengua lo fija el Art. 64 del RRA: nivel B1 para grado.</w:t>
-      </w:r>
-    </w:p>
-    <w:p>
-      <w:pPr>
-        <w:pStyle w:val="Prrafodelista"/>
-        <w:numPr>
-          <w:ilvl w:val="0"/>
-          <w:numId w:val="2"/>
-        </w:numPr>
-        <w:spacing w:after="60" w:line="276" w:lineRule="auto"/>
-      </w:pPr>
-      <w:r>
-        <w:t>Anteproyecto con portada, título, introducción, planteamiento del problema, justificación, objetivos, marco teórico, metodología, presupuesto, cronograma, resultados esperados y bibliografía (Art. 40). Referencias en formato IEEE para las carreras de la Facultad de Ciencias de la Ingeniería (Art. 42).</w:t>
-      </w:r>
-    </w:p>
-    <w:p>
-      <w:pPr>
-        <w:pStyle w:val="Prrafodelista"/>
-        <w:numPr>
-          <w:ilvl w:val="0"/>
-          <w:numId w:val="2"/>
-        </w:numPr>
-        <w:spacing w:after="60" w:line="276" w:lineRule="auto"/>
-      </w:pPr>
-      <w:r>
-        <w:t>La Comisión de Investigación Formativa de la carrera revisa el anteproyecto; el Consejo Académico de la Facultad lo aprueba y designa director y tribunal. El director debe tener título de magíster o PhD afín; al menos tres asesorías por corte evaluativo (Arts. 40 y 41).</w:t>
-      </w:r>
-    </w:p>
-    <w:p>
-      <w:pPr>
-        <w:pStyle w:val="Prrafodelista"/>
-        <w:numPr>
-          <w:ilvl w:val="0"/>
-          <w:numId w:val="2"/>
-        </w:numPr>
-        <w:spacing w:after="60" w:line="276" w:lineRule="auto"/>
-      </w:pPr>
-      <w:r>
-        <w:t>Los trabajos se evalúan de forma individual, aunque pueden hacerlos hasta tres estudiantes (Art. 39). Informe antiplagio (URKUND) con tolerancia máxima del 10 % (Art. 47). Sustentación de 30 minutos y 15 de preguntas, con calificación mínima de 7/10 por promedio del tribunal, inapelable (Arts. 52 a 54).</w:t>
-      </w:r>
-    </w:p>
-    <w:p>
-      <w:pPr>
-        <w:pStyle w:val="Prrafodelista"/>
-        <w:numPr>
-          <w:ilvl w:val="0"/>
-          <w:numId w:val="2"/>
-        </w:numPr>
-        <w:spacing w:after="60" w:line="276" w:lineRule="auto"/>
-      </w:pPr>
-      <w:r>
-        <w:t>Nota de grado: 70 % del récord académico, 10 % del promedio de las dos asignaturas de la unidad y 20 % de la sustentación (Art. 58).</w:t>
+        <w:t>Nota de grado: el UIC 2024 simplificó la fórmula de 2021 (que sumaba 70 % de récord académico, 10 % de las asignaturas de la unidad y 20 % de la sustentación) a solo dos componentes: 80 % del promedio del récord académico de toda la malla aprobada y 20 % de la calificación del examen complexivo o de la sustentación (Art. 69).</w:t>
       </w:r>
     </w:p>
     <w:p>
@@ -8621,7 +9201,10 @@
         <w:jc w:val="both"/>
       </w:pPr>
       <w:r>
-        <w:t>El CACES acredita las carreras con dos componentes: la evaluación del entorno de aprendizaje y la de los resultados de aprendizaje, esta última mediante un examen a los estudiantes del último período. Para el entorno de aprendizaje de las carreras de grado, el CACES publicó en 2023 el Modelo genérico, con 5 criterios, 8 subcriterios y 31 indicadores, y en 2025 empezó a publicar modelos por campo amplio, el primero con 34 indicadores (Administración de Empresas y Derecho, marzo de 2025). Para el campo de Tecnologías de la información y la comunicación en grado solo se encontró publicado un modelo de posgrado; se toma entonces el modelo genérico. Los umbrales de los indicadores cuantitativos los fijan los modelos por campo, así que los de esta carrera todavía no existen.</w:t>
+        <w:t>El CACES acredita las carreras con dos componentes: la evaluación del entorno de aprendizaje y la de los resultados de aprendizaje, esta última mediante un examen a los estudiantes del último período. Para el entorno de aprendizaje de las carreras de grado, el CACES publicó en 2023 el Modelo genérico, con 5 criterios, 8 subcriterios y 31 indicadores, y en 2025 empezó a publicar modelos por campo amplio, el primero con 34 indicadores (Administración de Empresas y Derecho, marzo de 2025). Para el campo de Tec</w:t>
+      </w:r>
+      <w:r>
+        <w:t>nologías de la información y la comunicación en grado solo se encontró publicado un modelo de posgrado; se toma entonces el modelo genérico. Los umbrales de los indicadores cuantitativos los fijan los modelos por campo, así que los de esta carrera todavía no existen.</w:t>
       </w:r>
     </w:p>
     <w:p>
@@ -8637,7 +9220,10 @@
         <w:t>Regla de aprobación</w:t>
       </w:r>
       <w:r>
-        <w:t xml:space="preserve"> (Art. 28 del Reglamento de Evaluación Externa con fines de acreditación de carreras, Resolución 172-SO-37-CACES-2023): la carrera debe cumplir todos los criterios; un criterio se cumple cuando al menos el 80 % de sus indicadores queda en "satisfactorio" o "cuasi satisfactorio". Los indicadores cualitativos se valoran según cuánto cumple la carrera los elementos fundamentales del estándar. La UTEQ está acreditada por el CACES (Resolución 169-SE-33-CACES-2020, cinco años), por lo que el informe académico sigue el Anexo 1 de la Guía del CES. La tabla resume cada indicador y dónde se atiende en este proyecto.</w:t>
+        <w:t xml:space="preserve"> (Art. 28 del Reglamento de Evaluación Externa con fines de acreditación de carreras, Resolución 172-SO-37-CACES-2023): la carrera debe cumplir todos los criterios; un criterio se cumple cuando al menos el 80 % de sus indicadores queda en "satisfactorio" o "cuasi satisfactorio". Los indicadores cualitativos se valoran según cuánto cumple la carrera los elementos fundamentales del estándar. La UTEQ está acreditada por el CACES (Resolución 169-SE-33-CACES-2020, cinco años), por lo que el informe académico sig</w:t>
+      </w:r>
+      <w:r>
+        <w:t>ue el Anexo 1 de la Guía del CES. La tabla resume cada indicador y dónde se atiende en este proyecto.</w:t>
       </w:r>
     </w:p>
     <w:tbl>
@@ -8655,7 +9241,7 @@
           <w:left w:w="10" w:type="dxa"/>
           <w:right w:w="10" w:type="dxa"/>
         </w:tblCellMar>
-        <w:tblLook w:val="0000" w:firstRow="0" w:lastRow="0" w:firstColumn="0" w:lastColumn="0" w:noHBand="0" w:noVBand="0"/>
+        <w:tblLook w:val="04A0" w:firstRow="1" w:lastRow="0" w:firstColumn="1" w:lastColumn="0" w:noHBand="0" w:noVBand="1"/>
       </w:tblPr>
       <w:tblGrid>
         <w:gridCol w:w="500"/>
@@ -8664,6 +9250,12 @@
         <w:gridCol w:w="2726"/>
       </w:tblGrid>
       <w:tr>
+        <w:tblPrEx>
+          <w:tblCellMar>
+            <w:top w:w="0" w:type="dxa"/>
+            <w:bottom w:w="0" w:type="dxa"/>
+          </w:tblCellMar>
+        </w:tblPrEx>
         <w:trPr>
           <w:tblHeader/>
         </w:trPr>
@@ -8789,6 +9381,12 @@
         </w:tc>
       </w:tr>
       <w:tr>
+        <w:tblPrEx>
+          <w:tblCellMar>
+            <w:top w:w="0" w:type="dxa"/>
+            <w:bottom w:w="0" w:type="dxa"/>
+          </w:tblCellMar>
+        </w:tblPrEx>
         <w:trPr>
           <w:cantSplit/>
         </w:trPr>
@@ -8880,6 +9478,12 @@
         </w:tc>
       </w:tr>
       <w:tr>
+        <w:tblPrEx>
+          <w:tblCellMar>
+            <w:top w:w="0" w:type="dxa"/>
+            <w:bottom w:w="0" w:type="dxa"/>
+          </w:tblCellMar>
+        </w:tblPrEx>
         <w:trPr>
           <w:cantSplit/>
         </w:trPr>
@@ -8989,6 +9593,12 @@
         </w:tc>
       </w:tr>
       <w:tr>
+        <w:tblPrEx>
+          <w:tblCellMar>
+            <w:top w:w="0" w:type="dxa"/>
+            <w:bottom w:w="0" w:type="dxa"/>
+          </w:tblCellMar>
+        </w:tblPrEx>
         <w:trPr>
           <w:cantSplit/>
         </w:trPr>
@@ -9098,6 +9708,12 @@
         </w:tc>
       </w:tr>
       <w:tr>
+        <w:tblPrEx>
+          <w:tblCellMar>
+            <w:top w:w="0" w:type="dxa"/>
+            <w:bottom w:w="0" w:type="dxa"/>
+          </w:tblCellMar>
+        </w:tblPrEx>
         <w:trPr>
           <w:cantSplit/>
         </w:trPr>
@@ -9207,6 +9823,12 @@
         </w:tc>
       </w:tr>
       <w:tr>
+        <w:tblPrEx>
+          <w:tblCellMar>
+            <w:top w:w="0" w:type="dxa"/>
+            <w:bottom w:w="0" w:type="dxa"/>
+          </w:tblCellMar>
+        </w:tblPrEx>
         <w:trPr>
           <w:cantSplit/>
         </w:trPr>
@@ -9232,7 +9854,6 @@
                 <w:sz w:val="19"/>
                 <w:szCs w:val="19"/>
               </w:rPr>
-              <w:lastRenderedPageBreak/>
               <w:t>4</w:t>
             </w:r>
           </w:p>
@@ -9317,6 +9938,12 @@
         </w:tc>
       </w:tr>
       <w:tr>
+        <w:tblPrEx>
+          <w:tblCellMar>
+            <w:top w:w="0" w:type="dxa"/>
+            <w:bottom w:w="0" w:type="dxa"/>
+          </w:tblCellMar>
+        </w:tblPrEx>
         <w:trPr>
           <w:cantSplit/>
         </w:trPr>
@@ -9426,6 +10053,12 @@
         </w:tc>
       </w:tr>
       <w:tr>
+        <w:tblPrEx>
+          <w:tblCellMar>
+            <w:top w:w="0" w:type="dxa"/>
+            <w:bottom w:w="0" w:type="dxa"/>
+          </w:tblCellMar>
+        </w:tblPrEx>
         <w:trPr>
           <w:cantSplit/>
         </w:trPr>
@@ -9535,6 +10168,12 @@
         </w:tc>
       </w:tr>
       <w:tr>
+        <w:tblPrEx>
+          <w:tblCellMar>
+            <w:top w:w="0" w:type="dxa"/>
+            <w:bottom w:w="0" w:type="dxa"/>
+          </w:tblCellMar>
+        </w:tblPrEx>
         <w:trPr>
           <w:cantSplit/>
         </w:trPr>
@@ -9644,6 +10283,12 @@
         </w:tc>
       </w:tr>
       <w:tr>
+        <w:tblPrEx>
+          <w:tblCellMar>
+            <w:top w:w="0" w:type="dxa"/>
+            <w:bottom w:w="0" w:type="dxa"/>
+          </w:tblCellMar>
+        </w:tblPrEx>
         <w:trPr>
           <w:cantSplit/>
         </w:trPr>
@@ -9735,6 +10380,12 @@
         </w:tc>
       </w:tr>
       <w:tr>
+        <w:tblPrEx>
+          <w:tblCellMar>
+            <w:top w:w="0" w:type="dxa"/>
+            <w:bottom w:w="0" w:type="dxa"/>
+          </w:tblCellMar>
+        </w:tblPrEx>
         <w:trPr>
           <w:cantSplit/>
         </w:trPr>
@@ -9844,6 +10495,12 @@
         </w:tc>
       </w:tr>
       <w:tr>
+        <w:tblPrEx>
+          <w:tblCellMar>
+            <w:top w:w="0" w:type="dxa"/>
+            <w:bottom w:w="0" w:type="dxa"/>
+          </w:tblCellMar>
+        </w:tblPrEx>
         <w:trPr>
           <w:cantSplit/>
         </w:trPr>
@@ -9869,6 +10526,7 @@
                 <w:sz w:val="19"/>
                 <w:szCs w:val="19"/>
               </w:rPr>
+              <w:lastRenderedPageBreak/>
               <w:t>9</w:t>
             </w:r>
           </w:p>
@@ -9953,6 +10611,12 @@
         </w:tc>
       </w:tr>
       <w:tr>
+        <w:tblPrEx>
+          <w:tblCellMar>
+            <w:top w:w="0" w:type="dxa"/>
+            <w:bottom w:w="0" w:type="dxa"/>
+          </w:tblCellMar>
+        </w:tblPrEx>
         <w:trPr>
           <w:cantSplit/>
         </w:trPr>
@@ -10062,6 +10726,12 @@
         </w:tc>
       </w:tr>
       <w:tr>
+        <w:tblPrEx>
+          <w:tblCellMar>
+            <w:top w:w="0" w:type="dxa"/>
+            <w:bottom w:w="0" w:type="dxa"/>
+          </w:tblCellMar>
+        </w:tblPrEx>
         <w:trPr>
           <w:cantSplit/>
         </w:trPr>
@@ -10153,6 +10823,12 @@
         </w:tc>
       </w:tr>
       <w:tr>
+        <w:tblPrEx>
+          <w:tblCellMar>
+            <w:top w:w="0" w:type="dxa"/>
+            <w:bottom w:w="0" w:type="dxa"/>
+          </w:tblCellMar>
+        </w:tblPrEx>
         <w:trPr>
           <w:cantSplit/>
         </w:trPr>
@@ -10262,6 +10938,12 @@
         </w:tc>
       </w:tr>
       <w:tr>
+        <w:tblPrEx>
+          <w:tblCellMar>
+            <w:top w:w="0" w:type="dxa"/>
+            <w:bottom w:w="0" w:type="dxa"/>
+          </w:tblCellMar>
+        </w:tblPrEx>
         <w:trPr>
           <w:cantSplit/>
         </w:trPr>
@@ -10371,6 +11053,12 @@
         </w:tc>
       </w:tr>
       <w:tr>
+        <w:tblPrEx>
+          <w:tblCellMar>
+            <w:top w:w="0" w:type="dxa"/>
+            <w:bottom w:w="0" w:type="dxa"/>
+          </w:tblCellMar>
+        </w:tblPrEx>
         <w:trPr>
           <w:cantSplit/>
         </w:trPr>
@@ -10480,6 +11168,12 @@
         </w:tc>
       </w:tr>
       <w:tr>
+        <w:tblPrEx>
+          <w:tblCellMar>
+            <w:top w:w="0" w:type="dxa"/>
+            <w:bottom w:w="0" w:type="dxa"/>
+          </w:tblCellMar>
+        </w:tblPrEx>
         <w:trPr>
           <w:cantSplit/>
         </w:trPr>
@@ -10589,6 +11283,12 @@
         </w:tc>
       </w:tr>
       <w:tr>
+        <w:tblPrEx>
+          <w:tblCellMar>
+            <w:top w:w="0" w:type="dxa"/>
+            <w:bottom w:w="0" w:type="dxa"/>
+          </w:tblCellMar>
+        </w:tblPrEx>
         <w:trPr>
           <w:cantSplit/>
         </w:trPr>
@@ -10698,6 +11398,12 @@
         </w:tc>
       </w:tr>
       <w:tr>
+        <w:tblPrEx>
+          <w:tblCellMar>
+            <w:top w:w="0" w:type="dxa"/>
+            <w:bottom w:w="0" w:type="dxa"/>
+          </w:tblCellMar>
+        </w:tblPrEx>
         <w:trPr>
           <w:cantSplit/>
         </w:trPr>
@@ -10807,6 +11513,12 @@
         </w:tc>
       </w:tr>
       <w:tr>
+        <w:tblPrEx>
+          <w:tblCellMar>
+            <w:top w:w="0" w:type="dxa"/>
+            <w:bottom w:w="0" w:type="dxa"/>
+          </w:tblCellMar>
+        </w:tblPrEx>
         <w:trPr>
           <w:cantSplit/>
         </w:trPr>
@@ -10916,6 +11628,12 @@
         </w:tc>
       </w:tr>
       <w:tr>
+        <w:tblPrEx>
+          <w:tblCellMar>
+            <w:top w:w="0" w:type="dxa"/>
+            <w:bottom w:w="0" w:type="dxa"/>
+          </w:tblCellMar>
+        </w:tblPrEx>
         <w:trPr>
           <w:cantSplit/>
         </w:trPr>
@@ -11007,6 +11725,12 @@
         </w:tc>
       </w:tr>
       <w:tr>
+        <w:tblPrEx>
+          <w:tblCellMar>
+            <w:top w:w="0" w:type="dxa"/>
+            <w:bottom w:w="0" w:type="dxa"/>
+          </w:tblCellMar>
+        </w:tblPrEx>
         <w:trPr>
           <w:cantSplit/>
         </w:trPr>
@@ -11116,6 +11840,12 @@
         </w:tc>
       </w:tr>
       <w:tr>
+        <w:tblPrEx>
+          <w:tblCellMar>
+            <w:top w:w="0" w:type="dxa"/>
+            <w:bottom w:w="0" w:type="dxa"/>
+          </w:tblCellMar>
+        </w:tblPrEx>
         <w:trPr>
           <w:cantSplit/>
         </w:trPr>
@@ -11225,6 +11955,12 @@
         </w:tc>
       </w:tr>
       <w:tr>
+        <w:tblPrEx>
+          <w:tblCellMar>
+            <w:top w:w="0" w:type="dxa"/>
+            <w:bottom w:w="0" w:type="dxa"/>
+          </w:tblCellMar>
+        </w:tblPrEx>
         <w:trPr>
           <w:cantSplit/>
         </w:trPr>
@@ -11334,6 +12070,12 @@
         </w:tc>
       </w:tr>
       <w:tr>
+        <w:tblPrEx>
+          <w:tblCellMar>
+            <w:top w:w="0" w:type="dxa"/>
+            <w:bottom w:w="0" w:type="dxa"/>
+          </w:tblCellMar>
+        </w:tblPrEx>
         <w:trPr>
           <w:cantSplit/>
         </w:trPr>
@@ -11425,6 +12167,12 @@
         </w:tc>
       </w:tr>
       <w:tr>
+        <w:tblPrEx>
+          <w:tblCellMar>
+            <w:top w:w="0" w:type="dxa"/>
+            <w:bottom w:w="0" w:type="dxa"/>
+          </w:tblCellMar>
+        </w:tblPrEx>
         <w:trPr>
           <w:cantSplit/>
         </w:trPr>
@@ -11534,6 +12282,12 @@
         </w:tc>
       </w:tr>
       <w:tr>
+        <w:tblPrEx>
+          <w:tblCellMar>
+            <w:top w:w="0" w:type="dxa"/>
+            <w:bottom w:w="0" w:type="dxa"/>
+          </w:tblCellMar>
+        </w:tblPrEx>
         <w:trPr>
           <w:cantSplit/>
         </w:trPr>
@@ -11643,6 +12397,12 @@
         </w:tc>
       </w:tr>
       <w:tr>
+        <w:tblPrEx>
+          <w:tblCellMar>
+            <w:top w:w="0" w:type="dxa"/>
+            <w:bottom w:w="0" w:type="dxa"/>
+          </w:tblCellMar>
+        </w:tblPrEx>
         <w:trPr>
           <w:cantSplit/>
         </w:trPr>
@@ -11752,6 +12512,12 @@
         </w:tc>
       </w:tr>
       <w:tr>
+        <w:tblPrEx>
+          <w:tblCellMar>
+            <w:top w:w="0" w:type="dxa"/>
+            <w:bottom w:w="0" w:type="dxa"/>
+          </w:tblCellMar>
+        </w:tblPrEx>
         <w:trPr>
           <w:cantSplit/>
         </w:trPr>
@@ -11843,6 +12609,12 @@
         </w:tc>
       </w:tr>
       <w:tr>
+        <w:tblPrEx>
+          <w:tblCellMar>
+            <w:top w:w="0" w:type="dxa"/>
+            <w:bottom w:w="0" w:type="dxa"/>
+          </w:tblCellMar>
+        </w:tblPrEx>
         <w:trPr>
           <w:cantSplit/>
         </w:trPr>
@@ -11952,6 +12724,12 @@
         </w:tc>
       </w:tr>
       <w:tr>
+        <w:tblPrEx>
+          <w:tblCellMar>
+            <w:top w:w="0" w:type="dxa"/>
+            <w:bottom w:w="0" w:type="dxa"/>
+          </w:tblCellMar>
+        </w:tblPrEx>
         <w:trPr>
           <w:cantSplit/>
         </w:trPr>
@@ -12061,6 +12839,12 @@
         </w:tc>
       </w:tr>
       <w:tr>
+        <w:tblPrEx>
+          <w:tblCellMar>
+            <w:top w:w="0" w:type="dxa"/>
+            <w:bottom w:w="0" w:type="dxa"/>
+          </w:tblCellMar>
+        </w:tblPrEx>
         <w:trPr>
           <w:cantSplit/>
         </w:trPr>
@@ -12086,6 +12870,7 @@
                 <w:sz w:val="19"/>
                 <w:szCs w:val="19"/>
               </w:rPr>
+              <w:lastRenderedPageBreak/>
               <w:t>26</w:t>
             </w:r>
           </w:p>
@@ -12170,6 +12955,12 @@
         </w:tc>
       </w:tr>
       <w:tr>
+        <w:tblPrEx>
+          <w:tblCellMar>
+            <w:top w:w="0" w:type="dxa"/>
+            <w:bottom w:w="0" w:type="dxa"/>
+          </w:tblCellMar>
+        </w:tblPrEx>
         <w:trPr>
           <w:cantSplit/>
         </w:trPr>
@@ -12279,6 +13070,12 @@
         </w:tc>
       </w:tr>
       <w:tr>
+        <w:tblPrEx>
+          <w:tblCellMar>
+            <w:top w:w="0" w:type="dxa"/>
+            <w:bottom w:w="0" w:type="dxa"/>
+          </w:tblCellMar>
+        </w:tblPrEx>
         <w:trPr>
           <w:cantSplit/>
         </w:trPr>
@@ -12388,6 +13185,12 @@
         </w:tc>
       </w:tr>
       <w:tr>
+        <w:tblPrEx>
+          <w:tblCellMar>
+            <w:top w:w="0" w:type="dxa"/>
+            <w:bottom w:w="0" w:type="dxa"/>
+          </w:tblCellMar>
+        </w:tblPrEx>
         <w:trPr>
           <w:cantSplit/>
         </w:trPr>
@@ -12497,6 +13300,12 @@
         </w:tc>
       </w:tr>
       <w:tr>
+        <w:tblPrEx>
+          <w:tblCellMar>
+            <w:top w:w="0" w:type="dxa"/>
+            <w:bottom w:w="0" w:type="dxa"/>
+          </w:tblCellMar>
+        </w:tblPrEx>
         <w:trPr>
           <w:cantSplit/>
         </w:trPr>
@@ -12606,6 +13415,12 @@
         </w:tc>
       </w:tr>
       <w:tr>
+        <w:tblPrEx>
+          <w:tblCellMar>
+            <w:top w:w="0" w:type="dxa"/>
+            <w:bottom w:w="0" w:type="dxa"/>
+          </w:tblCellMar>
+        </w:tblPrEx>
         <w:trPr>
           <w:cantSplit/>
         </w:trPr>
@@ -12823,13 +13638,19 @@
           <w:left w:w="10" w:type="dxa"/>
           <w:right w:w="10" w:type="dxa"/>
         </w:tblCellMar>
-        <w:tblLook w:val="0000" w:firstRow="0" w:lastRow="0" w:firstColumn="0" w:lastColumn="0" w:noHBand="0" w:noVBand="0"/>
+        <w:tblLook w:val="04A0" w:firstRow="1" w:lastRow="0" w:firstColumn="1" w:lastColumn="0" w:noHBand="0" w:noVBand="1"/>
       </w:tblPr>
       <w:tblGrid>
         <w:gridCol w:w="6026"/>
         <w:gridCol w:w="3000"/>
       </w:tblGrid>
       <w:tr>
+        <w:tblPrEx>
+          <w:tblCellMar>
+            <w:top w:w="0" w:type="dxa"/>
+            <w:bottom w:w="0" w:type="dxa"/>
+          </w:tblCellMar>
+        </w:tblPrEx>
         <w:trPr>
           <w:tblHeader/>
         </w:trPr>
@@ -12898,6 +13719,12 @@
         </w:tc>
       </w:tr>
       <w:tr>
+        <w:tblPrEx>
+          <w:tblCellMar>
+            <w:top w:w="0" w:type="dxa"/>
+            <w:bottom w:w="0" w:type="dxa"/>
+          </w:tblCellMar>
+        </w:tblPrEx>
         <w:trPr>
           <w:cantSplit/>
         </w:trPr>
@@ -12958,6 +13785,12 @@
         </w:tc>
       </w:tr>
       <w:tr>
+        <w:tblPrEx>
+          <w:tblCellMar>
+            <w:top w:w="0" w:type="dxa"/>
+            <w:bottom w:w="0" w:type="dxa"/>
+          </w:tblCellMar>
+        </w:tblPrEx>
         <w:trPr>
           <w:cantSplit/>
         </w:trPr>
@@ -13018,6 +13851,12 @@
         </w:tc>
       </w:tr>
       <w:tr>
+        <w:tblPrEx>
+          <w:tblCellMar>
+            <w:top w:w="0" w:type="dxa"/>
+            <w:bottom w:w="0" w:type="dxa"/>
+          </w:tblCellMar>
+        </w:tblPrEx>
         <w:trPr>
           <w:cantSplit/>
         </w:trPr>
@@ -13078,6 +13917,12 @@
         </w:tc>
       </w:tr>
       <w:tr>
+        <w:tblPrEx>
+          <w:tblCellMar>
+            <w:top w:w="0" w:type="dxa"/>
+            <w:bottom w:w="0" w:type="dxa"/>
+          </w:tblCellMar>
+        </w:tblPrEx>
         <w:trPr>
           <w:cantSplit/>
         </w:trPr>
@@ -13138,6 +13983,12 @@
         </w:tc>
       </w:tr>
       <w:tr>
+        <w:tblPrEx>
+          <w:tblCellMar>
+            <w:top w:w="0" w:type="dxa"/>
+            <w:bottom w:w="0" w:type="dxa"/>
+          </w:tblCellMar>
+        </w:tblPrEx>
         <w:trPr>
           <w:cantSplit/>
         </w:trPr>
@@ -13198,6 +14049,12 @@
         </w:tc>
       </w:tr>
       <w:tr>
+        <w:tblPrEx>
+          <w:tblCellMar>
+            <w:top w:w="0" w:type="dxa"/>
+            <w:bottom w:w="0" w:type="dxa"/>
+          </w:tblCellMar>
+        </w:tblPrEx>
         <w:trPr>
           <w:cantSplit/>
         </w:trPr>
@@ -13287,7 +14144,7 @@
           <w:left w:w="10" w:type="dxa"/>
           <w:right w:w="10" w:type="dxa"/>
         </w:tblCellMar>
-        <w:tblLook w:val="0000" w:firstRow="0" w:lastRow="0" w:firstColumn="0" w:lastColumn="0" w:noHBand="0" w:noVBand="0"/>
+        <w:tblLook w:val="04A0" w:firstRow="1" w:lastRow="0" w:firstColumn="1" w:lastColumn="0" w:noHBand="0" w:noVBand="1"/>
       </w:tblPr>
       <w:tblGrid>
         <w:gridCol w:w="3000"/>
@@ -13298,6 +14155,12 @@
         <w:gridCol w:w="826"/>
       </w:tblGrid>
       <w:tr>
+        <w:tblPrEx>
+          <w:tblCellMar>
+            <w:top w:w="0" w:type="dxa"/>
+            <w:bottom w:w="0" w:type="dxa"/>
+          </w:tblCellMar>
+        </w:tblPrEx>
         <w:trPr>
           <w:tblHeader/>
         </w:trPr>
@@ -13499,6 +14362,12 @@
         </w:tc>
       </w:tr>
       <w:tr>
+        <w:tblPrEx>
+          <w:tblCellMar>
+            <w:top w:w="0" w:type="dxa"/>
+            <w:bottom w:w="0" w:type="dxa"/>
+          </w:tblCellMar>
+        </w:tblPrEx>
         <w:trPr>
           <w:cantSplit/>
         </w:trPr>
@@ -13675,6 +14544,12 @@
         </w:tc>
       </w:tr>
       <w:tr>
+        <w:tblPrEx>
+          <w:tblCellMar>
+            <w:top w:w="0" w:type="dxa"/>
+            <w:bottom w:w="0" w:type="dxa"/>
+          </w:tblCellMar>
+        </w:tblPrEx>
         <w:trPr>
           <w:cantSplit/>
         </w:trPr>
@@ -13851,6 +14726,12 @@
         </w:tc>
       </w:tr>
       <w:tr>
+        <w:tblPrEx>
+          <w:tblCellMar>
+            <w:top w:w="0" w:type="dxa"/>
+            <w:bottom w:w="0" w:type="dxa"/>
+          </w:tblCellMar>
+        </w:tblPrEx>
         <w:trPr>
           <w:cantSplit/>
         </w:trPr>
@@ -14027,6 +14908,12 @@
         </w:tc>
       </w:tr>
       <w:tr>
+        <w:tblPrEx>
+          <w:tblCellMar>
+            <w:top w:w="0" w:type="dxa"/>
+            <w:bottom w:w="0" w:type="dxa"/>
+          </w:tblCellMar>
+        </w:tblPrEx>
         <w:trPr>
           <w:cantSplit/>
         </w:trPr>
@@ -14203,6 +15090,12 @@
         </w:tc>
       </w:tr>
       <w:tr>
+        <w:tblPrEx>
+          <w:tblCellMar>
+            <w:top w:w="0" w:type="dxa"/>
+            <w:bottom w:w="0" w:type="dxa"/>
+          </w:tblCellMar>
+        </w:tblPrEx>
         <w:trPr>
           <w:cantSplit/>
         </w:trPr>
@@ -14452,13 +15345,19 @@
           <w:left w:w="10" w:type="dxa"/>
           <w:right w:w="10" w:type="dxa"/>
         </w:tblCellMar>
-        <w:tblLook w:val="0000" w:firstRow="0" w:lastRow="0" w:firstColumn="0" w:lastColumn="0" w:noHBand="0" w:noVBand="0"/>
+        <w:tblLook w:val="04A0" w:firstRow="1" w:lastRow="0" w:firstColumn="1" w:lastColumn="0" w:noHBand="0" w:noVBand="1"/>
       </w:tblPr>
       <w:tblGrid>
         <w:gridCol w:w="4600"/>
         <w:gridCol w:w="4426"/>
       </w:tblGrid>
       <w:tr>
+        <w:tblPrEx>
+          <w:tblCellMar>
+            <w:top w:w="0" w:type="dxa"/>
+            <w:bottom w:w="0" w:type="dxa"/>
+          </w:tblCellMar>
+        </w:tblPrEx>
         <w:trPr>
           <w:tblHeader/>
         </w:trPr>
@@ -14524,6 +15423,12 @@
         </w:tc>
       </w:tr>
       <w:tr>
+        <w:tblPrEx>
+          <w:tblCellMar>
+            <w:top w:w="0" w:type="dxa"/>
+            <w:bottom w:w="0" w:type="dxa"/>
+          </w:tblCellMar>
+        </w:tblPrEx>
         <w:trPr>
           <w:cantSplit/>
         </w:trPr>
@@ -14581,6 +15486,12 @@
         </w:tc>
       </w:tr>
       <w:tr>
+        <w:tblPrEx>
+          <w:tblCellMar>
+            <w:top w:w="0" w:type="dxa"/>
+            <w:bottom w:w="0" w:type="dxa"/>
+          </w:tblCellMar>
+        </w:tblPrEx>
         <w:trPr>
           <w:cantSplit/>
         </w:trPr>
@@ -14638,6 +15549,12 @@
         </w:tc>
       </w:tr>
       <w:tr>
+        <w:tblPrEx>
+          <w:tblCellMar>
+            <w:top w:w="0" w:type="dxa"/>
+            <w:bottom w:w="0" w:type="dxa"/>
+          </w:tblCellMar>
+        </w:tblPrEx>
         <w:trPr>
           <w:cantSplit/>
         </w:trPr>
@@ -14695,6 +15612,12 @@
         </w:tc>
       </w:tr>
       <w:tr>
+        <w:tblPrEx>
+          <w:tblCellMar>
+            <w:top w:w="0" w:type="dxa"/>
+            <w:bottom w:w="0" w:type="dxa"/>
+          </w:tblCellMar>
+        </w:tblPrEx>
         <w:trPr>
           <w:cantSplit/>
         </w:trPr>
@@ -14856,7 +15779,7 @@
           <w:left w:w="10" w:type="dxa"/>
           <w:right w:w="10" w:type="dxa"/>
         </w:tblCellMar>
-        <w:tblLook w:val="0000" w:firstRow="0" w:lastRow="0" w:firstColumn="0" w:lastColumn="0" w:noHBand="0" w:noVBand="0"/>
+        <w:tblLook w:val="04A0" w:firstRow="1" w:lastRow="0" w:firstColumn="1" w:lastColumn="0" w:noHBand="0" w:noVBand="1"/>
       </w:tblPr>
       <w:tblGrid>
         <w:gridCol w:w="3800"/>
@@ -14864,6 +15787,12 @@
         <w:gridCol w:w="2226"/>
       </w:tblGrid>
       <w:tr>
+        <w:tblPrEx>
+          <w:tblCellMar>
+            <w:top w:w="0" w:type="dxa"/>
+            <w:bottom w:w="0" w:type="dxa"/>
+          </w:tblCellMar>
+        </w:tblPrEx>
         <w:trPr>
           <w:tblHeader/>
         </w:trPr>
@@ -14965,6 +15894,12 @@
         </w:tc>
       </w:tr>
       <w:tr>
+        <w:tblPrEx>
+          <w:tblCellMar>
+            <w:top w:w="0" w:type="dxa"/>
+            <w:bottom w:w="0" w:type="dxa"/>
+          </w:tblCellMar>
+        </w:tblPrEx>
         <w:trPr>
           <w:cantSplit/>
         </w:trPr>
@@ -15054,6 +15989,12 @@
         </w:tc>
       </w:tr>
       <w:tr>
+        <w:tblPrEx>
+          <w:tblCellMar>
+            <w:top w:w="0" w:type="dxa"/>
+            <w:bottom w:w="0" w:type="dxa"/>
+          </w:tblCellMar>
+        </w:tblPrEx>
         <w:trPr>
           <w:cantSplit/>
         </w:trPr>
@@ -15143,6 +16084,12 @@
         </w:tc>
       </w:tr>
       <w:tr>
+        <w:tblPrEx>
+          <w:tblCellMar>
+            <w:top w:w="0" w:type="dxa"/>
+            <w:bottom w:w="0" w:type="dxa"/>
+          </w:tblCellMar>
+        </w:tblPrEx>
         <w:trPr>
           <w:cantSplit/>
         </w:trPr>
@@ -15278,7 +16225,7 @@
           <w:left w:w="10" w:type="dxa"/>
           <w:right w:w="10" w:type="dxa"/>
         </w:tblCellMar>
-        <w:tblLook w:val="0000" w:firstRow="0" w:lastRow="0" w:firstColumn="0" w:lastColumn="0" w:noHBand="0" w:noVBand="0"/>
+        <w:tblLook w:val="04A0" w:firstRow="1" w:lastRow="0" w:firstColumn="1" w:lastColumn="0" w:noHBand="0" w:noVBand="1"/>
       </w:tblPr>
       <w:tblGrid>
         <w:gridCol w:w="3626"/>
@@ -15287,6 +16234,12 @@
         <w:gridCol w:w="1800"/>
       </w:tblGrid>
       <w:tr>
+        <w:tblPrEx>
+          <w:tblCellMar>
+            <w:top w:w="0" w:type="dxa"/>
+            <w:bottom w:w="0" w:type="dxa"/>
+          </w:tblCellMar>
+        </w:tblPrEx>
         <w:trPr>
           <w:tblHeader/>
         </w:trPr>
@@ -15421,6 +16374,12 @@
         </w:tc>
       </w:tr>
       <w:tr>
+        <w:tblPrEx>
+          <w:tblCellMar>
+            <w:top w:w="0" w:type="dxa"/>
+            <w:bottom w:w="0" w:type="dxa"/>
+          </w:tblCellMar>
+        </w:tblPrEx>
         <w:trPr>
           <w:cantSplit/>
         </w:trPr>
@@ -15539,6 +16498,12 @@
         </w:tc>
       </w:tr>
       <w:tr>
+        <w:tblPrEx>
+          <w:tblCellMar>
+            <w:top w:w="0" w:type="dxa"/>
+            <w:bottom w:w="0" w:type="dxa"/>
+          </w:tblCellMar>
+        </w:tblPrEx>
         <w:trPr>
           <w:cantSplit/>
         </w:trPr>
@@ -15657,6 +16622,12 @@
         </w:tc>
       </w:tr>
       <w:tr>
+        <w:tblPrEx>
+          <w:tblCellMar>
+            <w:top w:w="0" w:type="dxa"/>
+            <w:bottom w:w="0" w:type="dxa"/>
+          </w:tblCellMar>
+        </w:tblPrEx>
         <w:trPr>
           <w:cantSplit/>
         </w:trPr>
@@ -15775,6 +16746,12 @@
         </w:tc>
       </w:tr>
       <w:tr>
+        <w:tblPrEx>
+          <w:tblCellMar>
+            <w:top w:w="0" w:type="dxa"/>
+            <w:bottom w:w="0" w:type="dxa"/>
+          </w:tblCellMar>
+        </w:tblPrEx>
         <w:trPr>
           <w:cantSplit/>
         </w:trPr>
@@ -15893,6 +16870,12 @@
         </w:tc>
       </w:tr>
       <w:tr>
+        <w:tblPrEx>
+          <w:tblCellMar>
+            <w:top w:w="0" w:type="dxa"/>
+            <w:bottom w:w="0" w:type="dxa"/>
+          </w:tblCellMar>
+        </w:tblPrEx>
         <w:trPr>
           <w:cantSplit/>
         </w:trPr>
@@ -16011,6 +16994,12 @@
         </w:tc>
       </w:tr>
       <w:tr>
+        <w:tblPrEx>
+          <w:tblCellMar>
+            <w:top w:w="0" w:type="dxa"/>
+            <w:bottom w:w="0" w:type="dxa"/>
+          </w:tblCellMar>
+        </w:tblPrEx>
         <w:trPr>
           <w:cantSplit/>
         </w:trPr>
@@ -16129,6 +17118,12 @@
         </w:tc>
       </w:tr>
       <w:tr>
+        <w:tblPrEx>
+          <w:tblCellMar>
+            <w:top w:w="0" w:type="dxa"/>
+            <w:bottom w:w="0" w:type="dxa"/>
+          </w:tblCellMar>
+        </w:tblPrEx>
         <w:trPr>
           <w:cantSplit/>
         </w:trPr>
@@ -16247,6 +17242,12 @@
         </w:tc>
       </w:tr>
       <w:tr>
+        <w:tblPrEx>
+          <w:tblCellMar>
+            <w:top w:w="0" w:type="dxa"/>
+            <w:bottom w:w="0" w:type="dxa"/>
+          </w:tblCellMar>
+        </w:tblPrEx>
         <w:trPr>
           <w:cantSplit/>
         </w:trPr>
@@ -16365,6 +17366,12 @@
         </w:tc>
       </w:tr>
       <w:tr>
+        <w:tblPrEx>
+          <w:tblCellMar>
+            <w:top w:w="0" w:type="dxa"/>
+            <w:bottom w:w="0" w:type="dxa"/>
+          </w:tblCellMar>
+        </w:tblPrEx>
         <w:trPr>
           <w:cantSplit/>
         </w:trPr>
@@ -16483,6 +17490,12 @@
         </w:tc>
       </w:tr>
       <w:tr>
+        <w:tblPrEx>
+          <w:tblCellMar>
+            <w:top w:w="0" w:type="dxa"/>
+            <w:bottom w:w="0" w:type="dxa"/>
+          </w:tblCellMar>
+        </w:tblPrEx>
         <w:trPr>
           <w:cantSplit/>
         </w:trPr>
@@ -16601,6 +17614,12 @@
         </w:tc>
       </w:tr>
       <w:tr>
+        <w:tblPrEx>
+          <w:tblCellMar>
+            <w:top w:w="0" w:type="dxa"/>
+            <w:bottom w:w="0" w:type="dxa"/>
+          </w:tblCellMar>
+        </w:tblPrEx>
         <w:trPr>
           <w:cantSplit/>
         </w:trPr>
@@ -16719,6 +17738,12 @@
         </w:tc>
       </w:tr>
       <w:tr>
+        <w:tblPrEx>
+          <w:tblCellMar>
+            <w:top w:w="0" w:type="dxa"/>
+            <w:bottom w:w="0" w:type="dxa"/>
+          </w:tblCellMar>
+        </w:tblPrEx>
         <w:trPr>
           <w:cantSplit/>
         </w:trPr>
@@ -16837,6 +17862,12 @@
         </w:tc>
       </w:tr>
       <w:tr>
+        <w:tblPrEx>
+          <w:tblCellMar>
+            <w:top w:w="0" w:type="dxa"/>
+            <w:bottom w:w="0" w:type="dxa"/>
+          </w:tblCellMar>
+        </w:tblPrEx>
         <w:trPr>
           <w:cantSplit/>
         </w:trPr>
@@ -16992,7 +18023,7 @@
           <w:left w:w="10" w:type="dxa"/>
           <w:right w:w="10" w:type="dxa"/>
         </w:tblCellMar>
-        <w:tblLook w:val="0000" w:firstRow="0" w:lastRow="0" w:firstColumn="0" w:lastColumn="0" w:noHBand="0" w:noVBand="0"/>
+        <w:tblLook w:val="04A0" w:firstRow="1" w:lastRow="0" w:firstColumn="1" w:lastColumn="0" w:noHBand="0" w:noVBand="1"/>
       </w:tblPr>
       <w:tblGrid>
         <w:gridCol w:w="5626"/>
@@ -17000,6 +18031,12 @@
         <w:gridCol w:w="1700"/>
       </w:tblGrid>
       <w:tr>
+        <w:tblPrEx>
+          <w:tblCellMar>
+            <w:top w:w="0" w:type="dxa"/>
+            <w:bottom w:w="0" w:type="dxa"/>
+          </w:tblCellMar>
+        </w:tblPrEx>
         <w:trPr>
           <w:tblHeader/>
         </w:trPr>
@@ -17102,6 +18139,12 @@
         </w:tc>
       </w:tr>
       <w:tr>
+        <w:tblPrEx>
+          <w:tblCellMar>
+            <w:top w:w="0" w:type="dxa"/>
+            <w:bottom w:w="0" w:type="dxa"/>
+          </w:tblCellMar>
+        </w:tblPrEx>
         <w:trPr>
           <w:cantSplit/>
         </w:trPr>
@@ -17191,6 +18234,12 @@
         </w:tc>
       </w:tr>
       <w:tr>
+        <w:tblPrEx>
+          <w:tblCellMar>
+            <w:top w:w="0" w:type="dxa"/>
+            <w:bottom w:w="0" w:type="dxa"/>
+          </w:tblCellMar>
+        </w:tblPrEx>
         <w:trPr>
           <w:cantSplit/>
         </w:trPr>
@@ -17280,6 +18329,12 @@
         </w:tc>
       </w:tr>
       <w:tr>
+        <w:tblPrEx>
+          <w:tblCellMar>
+            <w:top w:w="0" w:type="dxa"/>
+            <w:bottom w:w="0" w:type="dxa"/>
+          </w:tblCellMar>
+        </w:tblPrEx>
         <w:trPr>
           <w:cantSplit/>
         </w:trPr>
@@ -17369,6 +18424,12 @@
         </w:tc>
       </w:tr>
       <w:tr>
+        <w:tblPrEx>
+          <w:tblCellMar>
+            <w:top w:w="0" w:type="dxa"/>
+            <w:bottom w:w="0" w:type="dxa"/>
+          </w:tblCellMar>
+        </w:tblPrEx>
         <w:trPr>
           <w:cantSplit/>
         </w:trPr>
@@ -17536,7 +18597,7 @@
           <w:left w:w="10" w:type="dxa"/>
           <w:right w:w="10" w:type="dxa"/>
         </w:tblCellMar>
-        <w:tblLook w:val="0000" w:firstRow="0" w:lastRow="0" w:firstColumn="0" w:lastColumn="0" w:noHBand="0" w:noVBand="0"/>
+        <w:tblLook w:val="04A0" w:firstRow="1" w:lastRow="0" w:firstColumn="1" w:lastColumn="0" w:noHBand="0" w:noVBand="1"/>
       </w:tblPr>
       <w:tblGrid>
         <w:gridCol w:w="2100"/>
@@ -17544,6 +18605,12 @@
         <w:gridCol w:w="3463"/>
       </w:tblGrid>
       <w:tr>
+        <w:tblPrEx>
+          <w:tblCellMar>
+            <w:top w:w="0" w:type="dxa"/>
+            <w:bottom w:w="0" w:type="dxa"/>
+          </w:tblCellMar>
+        </w:tblPrEx>
         <w:trPr>
           <w:tblHeader/>
         </w:trPr>
@@ -17639,6 +18706,12 @@
         </w:tc>
       </w:tr>
       <w:tr>
+        <w:tblPrEx>
+          <w:tblCellMar>
+            <w:top w:w="0" w:type="dxa"/>
+            <w:bottom w:w="0" w:type="dxa"/>
+          </w:tblCellMar>
+        </w:tblPrEx>
         <w:trPr>
           <w:cantSplit/>
         </w:trPr>
@@ -17722,6 +18795,12 @@
         </w:tc>
       </w:tr>
       <w:tr>
+        <w:tblPrEx>
+          <w:tblCellMar>
+            <w:top w:w="0" w:type="dxa"/>
+            <w:bottom w:w="0" w:type="dxa"/>
+          </w:tblCellMar>
+        </w:tblPrEx>
         <w:trPr>
           <w:cantSplit/>
         </w:trPr>
@@ -17805,6 +18884,12 @@
         </w:tc>
       </w:tr>
       <w:tr>
+        <w:tblPrEx>
+          <w:tblCellMar>
+            <w:top w:w="0" w:type="dxa"/>
+            <w:bottom w:w="0" w:type="dxa"/>
+          </w:tblCellMar>
+        </w:tblPrEx>
         <w:trPr>
           <w:cantSplit/>
         </w:trPr>
@@ -17888,6 +18973,12 @@
         </w:tc>
       </w:tr>
       <w:tr>
+        <w:tblPrEx>
+          <w:tblCellMar>
+            <w:top w:w="0" w:type="dxa"/>
+            <w:bottom w:w="0" w:type="dxa"/>
+          </w:tblCellMar>
+        </w:tblPrEx>
         <w:trPr>
           <w:cantSplit/>
         </w:trPr>
@@ -17972,6 +19063,12 @@
         </w:tc>
       </w:tr>
       <w:tr>
+        <w:tblPrEx>
+          <w:tblCellMar>
+            <w:top w:w="0" w:type="dxa"/>
+            <w:bottom w:w="0" w:type="dxa"/>
+          </w:tblCellMar>
+        </w:tblPrEx>
         <w:trPr>
           <w:cantSplit/>
         </w:trPr>
@@ -18066,7 +19163,10 @@
         <w:jc w:val="both"/>
       </w:pPr>
       <w:r>
-        <w:t>El traslape mayor está en las redes y en los sistemas embebidos (una asignatura de Telemática). El núcleo que distingue a IoT —diseño de hardware, sensores y actuadores, y analítica en el borde— no tiene equivalente en la malla vigente de Telemática, lo que respalda una carrera distinta y no un ajuste curricular. Falta comparar asignatura por asignatura para definir tablas de convalidación. Fuera de la UTEQ, la UEES Online oferta en línea la carrera "Ingeniero en Internet de las Cosas" con la Resolución RPC-SO-26-No.428-2023.</w:t>
+        <w:t>El traslape mayor está en las redes y en los sistemas embebidos (una asignatura de Telemática). El núcleo que distingue a IoT —diseño de hardware, sensores y actuadores, y analítica en el borde— no tiene equivalente en la malla vigente de Telemática, lo que respalda una carrera distinta y no un ajuste curricular. Falta comparar asignatura por asignatura para definir tablas de convalidación. Fuera de la UTEQ, la UEES Online oferta en línea la carrera "Ingeniero en Internet de las Cosas" con la Resolución RPC</w:t>
+      </w:r>
+      <w:r>
+        <w:t>-SO-26-No.428-2023.</w:t>
       </w:r>
     </w:p>
     <w:p>
@@ -18110,7 +19210,7 @@
           <w:left w:w="10" w:type="dxa"/>
           <w:right w:w="10" w:type="dxa"/>
         </w:tblCellMar>
-        <w:tblLook w:val="0000" w:firstRow="0" w:lastRow="0" w:firstColumn="0" w:lastColumn="0" w:noHBand="0" w:noVBand="0"/>
+        <w:tblLook w:val="04A0" w:firstRow="1" w:lastRow="0" w:firstColumn="1" w:lastColumn="0" w:noHBand="0" w:noVBand="1"/>
       </w:tblPr>
       <w:tblGrid>
         <w:gridCol w:w="4626"/>
@@ -18119,6 +19219,12 @@
         <w:gridCol w:w="1300"/>
       </w:tblGrid>
       <w:tr>
+        <w:tblPrEx>
+          <w:tblCellMar>
+            <w:top w:w="0" w:type="dxa"/>
+            <w:bottom w:w="0" w:type="dxa"/>
+          </w:tblCellMar>
+        </w:tblPrEx>
         <w:trPr>
           <w:tblHeader/>
         </w:trPr>
@@ -18253,6 +19359,12 @@
         </w:tc>
       </w:tr>
       <w:tr>
+        <w:tblPrEx>
+          <w:tblCellMar>
+            <w:top w:w="0" w:type="dxa"/>
+            <w:bottom w:w="0" w:type="dxa"/>
+          </w:tblCellMar>
+        </w:tblPrEx>
         <w:trPr>
           <w:cantSplit/>
         </w:trPr>
@@ -18371,6 +19483,12 @@
         </w:tc>
       </w:tr>
       <w:tr>
+        <w:tblPrEx>
+          <w:tblCellMar>
+            <w:top w:w="0" w:type="dxa"/>
+            <w:bottom w:w="0" w:type="dxa"/>
+          </w:tblCellMar>
+        </w:tblPrEx>
         <w:trPr>
           <w:cantSplit/>
         </w:trPr>
@@ -18489,6 +19607,12 @@
         </w:tc>
       </w:tr>
       <w:tr>
+        <w:tblPrEx>
+          <w:tblCellMar>
+            <w:top w:w="0" w:type="dxa"/>
+            <w:bottom w:w="0" w:type="dxa"/>
+          </w:tblCellMar>
+        </w:tblPrEx>
         <w:trPr>
           <w:cantSplit/>
         </w:trPr>
@@ -18607,6 +19731,12 @@
         </w:tc>
       </w:tr>
       <w:tr>
+        <w:tblPrEx>
+          <w:tblCellMar>
+            <w:top w:w="0" w:type="dxa"/>
+            <w:bottom w:w="0" w:type="dxa"/>
+          </w:tblCellMar>
+        </w:tblPrEx>
         <w:trPr>
           <w:cantSplit/>
         </w:trPr>
@@ -18725,6 +19855,12 @@
         </w:tc>
       </w:tr>
       <w:tr>
+        <w:tblPrEx>
+          <w:tblCellMar>
+            <w:top w:w="0" w:type="dxa"/>
+            <w:bottom w:w="0" w:type="dxa"/>
+          </w:tblCellMar>
+        </w:tblPrEx>
         <w:trPr>
           <w:cantSplit/>
         </w:trPr>
@@ -18843,6 +19979,12 @@
         </w:tc>
       </w:tr>
       <w:tr>
+        <w:tblPrEx>
+          <w:tblCellMar>
+            <w:top w:w="0" w:type="dxa"/>
+            <w:bottom w:w="0" w:type="dxa"/>
+          </w:tblCellMar>
+        </w:tblPrEx>
         <w:trPr>
           <w:cantSplit/>
         </w:trPr>
@@ -18961,6 +20103,12 @@
         </w:tc>
       </w:tr>
       <w:tr>
+        <w:tblPrEx>
+          <w:tblCellMar>
+            <w:top w:w="0" w:type="dxa"/>
+            <w:bottom w:w="0" w:type="dxa"/>
+          </w:tblCellMar>
+        </w:tblPrEx>
         <w:trPr>
           <w:cantSplit/>
         </w:trPr>
@@ -19079,6 +20227,12 @@
         </w:tc>
       </w:tr>
       <w:tr>
+        <w:tblPrEx>
+          <w:tblCellMar>
+            <w:top w:w="0" w:type="dxa"/>
+            <w:bottom w:w="0" w:type="dxa"/>
+          </w:tblCellMar>
+        </w:tblPrEx>
         <w:trPr>
           <w:cantSplit/>
         </w:trPr>
@@ -19197,6 +20351,12 @@
         </w:tc>
       </w:tr>
       <w:tr>
+        <w:tblPrEx>
+          <w:tblCellMar>
+            <w:top w:w="0" w:type="dxa"/>
+            <w:bottom w:w="0" w:type="dxa"/>
+          </w:tblCellMar>
+        </w:tblPrEx>
         <w:trPr>
           <w:cantSplit/>
         </w:trPr>
@@ -19315,6 +20475,12 @@
         </w:tc>
       </w:tr>
       <w:tr>
+        <w:tblPrEx>
+          <w:tblCellMar>
+            <w:top w:w="0" w:type="dxa"/>
+            <w:bottom w:w="0" w:type="dxa"/>
+          </w:tblCellMar>
+        </w:tblPrEx>
         <w:trPr>
           <w:cantSplit/>
         </w:trPr>
@@ -19433,6 +20599,12 @@
         </w:tc>
       </w:tr>
       <w:tr>
+        <w:tblPrEx>
+          <w:tblCellMar>
+            <w:top w:w="0" w:type="dxa"/>
+            <w:bottom w:w="0" w:type="dxa"/>
+          </w:tblCellMar>
+        </w:tblPrEx>
         <w:trPr>
           <w:cantSplit/>
         </w:trPr>
@@ -19551,6 +20723,12 @@
         </w:tc>
       </w:tr>
       <w:tr>
+        <w:tblPrEx>
+          <w:tblCellMar>
+            <w:top w:w="0" w:type="dxa"/>
+            <w:bottom w:w="0" w:type="dxa"/>
+          </w:tblCellMar>
+        </w:tblPrEx>
         <w:trPr>
           <w:cantSplit/>
         </w:trPr>
@@ -19669,6 +20847,12 @@
         </w:tc>
       </w:tr>
       <w:tr>
+        <w:tblPrEx>
+          <w:tblCellMar>
+            <w:top w:w="0" w:type="dxa"/>
+            <w:bottom w:w="0" w:type="dxa"/>
+          </w:tblCellMar>
+        </w:tblPrEx>
         <w:trPr>
           <w:cantSplit/>
         </w:trPr>
@@ -19960,7 +21144,7 @@
           <w:left w:w="10" w:type="dxa"/>
           <w:right w:w="10" w:type="dxa"/>
         </w:tblCellMar>
-        <w:tblLook w:val="0000" w:firstRow="0" w:lastRow="0" w:firstColumn="0" w:lastColumn="0" w:noHBand="0" w:noVBand="0"/>
+        <w:tblLook w:val="04A0" w:firstRow="1" w:lastRow="0" w:firstColumn="1" w:lastColumn="0" w:noHBand="0" w:noVBand="1"/>
       </w:tblPr>
       <w:tblGrid>
         <w:gridCol w:w="2400"/>
@@ -19969,6 +21153,12 @@
         <w:gridCol w:w="2226"/>
       </w:tblGrid>
       <w:tr>
+        <w:tblPrEx>
+          <w:tblCellMar>
+            <w:top w:w="0" w:type="dxa"/>
+            <w:bottom w:w="0" w:type="dxa"/>
+          </w:tblCellMar>
+        </w:tblPrEx>
         <w:trPr>
           <w:tblHeader/>
         </w:trPr>
@@ -20103,6 +21293,12 @@
         </w:tc>
       </w:tr>
       <w:tr>
+        <w:tblPrEx>
+          <w:tblCellMar>
+            <w:top w:w="0" w:type="dxa"/>
+            <w:bottom w:w="0" w:type="dxa"/>
+          </w:tblCellMar>
+        </w:tblPrEx>
         <w:trPr>
           <w:cantSplit/>
         </w:trPr>
@@ -20221,6 +21417,12 @@
         </w:tc>
       </w:tr>
       <w:tr>
+        <w:tblPrEx>
+          <w:tblCellMar>
+            <w:top w:w="0" w:type="dxa"/>
+            <w:bottom w:w="0" w:type="dxa"/>
+          </w:tblCellMar>
+        </w:tblPrEx>
         <w:trPr>
           <w:cantSplit/>
         </w:trPr>
@@ -20339,6 +21541,12 @@
         </w:tc>
       </w:tr>
       <w:tr>
+        <w:tblPrEx>
+          <w:tblCellMar>
+            <w:top w:w="0" w:type="dxa"/>
+            <w:bottom w:w="0" w:type="dxa"/>
+          </w:tblCellMar>
+        </w:tblPrEx>
         <w:trPr>
           <w:cantSplit/>
         </w:trPr>
@@ -20493,7 +21701,7 @@
           <w:left w:w="10" w:type="dxa"/>
           <w:right w:w="10" w:type="dxa"/>
         </w:tblCellMar>
-        <w:tblLook w:val="0000" w:firstRow="0" w:lastRow="0" w:firstColumn="0" w:lastColumn="0" w:noHBand="0" w:noVBand="0"/>
+        <w:tblLook w:val="04A0" w:firstRow="1" w:lastRow="0" w:firstColumn="1" w:lastColumn="0" w:noHBand="0" w:noVBand="1"/>
       </w:tblPr>
       <w:tblGrid>
         <w:gridCol w:w="3626"/>
@@ -20503,6 +21711,12 @@
         <w:gridCol w:w="1300"/>
       </w:tblGrid>
       <w:tr>
+        <w:tblPrEx>
+          <w:tblCellMar>
+            <w:top w:w="0" w:type="dxa"/>
+            <w:bottom w:w="0" w:type="dxa"/>
+          </w:tblCellMar>
+        </w:tblPrEx>
         <w:trPr>
           <w:tblHeader/>
         </w:trPr>
@@ -20670,6 +21884,12 @@
         </w:tc>
       </w:tr>
       <w:tr>
+        <w:tblPrEx>
+          <w:tblCellMar>
+            <w:top w:w="0" w:type="dxa"/>
+            <w:bottom w:w="0" w:type="dxa"/>
+          </w:tblCellMar>
+        </w:tblPrEx>
         <w:trPr>
           <w:cantSplit/>
         </w:trPr>
@@ -20817,6 +22037,12 @@
         </w:tc>
       </w:tr>
       <w:tr>
+        <w:tblPrEx>
+          <w:tblCellMar>
+            <w:top w:w="0" w:type="dxa"/>
+            <w:bottom w:w="0" w:type="dxa"/>
+          </w:tblCellMar>
+        </w:tblPrEx>
         <w:trPr>
           <w:cantSplit/>
         </w:trPr>
@@ -20964,6 +22190,12 @@
         </w:tc>
       </w:tr>
       <w:tr>
+        <w:tblPrEx>
+          <w:tblCellMar>
+            <w:top w:w="0" w:type="dxa"/>
+            <w:bottom w:w="0" w:type="dxa"/>
+          </w:tblCellMar>
+        </w:tblPrEx>
         <w:trPr>
           <w:cantSplit/>
         </w:trPr>
@@ -21111,6 +22343,12 @@
         </w:tc>
       </w:tr>
       <w:tr>
+        <w:tblPrEx>
+          <w:tblCellMar>
+            <w:top w:w="0" w:type="dxa"/>
+            <w:bottom w:w="0" w:type="dxa"/>
+          </w:tblCellMar>
+        </w:tblPrEx>
         <w:trPr>
           <w:cantSplit/>
         </w:trPr>
@@ -21258,6 +22496,12 @@
         </w:tc>
       </w:tr>
       <w:tr>
+        <w:tblPrEx>
+          <w:tblCellMar>
+            <w:top w:w="0" w:type="dxa"/>
+            <w:bottom w:w="0" w:type="dxa"/>
+          </w:tblCellMar>
+        </w:tblPrEx>
         <w:trPr>
           <w:cantSplit/>
         </w:trPr>
@@ -21405,6 +22649,12 @@
         </w:tc>
       </w:tr>
       <w:tr>
+        <w:tblPrEx>
+          <w:tblCellMar>
+            <w:top w:w="0" w:type="dxa"/>
+            <w:bottom w:w="0" w:type="dxa"/>
+          </w:tblCellMar>
+        </w:tblPrEx>
         <w:trPr>
           <w:cantSplit/>
         </w:trPr>
@@ -21552,6 +22802,12 @@
         </w:tc>
       </w:tr>
       <w:tr>
+        <w:tblPrEx>
+          <w:tblCellMar>
+            <w:top w:w="0" w:type="dxa"/>
+            <w:bottom w:w="0" w:type="dxa"/>
+          </w:tblCellMar>
+        </w:tblPrEx>
         <w:trPr>
           <w:cantSplit/>
         </w:trPr>
@@ -21699,6 +22955,12 @@
         </w:tc>
       </w:tr>
       <w:tr>
+        <w:tblPrEx>
+          <w:tblCellMar>
+            <w:top w:w="0" w:type="dxa"/>
+            <w:bottom w:w="0" w:type="dxa"/>
+          </w:tblCellMar>
+        </w:tblPrEx>
         <w:trPr>
           <w:cantSplit/>
         </w:trPr>
@@ -21847,6 +23109,12 @@
         </w:tc>
       </w:tr>
       <w:tr>
+        <w:tblPrEx>
+          <w:tblCellMar>
+            <w:top w:w="0" w:type="dxa"/>
+            <w:bottom w:w="0" w:type="dxa"/>
+          </w:tblCellMar>
+        </w:tblPrEx>
         <w:trPr>
           <w:cantSplit/>
         </w:trPr>
@@ -22072,7 +23340,7 @@
           <w:left w:w="10" w:type="dxa"/>
           <w:right w:w="10" w:type="dxa"/>
         </w:tblCellMar>
-        <w:tblLook w:val="0000" w:firstRow="0" w:lastRow="0" w:firstColumn="0" w:lastColumn="0" w:noHBand="0" w:noVBand="0"/>
+        <w:tblLook w:val="04A0" w:firstRow="1" w:lastRow="0" w:firstColumn="1" w:lastColumn="0" w:noHBand="0" w:noVBand="1"/>
       </w:tblPr>
       <w:tblGrid>
         <w:gridCol w:w="4626"/>
@@ -22081,6 +23349,12 @@
         <w:gridCol w:w="1400"/>
       </w:tblGrid>
       <w:tr>
+        <w:tblPrEx>
+          <w:tblCellMar>
+            <w:top w:w="0" w:type="dxa"/>
+            <w:bottom w:w="0" w:type="dxa"/>
+          </w:tblCellMar>
+        </w:tblPrEx>
         <w:trPr>
           <w:tblHeader/>
         </w:trPr>
@@ -22215,6 +23489,12 @@
         </w:tc>
       </w:tr>
       <w:tr>
+        <w:tblPrEx>
+          <w:tblCellMar>
+            <w:top w:w="0" w:type="dxa"/>
+            <w:bottom w:w="0" w:type="dxa"/>
+          </w:tblCellMar>
+        </w:tblPrEx>
         <w:trPr>
           <w:cantSplit/>
         </w:trPr>
@@ -22333,6 +23613,12 @@
         </w:tc>
       </w:tr>
       <w:tr>
+        <w:tblPrEx>
+          <w:tblCellMar>
+            <w:top w:w="0" w:type="dxa"/>
+            <w:bottom w:w="0" w:type="dxa"/>
+          </w:tblCellMar>
+        </w:tblPrEx>
         <w:trPr>
           <w:cantSplit/>
         </w:trPr>
@@ -22451,6 +23737,12 @@
         </w:tc>
       </w:tr>
       <w:tr>
+        <w:tblPrEx>
+          <w:tblCellMar>
+            <w:top w:w="0" w:type="dxa"/>
+            <w:bottom w:w="0" w:type="dxa"/>
+          </w:tblCellMar>
+        </w:tblPrEx>
         <w:trPr>
           <w:cantSplit/>
         </w:trPr>
@@ -22569,6 +23861,12 @@
         </w:tc>
       </w:tr>
       <w:tr>
+        <w:tblPrEx>
+          <w:tblCellMar>
+            <w:top w:w="0" w:type="dxa"/>
+            <w:bottom w:w="0" w:type="dxa"/>
+          </w:tblCellMar>
+        </w:tblPrEx>
         <w:trPr>
           <w:cantSplit/>
         </w:trPr>
@@ -22744,7 +24042,7 @@
           <w:left w:w="10" w:type="dxa"/>
           <w:right w:w="10" w:type="dxa"/>
         </w:tblCellMar>
-        <w:tblLook w:val="0000" w:firstRow="0" w:lastRow="0" w:firstColumn="0" w:lastColumn="0" w:noHBand="0" w:noVBand="0"/>
+        <w:tblLook w:val="04A0" w:firstRow="1" w:lastRow="0" w:firstColumn="1" w:lastColumn="0" w:noHBand="0" w:noVBand="1"/>
       </w:tblPr>
       <w:tblGrid>
         <w:gridCol w:w="3300"/>
@@ -22752,6 +24050,12 @@
         <w:gridCol w:w="4726"/>
       </w:tblGrid>
       <w:tr>
+        <w:tblPrEx>
+          <w:tblCellMar>
+            <w:top w:w="0" w:type="dxa"/>
+            <w:bottom w:w="0" w:type="dxa"/>
+          </w:tblCellMar>
+        </w:tblPrEx>
         <w:trPr>
           <w:tblHeader/>
         </w:trPr>
@@ -22850,6 +24154,12 @@
         </w:tc>
       </w:tr>
       <w:tr>
+        <w:tblPrEx>
+          <w:tblCellMar>
+            <w:top w:w="0" w:type="dxa"/>
+            <w:bottom w:w="0" w:type="dxa"/>
+          </w:tblCellMar>
+        </w:tblPrEx>
         <w:trPr>
           <w:cantSplit/>
         </w:trPr>
@@ -22936,6 +24246,12 @@
         </w:tc>
       </w:tr>
       <w:tr>
+        <w:tblPrEx>
+          <w:tblCellMar>
+            <w:top w:w="0" w:type="dxa"/>
+            <w:bottom w:w="0" w:type="dxa"/>
+          </w:tblCellMar>
+        </w:tblPrEx>
         <w:trPr>
           <w:cantSplit/>
         </w:trPr>
@@ -23022,6 +24338,12 @@
         </w:tc>
       </w:tr>
       <w:tr>
+        <w:tblPrEx>
+          <w:tblCellMar>
+            <w:top w:w="0" w:type="dxa"/>
+            <w:bottom w:w="0" w:type="dxa"/>
+          </w:tblCellMar>
+        </w:tblPrEx>
         <w:trPr>
           <w:cantSplit/>
         </w:trPr>
@@ -23155,7 +24477,7 @@
           <w:left w:w="10" w:type="dxa"/>
           <w:right w:w="10" w:type="dxa"/>
         </w:tblCellMar>
-        <w:tblLook w:val="0000" w:firstRow="0" w:lastRow="0" w:firstColumn="0" w:lastColumn="0" w:noHBand="0" w:noVBand="0"/>
+        <w:tblLook w:val="04A0" w:firstRow="1" w:lastRow="0" w:firstColumn="1" w:lastColumn="0" w:noHBand="0" w:noVBand="1"/>
       </w:tblPr>
       <w:tblGrid>
         <w:gridCol w:w="3000"/>
@@ -23164,6 +24486,12 @@
         <w:gridCol w:w="2026"/>
       </w:tblGrid>
       <w:tr>
+        <w:tblPrEx>
+          <w:tblCellMar>
+            <w:top w:w="0" w:type="dxa"/>
+            <w:bottom w:w="0" w:type="dxa"/>
+          </w:tblCellMar>
+        </w:tblPrEx>
         <w:trPr>
           <w:tblHeader/>
         </w:trPr>
@@ -23298,6 +24626,12 @@
         </w:tc>
       </w:tr>
       <w:tr>
+        <w:tblPrEx>
+          <w:tblCellMar>
+            <w:top w:w="0" w:type="dxa"/>
+            <w:bottom w:w="0" w:type="dxa"/>
+          </w:tblCellMar>
+        </w:tblPrEx>
         <w:trPr>
           <w:cantSplit/>
         </w:trPr>
@@ -23352,7 +24686,14 @@
                 <w:sz w:val="19"/>
                 <w:szCs w:val="19"/>
               </w:rPr>
-              <w:t>−3</w:t>
+              <w:t>−</w:t>
+            </w:r>
+            <w:r>
+              <w:rPr>
+                <w:sz w:val="19"/>
+                <w:szCs w:val="19"/>
+              </w:rPr>
+              <w:t>3</w:t>
             </w:r>
           </w:p>
         </w:tc>
@@ -23410,12 +24751,25 @@
                 <w:sz w:val="19"/>
                 <w:szCs w:val="19"/>
               </w:rPr>
-              <w:t>−22</w:t>
+              <w:t>−</w:t>
+            </w:r>
+            <w:r>
+              <w:rPr>
+                <w:sz w:val="19"/>
+                <w:szCs w:val="19"/>
+              </w:rPr>
+              <w:t>22</w:t>
             </w:r>
           </w:p>
         </w:tc>
       </w:tr>
       <w:tr>
+        <w:tblPrEx>
+          <w:tblCellMar>
+            <w:top w:w="0" w:type="dxa"/>
+            <w:bottom w:w="0" w:type="dxa"/>
+          </w:tblCellMar>
+        </w:tblPrEx>
         <w:trPr>
           <w:cantSplit/>
         </w:trPr>
@@ -23534,6 +24888,12 @@
         </w:tc>
       </w:tr>
       <w:tr>
+        <w:tblPrEx>
+          <w:tblCellMar>
+            <w:top w:w="0" w:type="dxa"/>
+            <w:bottom w:w="0" w:type="dxa"/>
+          </w:tblCellMar>
+        </w:tblPrEx>
         <w:trPr>
           <w:cantSplit/>
         </w:trPr>
@@ -23681,7 +25041,7 @@
           <w:left w:w="10" w:type="dxa"/>
           <w:right w:w="10" w:type="dxa"/>
         </w:tblCellMar>
-        <w:tblLook w:val="0000" w:firstRow="0" w:lastRow="0" w:firstColumn="0" w:lastColumn="0" w:noHBand="0" w:noVBand="0"/>
+        <w:tblLook w:val="04A0" w:firstRow="1" w:lastRow="0" w:firstColumn="1" w:lastColumn="0" w:noHBand="0" w:noVBand="1"/>
       </w:tblPr>
       <w:tblGrid>
         <w:gridCol w:w="1500"/>
@@ -23692,6 +25052,12 @@
         <w:gridCol w:w="1426"/>
       </w:tblGrid>
       <w:tr>
+        <w:tblPrEx>
+          <w:tblCellMar>
+            <w:top w:w="0" w:type="dxa"/>
+            <w:bottom w:w="0" w:type="dxa"/>
+          </w:tblCellMar>
+        </w:tblPrEx>
         <w:trPr>
           <w:tblHeader/>
         </w:trPr>
@@ -23892,6 +25258,12 @@
         </w:tc>
       </w:tr>
       <w:tr>
+        <w:tblPrEx>
+          <w:tblCellMar>
+            <w:top w:w="0" w:type="dxa"/>
+            <w:bottom w:w="0" w:type="dxa"/>
+          </w:tblCellMar>
+        </w:tblPrEx>
         <w:trPr>
           <w:cantSplit/>
         </w:trPr>
@@ -24068,6 +25440,12 @@
         </w:tc>
       </w:tr>
       <w:tr>
+        <w:tblPrEx>
+          <w:tblCellMar>
+            <w:top w:w="0" w:type="dxa"/>
+            <w:bottom w:w="0" w:type="dxa"/>
+          </w:tblCellMar>
+        </w:tblPrEx>
         <w:trPr>
           <w:cantSplit/>
         </w:trPr>
@@ -24244,6 +25622,12 @@
         </w:tc>
       </w:tr>
       <w:tr>
+        <w:tblPrEx>
+          <w:tblCellMar>
+            <w:top w:w="0" w:type="dxa"/>
+            <w:bottom w:w="0" w:type="dxa"/>
+          </w:tblCellMar>
+        </w:tblPrEx>
         <w:trPr>
           <w:cantSplit/>
         </w:trPr>
@@ -24635,7 +26019,10 @@
         <w:jc w:val="both"/>
       </w:pPr>
       <w:r>
-        <w:t xml:space="preserve">Con la evidencia disponible, la carrera es coherente con la política de transformación digital, llena un vacío en la oferta nacional y responde a brechas medibles de tecnificación en el sector que más pesa en Los Ríos. El dimensionamiento sugiere que una cohorte de 40 estudiantes equilibra la oferta y la demanda en el escenario base, con riesgo de sobreoferta si la adopción es baja. Su aprobación depende de tres cosas que este borrador no resuelve: la demanda ocupacional medida en el territorio, la oferta real de graduados TIC de la zona y la diferenciación frente a Telemática. </w:t>
+        <w:t>Con la evidencia disponible, la carrera es coherente con la política de transformación digital, llena un vacío en la oferta nacional y responde a brechas medibles de tecnificación en el sector que más pesa en Los Ríos. El dimensionamiento sugiere que una cohorte de 40 estudiantes equilibra la oferta y la demanda en el escenario base, con riesgo de sobreoferta si la adopción es baja. Su aprobación depende de tres cosas que este borrador no resuelve: la demanda ocupacional medida en el territorio, la oferta r</w:t>
+      </w:r>
+      <w:r>
+        <w:t xml:space="preserve">eal de graduados TIC de la zona y la diferenciación frente a Telemática. </w:t>
       </w:r>
       <w:r>
         <w:rPr>
@@ -24829,7 +26216,7 @@
           <w:left w:w="10" w:type="dxa"/>
           <w:right w:w="10" w:type="dxa"/>
         </w:tblCellMar>
-        <w:tblLook w:val="0000" w:firstRow="0" w:lastRow="0" w:firstColumn="0" w:lastColumn="0" w:noHBand="0" w:noVBand="0"/>
+        <w:tblLook w:val="04A0" w:firstRow="1" w:lastRow="0" w:firstColumn="1" w:lastColumn="0" w:noHBand="0" w:noVBand="1"/>
       </w:tblPr>
       <w:tblGrid>
         <w:gridCol w:w="2600"/>
@@ -24837,6 +26224,12 @@
         <w:gridCol w:w="3826"/>
       </w:tblGrid>
       <w:tr>
+        <w:tblPrEx>
+          <w:tblCellMar>
+            <w:top w:w="0" w:type="dxa"/>
+            <w:bottom w:w="0" w:type="dxa"/>
+          </w:tblCellMar>
+        </w:tblPrEx>
         <w:trPr>
           <w:tblHeader/>
         </w:trPr>
@@ -24932,6 +26325,12 @@
         </w:tc>
       </w:tr>
       <w:tr>
+        <w:tblPrEx>
+          <w:tblCellMar>
+            <w:top w:w="0" w:type="dxa"/>
+            <w:bottom w:w="0" w:type="dxa"/>
+          </w:tblCellMar>
+        </w:tblPrEx>
         <w:trPr>
           <w:cantSplit/>
         </w:trPr>
@@ -25015,6 +26414,12 @@
         </w:tc>
       </w:tr>
       <w:tr>
+        <w:tblPrEx>
+          <w:tblCellMar>
+            <w:top w:w="0" w:type="dxa"/>
+            <w:bottom w:w="0" w:type="dxa"/>
+          </w:tblCellMar>
+        </w:tblPrEx>
         <w:trPr>
           <w:cantSplit/>
         </w:trPr>
@@ -25127,7 +26532,7 @@
           <w:left w:w="10" w:type="dxa"/>
           <w:right w:w="10" w:type="dxa"/>
         </w:tblCellMar>
-        <w:tblLook w:val="0000" w:firstRow="0" w:lastRow="0" w:firstColumn="0" w:lastColumn="0" w:noHBand="0" w:noVBand="0"/>
+        <w:tblLook w:val="04A0" w:firstRow="1" w:lastRow="0" w:firstColumn="1" w:lastColumn="0" w:noHBand="0" w:noVBand="1"/>
       </w:tblPr>
       <w:tblGrid>
         <w:gridCol w:w="1000"/>
@@ -25136,6 +26541,12 @@
         <w:gridCol w:w="2000"/>
       </w:tblGrid>
       <w:tr>
+        <w:tblPrEx>
+          <w:tblCellMar>
+            <w:top w:w="0" w:type="dxa"/>
+            <w:bottom w:w="0" w:type="dxa"/>
+          </w:tblCellMar>
+        </w:tblPrEx>
         <w:trPr>
           <w:tblHeader/>
         </w:trPr>
@@ -25271,6 +26682,12 @@
         </w:tc>
       </w:tr>
       <w:tr>
+        <w:tblPrEx>
+          <w:tblCellMar>
+            <w:top w:w="0" w:type="dxa"/>
+            <w:bottom w:w="0" w:type="dxa"/>
+          </w:tblCellMar>
+        </w:tblPrEx>
         <w:trPr>
           <w:cantSplit/>
         </w:trPr>
@@ -25389,6 +26806,12 @@
         </w:tc>
       </w:tr>
       <w:tr>
+        <w:tblPrEx>
+          <w:tblCellMar>
+            <w:top w:w="0" w:type="dxa"/>
+            <w:bottom w:w="0" w:type="dxa"/>
+          </w:tblCellMar>
+        </w:tblPrEx>
         <w:trPr>
           <w:cantSplit/>
         </w:trPr>
@@ -25507,6 +26930,12 @@
         </w:tc>
       </w:tr>
       <w:tr>
+        <w:tblPrEx>
+          <w:tblCellMar>
+            <w:top w:w="0" w:type="dxa"/>
+            <w:bottom w:w="0" w:type="dxa"/>
+          </w:tblCellMar>
+        </w:tblPrEx>
         <w:trPr>
           <w:cantSplit/>
         </w:trPr>
@@ -25625,6 +27054,12 @@
         </w:tc>
       </w:tr>
       <w:tr>
+        <w:tblPrEx>
+          <w:tblCellMar>
+            <w:top w:w="0" w:type="dxa"/>
+            <w:bottom w:w="0" w:type="dxa"/>
+          </w:tblCellMar>
+        </w:tblPrEx>
         <w:trPr>
           <w:cantSplit/>
         </w:trPr>
@@ -25743,6 +27178,12 @@
         </w:tc>
       </w:tr>
       <w:tr>
+        <w:tblPrEx>
+          <w:tblCellMar>
+            <w:top w:w="0" w:type="dxa"/>
+            <w:bottom w:w="0" w:type="dxa"/>
+          </w:tblCellMar>
+        </w:tblPrEx>
         <w:trPr>
           <w:cantSplit/>
         </w:trPr>
@@ -25989,7 +27430,10 @@
         <w:t>Estado en el Anexo II.</w:t>
       </w:r>
       <w:r>
-        <w:t xml:space="preserve"> La copia del Anexo II 2023 que se pudo consultar, actualizada hasta el 15 de marzo de 2023, incluye "Técnico/a Superior en Internet de las Cosas" pero no un título de ingeniería de grado con ese nombre. La UEES Online cita una aprobación posterior (RPC-SO-26-No.428-2023) para "Ingeniero en Internet de las Cosas", lo que sugiere que el título se incorporó después de esa fecha, ya que el CES actualiza el anexo cuando aprueba nuevas denominaciones (Disposición General Quinta del RANT). Se debe verificar el Anexo II vigente:</w:t>
+        <w:t xml:space="preserve"> La copia del Anexo II 2023 que se pudo consultar, actualizada hasta el 15 de marzo de 2023, incluye "Técnico/a Superior en Internet de las Cosas" pero no un título de ingeniería de grado con ese nombre. La UEES Online cita una aprobación posterior (RPC-SO-26-No.428-2023) para "Ingeniero en Internet de las Cosas", lo que sugiere que el título se incorporó después de esa fecha, ya que el CES actualiza el anexo cuando aprueba nuevas denominaciones (Disposición General Quinta del RANT). Se debe verificar el An</w:t>
+      </w:r>
+      <w:r>
+        <w:t>exo II vigente:</w:t>
       </w:r>
     </w:p>
     <w:p>
@@ -26036,14 +27480,8 @@
         <w:spacing w:after="60" w:line="276" w:lineRule="auto"/>
       </w:pPr>
       <w:r>
-        <w:rPr>
-          <w:lang w:val="en-US"/>
-        </w:rPr>
         <w:lastRenderedPageBreak/>
-        <w:t xml:space="preserve">Ashton, K. (2009). That "Internet of Things" thing. </w:t>
-      </w:r>
-      <w:r>
-        <w:t>RFID Journal.</w:t>
+        <w:t>Ashton, K. (2009). That "Internet of Things" thing. RFID Journal.</w:t>
       </w:r>
     </w:p>
     <w:p>
@@ -26054,14 +27492,8 @@
           <w:numId w:val="2"/>
         </w:numPr>
         <w:spacing w:after="60" w:line="276" w:lineRule="auto"/>
-        <w:rPr>
-          <w:lang w:val="en-US"/>
-        </w:rPr>
       </w:pPr>
       <w:r>
-        <w:rPr>
-          <w:lang w:val="en-US"/>
-        </w:rPr>
         <w:t>Lee, E. A. (2008). Cyber physical systems: design challenges. 11th IEEE International Symposium on Object and Component-Oriented Real-Time Distributed Computing.</w:t>
       </w:r>
     </w:p>
@@ -26088,13 +27520,7 @@
         <w:spacing w:after="60" w:line="276" w:lineRule="auto"/>
       </w:pPr>
       <w:r>
-        <w:rPr>
-          <w:lang w:val="en-US"/>
-        </w:rPr>
-        <w:t xml:space="preserve">von Bertalanffy, L. (1968). General System Theory: Foundations, Development, Applications. </w:t>
-      </w:r>
-      <w:r>
-        <w:t>New York: George Braziller.</w:t>
+        <w:t>von Bertalanffy, L. (1968). General System Theory: Foundations, Development, Applications. New York: George Braziller.</w:t>
       </w:r>
     </w:p>
     <w:p>
@@ -26107,13 +27533,7 @@
         <w:spacing w:after="60" w:line="276" w:lineRule="auto"/>
       </w:pPr>
       <w:r>
-        <w:rPr>
-          <w:lang w:val="en-US"/>
-        </w:rPr>
-        <w:t xml:space="preserve">Weiser, M. (1991). The computer for the 21st century. </w:t>
-      </w:r>
-      <w:r>
-        <w:t>Scientific American, 265(3).</w:t>
+        <w:t>Weiser, M. (1991). The computer for the 21st century. Scientific American, 265(3).</w:t>
       </w:r>
     </w:p>
     <w:p>
@@ -26126,13 +27546,7 @@
         <w:spacing w:after="60" w:line="276" w:lineRule="auto"/>
       </w:pPr>
       <w:r>
-        <w:rPr>
-          <w:lang w:val="en-US"/>
-        </w:rPr>
-        <w:t xml:space="preserve">Wiener, N. (1948). Cybernetics: Or Control and Communication in the Animal and the Machine. </w:t>
-      </w:r>
-      <w:r>
-        <w:t>New York: John Wiley &amp; Sons.</w:t>
+        <w:t>Wiener, N. (1948). Cybernetics: Or Control and Communication in the Animal and the Machine. New York: John Wiley &amp; Sons.</w:t>
       </w:r>
     </w:p>
     <w:p>
@@ -26186,7 +27600,7 @@
           <w:left w:w="10" w:type="dxa"/>
           <w:right w:w="10" w:type="dxa"/>
         </w:tblCellMar>
-        <w:tblLook w:val="0000" w:firstRow="0" w:lastRow="0" w:firstColumn="0" w:lastColumn="0" w:noHBand="0" w:noVBand="0"/>
+        <w:tblLook w:val="04A0" w:firstRow="1" w:lastRow="0" w:firstColumn="1" w:lastColumn="0" w:noHBand="0" w:noVBand="1"/>
       </w:tblPr>
       <w:tblGrid>
         <w:gridCol w:w="2700"/>
@@ -26195,6 +27609,12 @@
         <w:gridCol w:w="1700"/>
       </w:tblGrid>
       <w:tr>
+        <w:tblPrEx>
+          <w:tblCellMar>
+            <w:top w:w="0" w:type="dxa"/>
+            <w:bottom w:w="0" w:type="dxa"/>
+          </w:tblCellMar>
+        </w:tblPrEx>
         <w:trPr>
           <w:tblHeader/>
         </w:trPr>
@@ -26320,6 +27740,12 @@
         </w:tc>
       </w:tr>
       <w:tr>
+        <w:tblPrEx>
+          <w:tblCellMar>
+            <w:top w:w="0" w:type="dxa"/>
+            <w:bottom w:w="0" w:type="dxa"/>
+          </w:tblCellMar>
+        </w:tblPrEx>
         <w:trPr>
           <w:cantSplit/>
         </w:trPr>
@@ -26429,6 +27855,12 @@
         </w:tc>
       </w:tr>
       <w:tr>
+        <w:tblPrEx>
+          <w:tblCellMar>
+            <w:top w:w="0" w:type="dxa"/>
+            <w:bottom w:w="0" w:type="dxa"/>
+          </w:tblCellMar>
+        </w:tblPrEx>
         <w:trPr>
           <w:cantSplit/>
         </w:trPr>
@@ -26538,6 +27970,12 @@
         </w:tc>
       </w:tr>
       <w:tr>
+        <w:tblPrEx>
+          <w:tblCellMar>
+            <w:top w:w="0" w:type="dxa"/>
+            <w:bottom w:w="0" w:type="dxa"/>
+          </w:tblCellMar>
+        </w:tblPrEx>
         <w:trPr>
           <w:cantSplit/>
         </w:trPr>
@@ -26647,6 +28085,12 @@
         </w:tc>
       </w:tr>
       <w:tr>
+        <w:tblPrEx>
+          <w:tblCellMar>
+            <w:top w:w="0" w:type="dxa"/>
+            <w:bottom w:w="0" w:type="dxa"/>
+          </w:tblCellMar>
+        </w:tblPrEx>
         <w:trPr>
           <w:cantSplit/>
         </w:trPr>
@@ -26756,6 +28200,12 @@
         </w:tc>
       </w:tr>
       <w:tr>
+        <w:tblPrEx>
+          <w:tblCellMar>
+            <w:top w:w="0" w:type="dxa"/>
+            <w:bottom w:w="0" w:type="dxa"/>
+          </w:tblCellMar>
+        </w:tblPrEx>
         <w:trPr>
           <w:cantSplit/>
         </w:trPr>
@@ -26865,6 +28315,12 @@
         </w:tc>
       </w:tr>
       <w:tr>
+        <w:tblPrEx>
+          <w:tblCellMar>
+            <w:top w:w="0" w:type="dxa"/>
+            <w:bottom w:w="0" w:type="dxa"/>
+          </w:tblCellMar>
+        </w:tblPrEx>
         <w:trPr>
           <w:cantSplit/>
         </w:trPr>
@@ -26974,6 +28430,12 @@
         </w:tc>
       </w:tr>
       <w:tr>
+        <w:tblPrEx>
+          <w:tblCellMar>
+            <w:top w:w="0" w:type="dxa"/>
+            <w:bottom w:w="0" w:type="dxa"/>
+          </w:tblCellMar>
+        </w:tblPrEx>
         <w:trPr>
           <w:cantSplit/>
         </w:trPr>
@@ -27083,6 +28545,12 @@
         </w:tc>
       </w:tr>
       <w:tr>
+        <w:tblPrEx>
+          <w:tblCellMar>
+            <w:top w:w="0" w:type="dxa"/>
+            <w:bottom w:w="0" w:type="dxa"/>
+          </w:tblCellMar>
+        </w:tblPrEx>
         <w:trPr>
           <w:cantSplit/>
         </w:trPr>
@@ -27192,6 +28660,12 @@
         </w:tc>
       </w:tr>
       <w:tr>
+        <w:tblPrEx>
+          <w:tblCellMar>
+            <w:top w:w="0" w:type="dxa"/>
+            <w:bottom w:w="0" w:type="dxa"/>
+          </w:tblCellMar>
+        </w:tblPrEx>
         <w:trPr>
           <w:cantSplit/>
         </w:trPr>
@@ -27301,6 +28775,12 @@
         </w:tc>
       </w:tr>
       <w:tr>
+        <w:tblPrEx>
+          <w:tblCellMar>
+            <w:top w:w="0" w:type="dxa"/>
+            <w:bottom w:w="0" w:type="dxa"/>
+          </w:tblCellMar>
+        </w:tblPrEx>
         <w:trPr>
           <w:cantSplit/>
         </w:trPr>
@@ -27464,7 +28944,7 @@
           <w:left w:w="10" w:type="dxa"/>
           <w:right w:w="10" w:type="dxa"/>
         </w:tblCellMar>
-        <w:tblLook w:val="0000" w:firstRow="0" w:lastRow="0" w:firstColumn="0" w:lastColumn="0" w:noHBand="0" w:noVBand="0"/>
+        <w:tblLook w:val="04A0" w:firstRow="1" w:lastRow="0" w:firstColumn="1" w:lastColumn="0" w:noHBand="0" w:noVBand="1"/>
       </w:tblPr>
       <w:tblGrid>
         <w:gridCol w:w="600"/>
@@ -27476,6 +28956,12 @@
         <w:gridCol w:w="1100"/>
       </w:tblGrid>
       <w:tr>
+        <w:tblPrEx>
+          <w:tblCellMar>
+            <w:top w:w="0" w:type="dxa"/>
+            <w:bottom w:w="0" w:type="dxa"/>
+          </w:tblCellMar>
+        </w:tblPrEx>
         <w:trPr>
           <w:tblHeader/>
         </w:trPr>
@@ -27706,6 +29192,12 @@
         </w:tc>
       </w:tr>
       <w:tr>
+        <w:tblPrEx>
+          <w:tblCellMar>
+            <w:top w:w="0" w:type="dxa"/>
+            <w:bottom w:w="0" w:type="dxa"/>
+          </w:tblCellMar>
+        </w:tblPrEx>
         <w:trPr>
           <w:cantSplit/>
         </w:trPr>
@@ -27908,6 +29400,12 @@
         </w:tc>
       </w:tr>
       <w:tr>
+        <w:tblPrEx>
+          <w:tblCellMar>
+            <w:top w:w="0" w:type="dxa"/>
+            <w:bottom w:w="0" w:type="dxa"/>
+          </w:tblCellMar>
+        </w:tblPrEx>
         <w:trPr>
           <w:cantSplit/>
         </w:trPr>
@@ -28110,6 +29608,12 @@
         </w:tc>
       </w:tr>
       <w:tr>
+        <w:tblPrEx>
+          <w:tblCellMar>
+            <w:top w:w="0" w:type="dxa"/>
+            <w:bottom w:w="0" w:type="dxa"/>
+          </w:tblCellMar>
+        </w:tblPrEx>
         <w:trPr>
           <w:cantSplit/>
         </w:trPr>
@@ -28312,6 +29816,12 @@
         </w:tc>
       </w:tr>
       <w:tr>
+        <w:tblPrEx>
+          <w:tblCellMar>
+            <w:top w:w="0" w:type="dxa"/>
+            <w:bottom w:w="0" w:type="dxa"/>
+          </w:tblCellMar>
+        </w:tblPrEx>
         <w:trPr>
           <w:cantSplit/>
         </w:trPr>
@@ -28514,6 +30024,12 @@
         </w:tc>
       </w:tr>
       <w:tr>
+        <w:tblPrEx>
+          <w:tblCellMar>
+            <w:top w:w="0" w:type="dxa"/>
+            <w:bottom w:w="0" w:type="dxa"/>
+          </w:tblCellMar>
+        </w:tblPrEx>
         <w:trPr>
           <w:cantSplit/>
         </w:trPr>
@@ -28716,6 +30232,12 @@
         </w:tc>
       </w:tr>
       <w:tr>
+        <w:tblPrEx>
+          <w:tblCellMar>
+            <w:top w:w="0" w:type="dxa"/>
+            <w:bottom w:w="0" w:type="dxa"/>
+          </w:tblCellMar>
+        </w:tblPrEx>
         <w:trPr>
           <w:cantSplit/>
         </w:trPr>
@@ -28918,6 +30440,12 @@
         </w:tc>
       </w:tr>
       <w:tr>
+        <w:tblPrEx>
+          <w:tblCellMar>
+            <w:top w:w="0" w:type="dxa"/>
+            <w:bottom w:w="0" w:type="dxa"/>
+          </w:tblCellMar>
+        </w:tblPrEx>
         <w:trPr>
           <w:cantSplit/>
         </w:trPr>
@@ -29159,7 +30687,7 @@
           <w:left w:w="10" w:type="dxa"/>
           <w:right w:w="10" w:type="dxa"/>
         </w:tblCellMar>
-        <w:tblLook w:val="0000" w:firstRow="0" w:lastRow="0" w:firstColumn="0" w:lastColumn="0" w:noHBand="0" w:noVBand="0"/>
+        <w:tblLook w:val="04A0" w:firstRow="1" w:lastRow="0" w:firstColumn="1" w:lastColumn="0" w:noHBand="0" w:noVBand="1"/>
       </w:tblPr>
       <w:tblGrid>
         <w:gridCol w:w="600"/>
@@ -29171,6 +30699,12 @@
         <w:gridCol w:w="1100"/>
       </w:tblGrid>
       <w:tr>
+        <w:tblPrEx>
+          <w:tblCellMar>
+            <w:top w:w="0" w:type="dxa"/>
+            <w:bottom w:w="0" w:type="dxa"/>
+          </w:tblCellMar>
+        </w:tblPrEx>
         <w:trPr>
           <w:tblHeader/>
         </w:trPr>
@@ -29401,6 +30935,12 @@
         </w:tc>
       </w:tr>
       <w:tr>
+        <w:tblPrEx>
+          <w:tblCellMar>
+            <w:top w:w="0" w:type="dxa"/>
+            <w:bottom w:w="0" w:type="dxa"/>
+          </w:tblCellMar>
+        </w:tblPrEx>
         <w:trPr>
           <w:cantSplit/>
         </w:trPr>
@@ -29603,6 +31143,12 @@
         </w:tc>
       </w:tr>
       <w:tr>
+        <w:tblPrEx>
+          <w:tblCellMar>
+            <w:top w:w="0" w:type="dxa"/>
+            <w:bottom w:w="0" w:type="dxa"/>
+          </w:tblCellMar>
+        </w:tblPrEx>
         <w:trPr>
           <w:cantSplit/>
         </w:trPr>
@@ -29806,6 +31352,12 @@
         </w:tc>
       </w:tr>
       <w:tr>
+        <w:tblPrEx>
+          <w:tblCellMar>
+            <w:top w:w="0" w:type="dxa"/>
+            <w:bottom w:w="0" w:type="dxa"/>
+          </w:tblCellMar>
+        </w:tblPrEx>
         <w:trPr>
           <w:cantSplit/>
         </w:trPr>
@@ -30008,6 +31560,12 @@
         </w:tc>
       </w:tr>
       <w:tr>
+        <w:tblPrEx>
+          <w:tblCellMar>
+            <w:top w:w="0" w:type="dxa"/>
+            <w:bottom w:w="0" w:type="dxa"/>
+          </w:tblCellMar>
+        </w:tblPrEx>
         <w:trPr>
           <w:cantSplit/>
         </w:trPr>
@@ -30210,6 +31768,12 @@
         </w:tc>
       </w:tr>
       <w:tr>
+        <w:tblPrEx>
+          <w:tblCellMar>
+            <w:top w:w="0" w:type="dxa"/>
+            <w:bottom w:w="0" w:type="dxa"/>
+          </w:tblCellMar>
+        </w:tblPrEx>
         <w:trPr>
           <w:cantSplit/>
         </w:trPr>
@@ -30412,6 +31976,12 @@
         </w:tc>
       </w:tr>
       <w:tr>
+        <w:tblPrEx>
+          <w:tblCellMar>
+            <w:top w:w="0" w:type="dxa"/>
+            <w:bottom w:w="0" w:type="dxa"/>
+          </w:tblCellMar>
+        </w:tblPrEx>
         <w:trPr>
           <w:cantSplit/>
         </w:trPr>
@@ -30653,7 +32223,7 @@
           <w:left w:w="10" w:type="dxa"/>
           <w:right w:w="10" w:type="dxa"/>
         </w:tblCellMar>
-        <w:tblLook w:val="0000" w:firstRow="0" w:lastRow="0" w:firstColumn="0" w:lastColumn="0" w:noHBand="0" w:noVBand="0"/>
+        <w:tblLook w:val="04A0" w:firstRow="1" w:lastRow="0" w:firstColumn="1" w:lastColumn="0" w:noHBand="0" w:noVBand="1"/>
       </w:tblPr>
       <w:tblGrid>
         <w:gridCol w:w="600"/>
@@ -30665,6 +32235,12 @@
         <w:gridCol w:w="1100"/>
       </w:tblGrid>
       <w:tr>
+        <w:tblPrEx>
+          <w:tblCellMar>
+            <w:top w:w="0" w:type="dxa"/>
+            <w:bottom w:w="0" w:type="dxa"/>
+          </w:tblCellMar>
+        </w:tblPrEx>
         <w:trPr>
           <w:tblHeader/>
         </w:trPr>
@@ -30895,6 +32471,12 @@
         </w:tc>
       </w:tr>
       <w:tr>
+        <w:tblPrEx>
+          <w:tblCellMar>
+            <w:top w:w="0" w:type="dxa"/>
+            <w:bottom w:w="0" w:type="dxa"/>
+          </w:tblCellMar>
+        </w:tblPrEx>
         <w:trPr>
           <w:cantSplit/>
         </w:trPr>
@@ -31097,6 +32679,12 @@
         </w:tc>
       </w:tr>
       <w:tr>
+        <w:tblPrEx>
+          <w:tblCellMar>
+            <w:top w:w="0" w:type="dxa"/>
+            <w:bottom w:w="0" w:type="dxa"/>
+          </w:tblCellMar>
+        </w:tblPrEx>
         <w:trPr>
           <w:cantSplit/>
         </w:trPr>
@@ -31299,6 +32887,12 @@
         </w:tc>
       </w:tr>
       <w:tr>
+        <w:tblPrEx>
+          <w:tblCellMar>
+            <w:top w:w="0" w:type="dxa"/>
+            <w:bottom w:w="0" w:type="dxa"/>
+          </w:tblCellMar>
+        </w:tblPrEx>
         <w:trPr>
           <w:cantSplit/>
         </w:trPr>
@@ -31501,6 +33095,12 @@
         </w:tc>
       </w:tr>
       <w:tr>
+        <w:tblPrEx>
+          <w:tblCellMar>
+            <w:top w:w="0" w:type="dxa"/>
+            <w:bottom w:w="0" w:type="dxa"/>
+          </w:tblCellMar>
+        </w:tblPrEx>
         <w:trPr>
           <w:cantSplit/>
         </w:trPr>
@@ -31703,6 +33303,12 @@
         </w:tc>
       </w:tr>
       <w:tr>
+        <w:tblPrEx>
+          <w:tblCellMar>
+            <w:top w:w="0" w:type="dxa"/>
+            <w:bottom w:w="0" w:type="dxa"/>
+          </w:tblCellMar>
+        </w:tblPrEx>
         <w:trPr>
           <w:cantSplit/>
         </w:trPr>
@@ -31905,6 +33511,12 @@
         </w:tc>
       </w:tr>
       <w:tr>
+        <w:tblPrEx>
+          <w:tblCellMar>
+            <w:top w:w="0" w:type="dxa"/>
+            <w:bottom w:w="0" w:type="dxa"/>
+          </w:tblCellMar>
+        </w:tblPrEx>
         <w:trPr>
           <w:cantSplit/>
         </w:trPr>
@@ -32146,7 +33758,7 @@
           <w:left w:w="10" w:type="dxa"/>
           <w:right w:w="10" w:type="dxa"/>
         </w:tblCellMar>
-        <w:tblLook w:val="0000" w:firstRow="0" w:lastRow="0" w:firstColumn="0" w:lastColumn="0" w:noHBand="0" w:noVBand="0"/>
+        <w:tblLook w:val="04A0" w:firstRow="1" w:lastRow="0" w:firstColumn="1" w:lastColumn="0" w:noHBand="0" w:noVBand="1"/>
       </w:tblPr>
       <w:tblGrid>
         <w:gridCol w:w="600"/>
@@ -32158,6 +33770,12 @@
         <w:gridCol w:w="1100"/>
       </w:tblGrid>
       <w:tr>
+        <w:tblPrEx>
+          <w:tblCellMar>
+            <w:top w:w="0" w:type="dxa"/>
+            <w:bottom w:w="0" w:type="dxa"/>
+          </w:tblCellMar>
+        </w:tblPrEx>
         <w:trPr>
           <w:tblHeader/>
         </w:trPr>
@@ -32388,6 +34006,12 @@
         </w:tc>
       </w:tr>
       <w:tr>
+        <w:tblPrEx>
+          <w:tblCellMar>
+            <w:top w:w="0" w:type="dxa"/>
+            <w:bottom w:w="0" w:type="dxa"/>
+          </w:tblCellMar>
+        </w:tblPrEx>
         <w:trPr>
           <w:cantSplit/>
         </w:trPr>
@@ -32590,6 +34214,12 @@
         </w:tc>
       </w:tr>
       <w:tr>
+        <w:tblPrEx>
+          <w:tblCellMar>
+            <w:top w:w="0" w:type="dxa"/>
+            <w:bottom w:w="0" w:type="dxa"/>
+          </w:tblCellMar>
+        </w:tblPrEx>
         <w:trPr>
           <w:cantSplit/>
         </w:trPr>
@@ -32792,6 +34422,12 @@
         </w:tc>
       </w:tr>
       <w:tr>
+        <w:tblPrEx>
+          <w:tblCellMar>
+            <w:top w:w="0" w:type="dxa"/>
+            <w:bottom w:w="0" w:type="dxa"/>
+          </w:tblCellMar>
+        </w:tblPrEx>
         <w:trPr>
           <w:cantSplit/>
         </w:trPr>
@@ -32994,6 +34630,12 @@
         </w:tc>
       </w:tr>
       <w:tr>
+        <w:tblPrEx>
+          <w:tblCellMar>
+            <w:top w:w="0" w:type="dxa"/>
+            <w:bottom w:w="0" w:type="dxa"/>
+          </w:tblCellMar>
+        </w:tblPrEx>
         <w:trPr>
           <w:cantSplit/>
         </w:trPr>
@@ -33196,6 +34838,12 @@
         </w:tc>
       </w:tr>
       <w:tr>
+        <w:tblPrEx>
+          <w:tblCellMar>
+            <w:top w:w="0" w:type="dxa"/>
+            <w:bottom w:w="0" w:type="dxa"/>
+          </w:tblCellMar>
+        </w:tblPrEx>
         <w:trPr>
           <w:cantSplit/>
         </w:trPr>
@@ -33398,6 +35046,12 @@
         </w:tc>
       </w:tr>
       <w:tr>
+        <w:tblPrEx>
+          <w:tblCellMar>
+            <w:top w:w="0" w:type="dxa"/>
+            <w:bottom w:w="0" w:type="dxa"/>
+          </w:tblCellMar>
+        </w:tblPrEx>
         <w:trPr>
           <w:cantSplit/>
         </w:trPr>
@@ -33639,7 +35293,7 @@
           <w:left w:w="10" w:type="dxa"/>
           <w:right w:w="10" w:type="dxa"/>
         </w:tblCellMar>
-        <w:tblLook w:val="0000" w:firstRow="0" w:lastRow="0" w:firstColumn="0" w:lastColumn="0" w:noHBand="0" w:noVBand="0"/>
+        <w:tblLook w:val="04A0" w:firstRow="1" w:lastRow="0" w:firstColumn="1" w:lastColumn="0" w:noHBand="0" w:noVBand="1"/>
       </w:tblPr>
       <w:tblGrid>
         <w:gridCol w:w="600"/>
@@ -33651,6 +35305,12 @@
         <w:gridCol w:w="1100"/>
       </w:tblGrid>
       <w:tr>
+        <w:tblPrEx>
+          <w:tblCellMar>
+            <w:top w:w="0" w:type="dxa"/>
+            <w:bottom w:w="0" w:type="dxa"/>
+          </w:tblCellMar>
+        </w:tblPrEx>
         <w:trPr>
           <w:tblHeader/>
         </w:trPr>
@@ -33881,6 +35541,12 @@
         </w:tc>
       </w:tr>
       <w:tr>
+        <w:tblPrEx>
+          <w:tblCellMar>
+            <w:top w:w="0" w:type="dxa"/>
+            <w:bottom w:w="0" w:type="dxa"/>
+          </w:tblCellMar>
+        </w:tblPrEx>
         <w:trPr>
           <w:cantSplit/>
         </w:trPr>
@@ -34083,6 +35749,12 @@
         </w:tc>
       </w:tr>
       <w:tr>
+        <w:tblPrEx>
+          <w:tblCellMar>
+            <w:top w:w="0" w:type="dxa"/>
+            <w:bottom w:w="0" w:type="dxa"/>
+          </w:tblCellMar>
+        </w:tblPrEx>
         <w:trPr>
           <w:cantSplit/>
         </w:trPr>
@@ -34285,6 +35957,12 @@
         </w:tc>
       </w:tr>
       <w:tr>
+        <w:tblPrEx>
+          <w:tblCellMar>
+            <w:top w:w="0" w:type="dxa"/>
+            <w:bottom w:w="0" w:type="dxa"/>
+          </w:tblCellMar>
+        </w:tblPrEx>
         <w:trPr>
           <w:cantSplit/>
         </w:trPr>
@@ -34487,6 +36165,12 @@
         </w:tc>
       </w:tr>
       <w:tr>
+        <w:tblPrEx>
+          <w:tblCellMar>
+            <w:top w:w="0" w:type="dxa"/>
+            <w:bottom w:w="0" w:type="dxa"/>
+          </w:tblCellMar>
+        </w:tblPrEx>
         <w:trPr>
           <w:cantSplit/>
         </w:trPr>
@@ -34689,6 +36373,12 @@
         </w:tc>
       </w:tr>
       <w:tr>
+        <w:tblPrEx>
+          <w:tblCellMar>
+            <w:top w:w="0" w:type="dxa"/>
+            <w:bottom w:w="0" w:type="dxa"/>
+          </w:tblCellMar>
+        </w:tblPrEx>
         <w:trPr>
           <w:cantSplit/>
         </w:trPr>
@@ -34891,6 +36581,12 @@
         </w:tc>
       </w:tr>
       <w:tr>
+        <w:tblPrEx>
+          <w:tblCellMar>
+            <w:top w:w="0" w:type="dxa"/>
+            <w:bottom w:w="0" w:type="dxa"/>
+          </w:tblCellMar>
+        </w:tblPrEx>
         <w:trPr>
           <w:cantSplit/>
         </w:trPr>
@@ -35132,7 +36828,7 @@
           <w:left w:w="10" w:type="dxa"/>
           <w:right w:w="10" w:type="dxa"/>
         </w:tblCellMar>
-        <w:tblLook w:val="0000" w:firstRow="0" w:lastRow="0" w:firstColumn="0" w:lastColumn="0" w:noHBand="0" w:noVBand="0"/>
+        <w:tblLook w:val="04A0" w:firstRow="1" w:lastRow="0" w:firstColumn="1" w:lastColumn="0" w:noHBand="0" w:noVBand="1"/>
       </w:tblPr>
       <w:tblGrid>
         <w:gridCol w:w="600"/>
@@ -35144,6 +36840,12 @@
         <w:gridCol w:w="1100"/>
       </w:tblGrid>
       <w:tr>
+        <w:tblPrEx>
+          <w:tblCellMar>
+            <w:top w:w="0" w:type="dxa"/>
+            <w:bottom w:w="0" w:type="dxa"/>
+          </w:tblCellMar>
+        </w:tblPrEx>
         <w:trPr>
           <w:tblHeader/>
         </w:trPr>
@@ -35374,6 +37076,12 @@
         </w:tc>
       </w:tr>
       <w:tr>
+        <w:tblPrEx>
+          <w:tblCellMar>
+            <w:top w:w="0" w:type="dxa"/>
+            <w:bottom w:w="0" w:type="dxa"/>
+          </w:tblCellMar>
+        </w:tblPrEx>
         <w:trPr>
           <w:cantSplit/>
         </w:trPr>
@@ -35576,6 +37284,12 @@
         </w:tc>
       </w:tr>
       <w:tr>
+        <w:tblPrEx>
+          <w:tblCellMar>
+            <w:top w:w="0" w:type="dxa"/>
+            <w:bottom w:w="0" w:type="dxa"/>
+          </w:tblCellMar>
+        </w:tblPrEx>
         <w:trPr>
           <w:cantSplit/>
         </w:trPr>
@@ -35779,6 +37493,12 @@
         </w:tc>
       </w:tr>
       <w:tr>
+        <w:tblPrEx>
+          <w:tblCellMar>
+            <w:top w:w="0" w:type="dxa"/>
+            <w:bottom w:w="0" w:type="dxa"/>
+          </w:tblCellMar>
+        </w:tblPrEx>
         <w:trPr>
           <w:cantSplit/>
         </w:trPr>
@@ -35981,6 +37701,12 @@
         </w:tc>
       </w:tr>
       <w:tr>
+        <w:tblPrEx>
+          <w:tblCellMar>
+            <w:top w:w="0" w:type="dxa"/>
+            <w:bottom w:w="0" w:type="dxa"/>
+          </w:tblCellMar>
+        </w:tblPrEx>
         <w:trPr>
           <w:cantSplit/>
         </w:trPr>
@@ -36183,6 +37909,12 @@
         </w:tc>
       </w:tr>
       <w:tr>
+        <w:tblPrEx>
+          <w:tblCellMar>
+            <w:top w:w="0" w:type="dxa"/>
+            <w:bottom w:w="0" w:type="dxa"/>
+          </w:tblCellMar>
+        </w:tblPrEx>
         <w:trPr>
           <w:cantSplit/>
         </w:trPr>
@@ -36385,6 +38117,12 @@
         </w:tc>
       </w:tr>
       <w:tr>
+        <w:tblPrEx>
+          <w:tblCellMar>
+            <w:top w:w="0" w:type="dxa"/>
+            <w:bottom w:w="0" w:type="dxa"/>
+          </w:tblCellMar>
+        </w:tblPrEx>
         <w:trPr>
           <w:cantSplit/>
         </w:trPr>
@@ -36626,7 +38364,7 @@
           <w:left w:w="10" w:type="dxa"/>
           <w:right w:w="10" w:type="dxa"/>
         </w:tblCellMar>
-        <w:tblLook w:val="0000" w:firstRow="0" w:lastRow="0" w:firstColumn="0" w:lastColumn="0" w:noHBand="0" w:noVBand="0"/>
+        <w:tblLook w:val="04A0" w:firstRow="1" w:lastRow="0" w:firstColumn="1" w:lastColumn="0" w:noHBand="0" w:noVBand="1"/>
       </w:tblPr>
       <w:tblGrid>
         <w:gridCol w:w="600"/>
@@ -36638,6 +38376,12 @@
         <w:gridCol w:w="1100"/>
       </w:tblGrid>
       <w:tr>
+        <w:tblPrEx>
+          <w:tblCellMar>
+            <w:top w:w="0" w:type="dxa"/>
+            <w:bottom w:w="0" w:type="dxa"/>
+          </w:tblCellMar>
+        </w:tblPrEx>
         <w:trPr>
           <w:tblHeader/>
         </w:trPr>
@@ -36868,6 +38612,12 @@
         </w:tc>
       </w:tr>
       <w:tr>
+        <w:tblPrEx>
+          <w:tblCellMar>
+            <w:top w:w="0" w:type="dxa"/>
+            <w:bottom w:w="0" w:type="dxa"/>
+          </w:tblCellMar>
+        </w:tblPrEx>
         <w:trPr>
           <w:cantSplit/>
         </w:trPr>
@@ -37070,6 +38820,12 @@
         </w:tc>
       </w:tr>
       <w:tr>
+        <w:tblPrEx>
+          <w:tblCellMar>
+            <w:top w:w="0" w:type="dxa"/>
+            <w:bottom w:w="0" w:type="dxa"/>
+          </w:tblCellMar>
+        </w:tblPrEx>
         <w:trPr>
           <w:cantSplit/>
         </w:trPr>
@@ -37272,6 +39028,12 @@
         </w:tc>
       </w:tr>
       <w:tr>
+        <w:tblPrEx>
+          <w:tblCellMar>
+            <w:top w:w="0" w:type="dxa"/>
+            <w:bottom w:w="0" w:type="dxa"/>
+          </w:tblCellMar>
+        </w:tblPrEx>
         <w:trPr>
           <w:cantSplit/>
         </w:trPr>
@@ -37474,6 +39236,12 @@
         </w:tc>
       </w:tr>
       <w:tr>
+        <w:tblPrEx>
+          <w:tblCellMar>
+            <w:top w:w="0" w:type="dxa"/>
+            <w:bottom w:w="0" w:type="dxa"/>
+          </w:tblCellMar>
+        </w:tblPrEx>
         <w:trPr>
           <w:cantSplit/>
         </w:trPr>
@@ -37676,6 +39444,12 @@
         </w:tc>
       </w:tr>
       <w:tr>
+        <w:tblPrEx>
+          <w:tblCellMar>
+            <w:top w:w="0" w:type="dxa"/>
+            <w:bottom w:w="0" w:type="dxa"/>
+          </w:tblCellMar>
+        </w:tblPrEx>
         <w:trPr>
           <w:cantSplit/>
         </w:trPr>
@@ -37878,6 +39652,12 @@
         </w:tc>
       </w:tr>
       <w:tr>
+        <w:tblPrEx>
+          <w:tblCellMar>
+            <w:top w:w="0" w:type="dxa"/>
+            <w:bottom w:w="0" w:type="dxa"/>
+          </w:tblCellMar>
+        </w:tblPrEx>
         <w:trPr>
           <w:cantSplit/>
         </w:trPr>
@@ -38080,6 +39860,12 @@
         </w:tc>
       </w:tr>
       <w:tr>
+        <w:tblPrEx>
+          <w:tblCellMar>
+            <w:top w:w="0" w:type="dxa"/>
+            <w:bottom w:w="0" w:type="dxa"/>
+          </w:tblCellMar>
+        </w:tblPrEx>
         <w:trPr>
           <w:cantSplit/>
         </w:trPr>
@@ -38321,7 +40107,7 @@
           <w:left w:w="10" w:type="dxa"/>
           <w:right w:w="10" w:type="dxa"/>
         </w:tblCellMar>
-        <w:tblLook w:val="0000" w:firstRow="0" w:lastRow="0" w:firstColumn="0" w:lastColumn="0" w:noHBand="0" w:noVBand="0"/>
+        <w:tblLook w:val="04A0" w:firstRow="1" w:lastRow="0" w:firstColumn="1" w:lastColumn="0" w:noHBand="0" w:noVBand="1"/>
       </w:tblPr>
       <w:tblGrid>
         <w:gridCol w:w="600"/>
@@ -38333,6 +40119,12 @@
         <w:gridCol w:w="1100"/>
       </w:tblGrid>
       <w:tr>
+        <w:tblPrEx>
+          <w:tblCellMar>
+            <w:top w:w="0" w:type="dxa"/>
+            <w:bottom w:w="0" w:type="dxa"/>
+          </w:tblCellMar>
+        </w:tblPrEx>
         <w:trPr>
           <w:tblHeader/>
         </w:trPr>
@@ -38563,6 +40355,12 @@
         </w:tc>
       </w:tr>
       <w:tr>
+        <w:tblPrEx>
+          <w:tblCellMar>
+            <w:top w:w="0" w:type="dxa"/>
+            <w:bottom w:w="0" w:type="dxa"/>
+          </w:tblCellMar>
+        </w:tblPrEx>
         <w:trPr>
           <w:cantSplit/>
         </w:trPr>
@@ -38765,6 +40563,12 @@
         </w:tc>
       </w:tr>
       <w:tr>
+        <w:tblPrEx>
+          <w:tblCellMar>
+            <w:top w:w="0" w:type="dxa"/>
+            <w:bottom w:w="0" w:type="dxa"/>
+          </w:tblCellMar>
+        </w:tblPrEx>
         <w:trPr>
           <w:cantSplit/>
         </w:trPr>
@@ -38967,6 +40771,12 @@
         </w:tc>
       </w:tr>
       <w:tr>
+        <w:tblPrEx>
+          <w:tblCellMar>
+            <w:top w:w="0" w:type="dxa"/>
+            <w:bottom w:w="0" w:type="dxa"/>
+          </w:tblCellMar>
+        </w:tblPrEx>
         <w:trPr>
           <w:cantSplit/>
         </w:trPr>
@@ -39169,6 +40979,12 @@
         </w:tc>
       </w:tr>
       <w:tr>
+        <w:tblPrEx>
+          <w:tblCellMar>
+            <w:top w:w="0" w:type="dxa"/>
+            <w:bottom w:w="0" w:type="dxa"/>
+          </w:tblCellMar>
+        </w:tblPrEx>
         <w:trPr>
           <w:cantSplit/>
         </w:trPr>
@@ -39371,6 +41187,12 @@
         </w:tc>
       </w:tr>
       <w:tr>
+        <w:tblPrEx>
+          <w:tblCellMar>
+            <w:top w:w="0" w:type="dxa"/>
+            <w:bottom w:w="0" w:type="dxa"/>
+          </w:tblCellMar>
+        </w:tblPrEx>
         <w:trPr>
           <w:cantSplit/>
         </w:trPr>
@@ -39612,7 +41434,7 @@
           <w:left w:w="10" w:type="dxa"/>
           <w:right w:w="10" w:type="dxa"/>
         </w:tblCellMar>
-        <w:tblLook w:val="0000" w:firstRow="0" w:lastRow="0" w:firstColumn="0" w:lastColumn="0" w:noHBand="0" w:noVBand="0"/>
+        <w:tblLook w:val="04A0" w:firstRow="1" w:lastRow="0" w:firstColumn="1" w:lastColumn="0" w:noHBand="0" w:noVBand="1"/>
       </w:tblPr>
       <w:tblGrid>
         <w:gridCol w:w="5026"/>
@@ -39620,6 +41442,12 @@
         <w:gridCol w:w="2000"/>
       </w:tblGrid>
       <w:tr>
+        <w:tblPrEx>
+          <w:tblCellMar>
+            <w:top w:w="0" w:type="dxa"/>
+            <w:bottom w:w="0" w:type="dxa"/>
+          </w:tblCellMar>
+        </w:tblPrEx>
         <w:trPr>
           <w:tblHeader/>
         </w:trPr>
@@ -39710,6 +41538,12 @@
         </w:tc>
       </w:tr>
       <w:tr>
+        <w:tblPrEx>
+          <w:tblCellMar>
+            <w:top w:w="0" w:type="dxa"/>
+            <w:bottom w:w="0" w:type="dxa"/>
+          </w:tblCellMar>
+        </w:tblPrEx>
         <w:trPr>
           <w:cantSplit/>
         </w:trPr>
@@ -39799,6 +41633,12 @@
         </w:tc>
       </w:tr>
       <w:tr>
+        <w:tblPrEx>
+          <w:tblCellMar>
+            <w:top w:w="0" w:type="dxa"/>
+            <w:bottom w:w="0" w:type="dxa"/>
+          </w:tblCellMar>
+        </w:tblPrEx>
         <w:trPr>
           <w:cantSplit/>
         </w:trPr>
@@ -39888,6 +41728,12 @@
         </w:tc>
       </w:tr>
       <w:tr>
+        <w:tblPrEx>
+          <w:tblCellMar>
+            <w:top w:w="0" w:type="dxa"/>
+            <w:bottom w:w="0" w:type="dxa"/>
+          </w:tblCellMar>
+        </w:tblPrEx>
         <w:trPr>
           <w:cantSplit/>
         </w:trPr>
@@ -39977,6 +41823,12 @@
         </w:tc>
       </w:tr>
       <w:tr>
+        <w:tblPrEx>
+          <w:tblCellMar>
+            <w:top w:w="0" w:type="dxa"/>
+            <w:bottom w:w="0" w:type="dxa"/>
+          </w:tblCellMar>
+        </w:tblPrEx>
         <w:trPr>
           <w:cantSplit/>
         </w:trPr>
@@ -40134,7 +41986,7 @@
           <w:left w:w="10" w:type="dxa"/>
           <w:right w:w="10" w:type="dxa"/>
         </w:tblCellMar>
-        <w:tblLook w:val="0000" w:firstRow="0" w:lastRow="0" w:firstColumn="0" w:lastColumn="0" w:noHBand="0" w:noVBand="0"/>
+        <w:tblLook w:val="04A0" w:firstRow="1" w:lastRow="0" w:firstColumn="1" w:lastColumn="0" w:noHBand="0" w:noVBand="1"/>
       </w:tblPr>
       <w:tblGrid>
         <w:gridCol w:w="1500"/>
@@ -40142,6 +41994,12 @@
         <w:gridCol w:w="6326"/>
       </w:tblGrid>
       <w:tr>
+        <w:tblPrEx>
+          <w:tblCellMar>
+            <w:top w:w="0" w:type="dxa"/>
+            <w:bottom w:w="0" w:type="dxa"/>
+          </w:tblCellMar>
+        </w:tblPrEx>
         <w:trPr>
           <w:tblHeader/>
         </w:trPr>
@@ -40244,6 +42102,12 @@
         </w:tc>
       </w:tr>
       <w:tr>
+        <w:tblPrEx>
+          <w:tblCellMar>
+            <w:top w:w="0" w:type="dxa"/>
+            <w:bottom w:w="0" w:type="dxa"/>
+          </w:tblCellMar>
+        </w:tblPrEx>
         <w:trPr>
           <w:cantSplit/>
         </w:trPr>
@@ -40333,6 +42197,12 @@
         </w:tc>
       </w:tr>
       <w:tr>
+        <w:tblPrEx>
+          <w:tblCellMar>
+            <w:top w:w="0" w:type="dxa"/>
+            <w:bottom w:w="0" w:type="dxa"/>
+          </w:tblCellMar>
+        </w:tblPrEx>
         <w:trPr>
           <w:cantSplit/>
         </w:trPr>
@@ -40422,6 +42292,12 @@
         </w:tc>
       </w:tr>
       <w:tr>
+        <w:tblPrEx>
+          <w:tblCellMar>
+            <w:top w:w="0" w:type="dxa"/>
+            <w:bottom w:w="0" w:type="dxa"/>
+          </w:tblCellMar>
+        </w:tblPrEx>
         <w:trPr>
           <w:cantSplit/>
         </w:trPr>
@@ -40544,7 +42420,7 @@
           <w:left w:w="10" w:type="dxa"/>
           <w:right w:w="10" w:type="dxa"/>
         </w:tblCellMar>
-        <w:tblLook w:val="0000" w:firstRow="0" w:lastRow="0" w:firstColumn="0" w:lastColumn="0" w:noHBand="0" w:noVBand="0"/>
+        <w:tblLook w:val="04A0" w:firstRow="1" w:lastRow="0" w:firstColumn="1" w:lastColumn="0" w:noHBand="0" w:noVBand="1"/>
       </w:tblPr>
       <w:tblGrid>
         <w:gridCol w:w="1500"/>
@@ -40552,6 +42428,12 @@
         <w:gridCol w:w="6326"/>
       </w:tblGrid>
       <w:tr>
+        <w:tblPrEx>
+          <w:tblCellMar>
+            <w:top w:w="0" w:type="dxa"/>
+            <w:bottom w:w="0" w:type="dxa"/>
+          </w:tblCellMar>
+        </w:tblPrEx>
         <w:trPr>
           <w:tblHeader/>
         </w:trPr>
@@ -40653,6 +42535,12 @@
         </w:tc>
       </w:tr>
       <w:tr>
+        <w:tblPrEx>
+          <w:tblCellMar>
+            <w:top w:w="0" w:type="dxa"/>
+            <w:bottom w:w="0" w:type="dxa"/>
+          </w:tblCellMar>
+        </w:tblPrEx>
         <w:trPr>
           <w:cantSplit/>
         </w:trPr>
@@ -40742,6 +42630,12 @@
         </w:tc>
       </w:tr>
       <w:tr>
+        <w:tblPrEx>
+          <w:tblCellMar>
+            <w:top w:w="0" w:type="dxa"/>
+            <w:bottom w:w="0" w:type="dxa"/>
+          </w:tblCellMar>
+        </w:tblPrEx>
         <w:trPr>
           <w:cantSplit/>
         </w:trPr>
@@ -40831,6 +42725,12 @@
         </w:tc>
       </w:tr>
       <w:tr>
+        <w:tblPrEx>
+          <w:tblCellMar>
+            <w:top w:w="0" w:type="dxa"/>
+            <w:bottom w:w="0" w:type="dxa"/>
+          </w:tblCellMar>
+        </w:tblPrEx>
         <w:trPr>
           <w:cantSplit/>
         </w:trPr>
@@ -40967,7 +42867,7 @@
           <w:left w:w="10" w:type="dxa"/>
           <w:right w:w="10" w:type="dxa"/>
         </w:tblCellMar>
-        <w:tblLook w:val="0000" w:firstRow="0" w:lastRow="0" w:firstColumn="0" w:lastColumn="0" w:noHBand="0" w:noVBand="0"/>
+        <w:tblLook w:val="04A0" w:firstRow="1" w:lastRow="0" w:firstColumn="1" w:lastColumn="0" w:noHBand="0" w:noVBand="1"/>
       </w:tblPr>
       <w:tblGrid>
         <w:gridCol w:w="3000"/>
@@ -40976,6 +42876,12 @@
         <w:gridCol w:w="1626"/>
       </w:tblGrid>
       <w:tr>
+        <w:tblPrEx>
+          <w:tblCellMar>
+            <w:top w:w="0" w:type="dxa"/>
+            <w:bottom w:w="0" w:type="dxa"/>
+          </w:tblCellMar>
+        </w:tblPrEx>
         <w:trPr>
           <w:tblHeader/>
         </w:trPr>
@@ -41101,6 +43007,12 @@
         </w:tc>
       </w:tr>
       <w:tr>
+        <w:tblPrEx>
+          <w:tblCellMar>
+            <w:top w:w="0" w:type="dxa"/>
+            <w:bottom w:w="0" w:type="dxa"/>
+          </w:tblCellMar>
+        </w:tblPrEx>
         <w:trPr>
           <w:cantSplit/>
         </w:trPr>
@@ -41212,6 +43124,12 @@
         </w:tc>
       </w:tr>
       <w:tr>
+        <w:tblPrEx>
+          <w:tblCellMar>
+            <w:top w:w="0" w:type="dxa"/>
+            <w:bottom w:w="0" w:type="dxa"/>
+          </w:tblCellMar>
+        </w:tblPrEx>
         <w:trPr>
           <w:cantSplit/>
         </w:trPr>
@@ -41323,6 +43241,12 @@
         </w:tc>
       </w:tr>
       <w:tr>
+        <w:tblPrEx>
+          <w:tblCellMar>
+            <w:top w:w="0" w:type="dxa"/>
+            <w:bottom w:w="0" w:type="dxa"/>
+          </w:tblCellMar>
+        </w:tblPrEx>
         <w:trPr>
           <w:cantSplit/>
         </w:trPr>
@@ -41434,6 +43358,12 @@
         </w:tc>
       </w:tr>
       <w:tr>
+        <w:tblPrEx>
+          <w:tblCellMar>
+            <w:top w:w="0" w:type="dxa"/>
+            <w:bottom w:w="0" w:type="dxa"/>
+          </w:tblCellMar>
+        </w:tblPrEx>
         <w:trPr>
           <w:cantSplit/>
         </w:trPr>
@@ -41545,6 +43475,12 @@
         </w:tc>
       </w:tr>
       <w:tr>
+        <w:tblPrEx>
+          <w:tblCellMar>
+            <w:top w:w="0" w:type="dxa"/>
+            <w:bottom w:w="0" w:type="dxa"/>
+          </w:tblCellMar>
+        </w:tblPrEx>
         <w:trPr>
           <w:cantSplit/>
         </w:trPr>
@@ -41656,6 +43592,12 @@
         </w:tc>
       </w:tr>
       <w:tr>
+        <w:tblPrEx>
+          <w:tblCellMar>
+            <w:top w:w="0" w:type="dxa"/>
+            <w:bottom w:w="0" w:type="dxa"/>
+          </w:tblCellMar>
+        </w:tblPrEx>
         <w:trPr>
           <w:cantSplit/>
         </w:trPr>
@@ -41767,6 +43709,12 @@
         </w:tc>
       </w:tr>
       <w:tr>
+        <w:tblPrEx>
+          <w:tblCellMar>
+            <w:top w:w="0" w:type="dxa"/>
+            <w:bottom w:w="0" w:type="dxa"/>
+          </w:tblCellMar>
+        </w:tblPrEx>
         <w:trPr>
           <w:cantSplit/>
         </w:trPr>
@@ -41878,6 +43826,12 @@
         </w:tc>
       </w:tr>
       <w:tr>
+        <w:tblPrEx>
+          <w:tblCellMar>
+            <w:top w:w="0" w:type="dxa"/>
+            <w:bottom w:w="0" w:type="dxa"/>
+          </w:tblCellMar>
+        </w:tblPrEx>
         <w:trPr>
           <w:cantSplit/>
         </w:trPr>
@@ -42044,7 +43998,7 @@
           <w:left w:w="10" w:type="dxa"/>
           <w:right w:w="10" w:type="dxa"/>
         </w:tblCellMar>
-        <w:tblLook w:val="0000" w:firstRow="0" w:lastRow="0" w:firstColumn="0" w:lastColumn="0" w:noHBand="0" w:noVBand="0"/>
+        <w:tblLook w:val="04A0" w:firstRow="1" w:lastRow="0" w:firstColumn="1" w:lastColumn="0" w:noHBand="0" w:noVBand="1"/>
       </w:tblPr>
       <w:tblGrid>
         <w:gridCol w:w="2400"/>
@@ -42052,6 +44006,12 @@
         <w:gridCol w:w="2000"/>
       </w:tblGrid>
       <w:tr>
+        <w:tblPrEx>
+          <w:tblCellMar>
+            <w:top w:w="0" w:type="dxa"/>
+            <w:bottom w:w="0" w:type="dxa"/>
+          </w:tblCellMar>
+        </w:tblPrEx>
         <w:trPr>
           <w:tblHeader/>
         </w:trPr>
@@ -42147,6 +44107,12 @@
         </w:tc>
       </w:tr>
       <w:tr>
+        <w:tblPrEx>
+          <w:tblCellMar>
+            <w:top w:w="0" w:type="dxa"/>
+            <w:bottom w:w="0" w:type="dxa"/>
+          </w:tblCellMar>
+        </w:tblPrEx>
         <w:trPr>
           <w:cantSplit/>
         </w:trPr>
@@ -42231,6 +44197,12 @@
         </w:tc>
       </w:tr>
       <w:tr>
+        <w:tblPrEx>
+          <w:tblCellMar>
+            <w:top w:w="0" w:type="dxa"/>
+            <w:bottom w:w="0" w:type="dxa"/>
+          </w:tblCellMar>
+        </w:tblPrEx>
         <w:trPr>
           <w:cantSplit/>
         </w:trPr>
@@ -42315,6 +44287,12 @@
         </w:tc>
       </w:tr>
       <w:tr>
+        <w:tblPrEx>
+          <w:tblCellMar>
+            <w:top w:w="0" w:type="dxa"/>
+            <w:bottom w:w="0" w:type="dxa"/>
+          </w:tblCellMar>
+        </w:tblPrEx>
         <w:trPr>
           <w:cantSplit/>
         </w:trPr>
@@ -42432,13 +44410,19 @@
           <w:left w:w="10" w:type="dxa"/>
           <w:right w:w="10" w:type="dxa"/>
         </w:tblCellMar>
-        <w:tblLook w:val="0000" w:firstRow="0" w:lastRow="0" w:firstColumn="0" w:lastColumn="0" w:noHBand="0" w:noVBand="0"/>
+        <w:tblLook w:val="04A0" w:firstRow="1" w:lastRow="0" w:firstColumn="1" w:lastColumn="0" w:noHBand="0" w:noVBand="1"/>
       </w:tblPr>
       <w:tblGrid>
         <w:gridCol w:w="3200"/>
         <w:gridCol w:w="5826"/>
       </w:tblGrid>
       <w:tr>
+        <w:tblPrEx>
+          <w:tblCellMar>
+            <w:top w:w="0" w:type="dxa"/>
+            <w:bottom w:w="0" w:type="dxa"/>
+          </w:tblCellMar>
+        </w:tblPrEx>
         <w:trPr>
           <w:tblHeader/>
         </w:trPr>
@@ -42504,6 +44488,12 @@
         </w:tc>
       </w:tr>
       <w:tr>
+        <w:tblPrEx>
+          <w:tblCellMar>
+            <w:top w:w="0" w:type="dxa"/>
+            <w:bottom w:w="0" w:type="dxa"/>
+          </w:tblCellMar>
+        </w:tblPrEx>
         <w:trPr>
           <w:cantSplit/>
         </w:trPr>
@@ -42561,6 +44551,12 @@
         </w:tc>
       </w:tr>
       <w:tr>
+        <w:tblPrEx>
+          <w:tblCellMar>
+            <w:top w:w="0" w:type="dxa"/>
+            <w:bottom w:w="0" w:type="dxa"/>
+          </w:tblCellMar>
+        </w:tblPrEx>
         <w:trPr>
           <w:cantSplit/>
         </w:trPr>
@@ -42618,6 +44614,12 @@
         </w:tc>
       </w:tr>
       <w:tr>
+        <w:tblPrEx>
+          <w:tblCellMar>
+            <w:top w:w="0" w:type="dxa"/>
+            <w:bottom w:w="0" w:type="dxa"/>
+          </w:tblCellMar>
+        </w:tblPrEx>
         <w:trPr>
           <w:cantSplit/>
         </w:trPr>
@@ -42675,6 +44677,12 @@
         </w:tc>
       </w:tr>
       <w:tr>
+        <w:tblPrEx>
+          <w:tblCellMar>
+            <w:top w:w="0" w:type="dxa"/>
+            <w:bottom w:w="0" w:type="dxa"/>
+          </w:tblCellMar>
+        </w:tblPrEx>
         <w:trPr>
           <w:cantSplit/>
         </w:trPr>
@@ -42732,6 +44740,12 @@
         </w:tc>
       </w:tr>
       <w:tr>
+        <w:tblPrEx>
+          <w:tblCellMar>
+            <w:top w:w="0" w:type="dxa"/>
+            <w:bottom w:w="0" w:type="dxa"/>
+          </w:tblCellMar>
+        </w:tblPrEx>
         <w:trPr>
           <w:cantSplit/>
         </w:trPr>
@@ -42789,6 +44803,12 @@
         </w:tc>
       </w:tr>
       <w:tr>
+        <w:tblPrEx>
+          <w:tblCellMar>
+            <w:top w:w="0" w:type="dxa"/>
+            <w:bottom w:w="0" w:type="dxa"/>
+          </w:tblCellMar>
+        </w:tblPrEx>
         <w:trPr>
           <w:cantSplit/>
         </w:trPr>
@@ -42846,6 +44866,12 @@
         </w:tc>
       </w:tr>
       <w:tr>
+        <w:tblPrEx>
+          <w:tblCellMar>
+            <w:top w:w="0" w:type="dxa"/>
+            <w:bottom w:w="0" w:type="dxa"/>
+          </w:tblCellMar>
+        </w:tblPrEx>
         <w:trPr>
           <w:cantSplit/>
         </w:trPr>
@@ -42903,6 +44929,12 @@
         </w:tc>
       </w:tr>
       <w:tr>
+        <w:tblPrEx>
+          <w:tblCellMar>
+            <w:top w:w="0" w:type="dxa"/>
+            <w:bottom w:w="0" w:type="dxa"/>
+          </w:tblCellMar>
+        </w:tblPrEx>
         <w:trPr>
           <w:cantSplit/>
         </w:trPr>
@@ -42960,6 +44992,12 @@
         </w:tc>
       </w:tr>
       <w:tr>
+        <w:tblPrEx>
+          <w:tblCellMar>
+            <w:top w:w="0" w:type="dxa"/>
+            <w:bottom w:w="0" w:type="dxa"/>
+          </w:tblCellMar>
+        </w:tblPrEx>
         <w:trPr>
           <w:cantSplit/>
         </w:trPr>
@@ -43017,6 +45055,12 @@
         </w:tc>
       </w:tr>
       <w:tr>
+        <w:tblPrEx>
+          <w:tblCellMar>
+            <w:top w:w="0" w:type="dxa"/>
+            <w:bottom w:w="0" w:type="dxa"/>
+          </w:tblCellMar>
+        </w:tblPrEx>
         <w:trPr>
           <w:cantSplit/>
         </w:trPr>
@@ -43074,6 +45118,12 @@
         </w:tc>
       </w:tr>
       <w:tr>
+        <w:tblPrEx>
+          <w:tblCellMar>
+            <w:top w:w="0" w:type="dxa"/>
+            <w:bottom w:w="0" w:type="dxa"/>
+          </w:tblCellMar>
+        </w:tblPrEx>
         <w:trPr>
           <w:cantSplit/>
         </w:trPr>
@@ -43467,7 +45517,10 @@
         <w:spacing w:after="60" w:line="276" w:lineRule="auto"/>
       </w:pPr>
       <w:r>
-        <w:t>UTEQ, Consejo Universitario. Reglamento de la Unidad de Integración Curricular (Resolución 44.ª sesión ordinaria especial presencial, 20-VII-2021). Reglamento de Semestralización y Créditos (Resolución 1.ª sesión extraordinaria, 12-III-2013). Plan de Investigación (líneas y sublíneas aprobadas el 23-III-2018).</w:t>
+        <w:t>UTEQ, Consejo Universitario. Reglamento de la Unidad de Integración Curricular, versión 2024 (deroga la de 2021, Resolución 44.ª sesión, 20-VII-2021). Reglamento de Régimen Académico Interno de la UTEQ, RRAI (Resolución 25.ª sesión ordinaria especial virtual, 22-VI-2021; reemplazó en lo académico al Reglamento de Semestralización y Créditos de 2013). Modelo Educativo y Pedagógico de la UTEQ (Resolución 61.ª sesión, 28-XII-2023). Instructivo Académico para el Desarrollo de Actividades, Prácticas y Evaluacion</w:t>
+      </w:r>
+      <w:r>
+        <w:t>es Formativas (Resolución 8.ª del OCS, 16-II-2024). Plan de Investigación (líneas y sublíneas aprobadas el 23-III-2018).</w:t>
       </w:r>
     </w:p>
     <w:p>
@@ -43480,6 +45533,7 @@
         <w:spacing w:after="60" w:line="276" w:lineRule="auto"/>
       </w:pPr>
       <w:r>
+        <w:lastRenderedPageBreak/>
         <w:t>UTEQ. Fichas públicas de las carreras de Software, Telemática, Electricidad, Sistemas de Información y Tecnologías de la Información (uteq.edu.ec/grado/carrera/…), consultadas el 26 y 28 de septiembre de 2026.</w:t>
       </w:r>
     </w:p>
@@ -43493,7 +45547,6 @@
         <w:spacing w:after="60" w:line="276" w:lineRule="auto"/>
       </w:pPr>
       <w:r>
-        <w:lastRenderedPageBreak/>
         <w:t>CACES. Modelo genérico para la evaluación del entorno de aprendizaje de carreras de grado (2023) y Reglamento de Evaluación Externa con fines de Acreditación para el Aseguramiento de la Calidad de las Carreras (Resolución 172-SO-37-CACES-2023). Resolución 169-SE-33-CACES-2020 (acreditación institucional de la UTEQ).</w:t>
       </w:r>
     </w:p>
@@ -43715,10 +45768,10 @@
 <file path=word/numbering.xml><?xml version="1.0" encoding="utf-8"?>
 <w:numbering xmlns:wpc="http://schemas.microsoft.com/office/word/2010/wordprocessingCanvas" xmlns:cx="http://schemas.microsoft.com/office/drawing/2014/chartex" xmlns:cx1="http://schemas.microsoft.com/office/drawing/2015/9/8/chartex" xmlns:cx2="http://schemas.microsoft.com/office/drawing/2015/10/21/chartex" xmlns:cx3="http://schemas.microsoft.com/office/drawing/2016/5/9/chartex" xmlns:cx4="http://schemas.microsoft.com/office/drawing/2016/5/10/chartex" xmlns:cx5="http://schemas.microsoft.com/office/drawing/2016/5/11/chartex" xmlns:cx6="http://schemas.microsoft.com/office/drawing/2016/5/12/chartex" xmlns:cx7="http://schemas.microsoft.com/office/drawing/2016/5/13/chartex" xmlns:cx8="http://schemas.microsoft.com/office/drawing/2016/5/14/chartex" xmlns:mc="http://schemas.openxmlformats.org/markup-compatibility/2006" xmlns:aink="http://schemas.microsoft.com/office/drawing/2016/ink" xmlns:am3d="http://schemas.microsoft.com/office/drawing/2017/model3d" xmlns:o="urn:schemas-microsoft-com:office:office" xmlns:oel="http://schemas.microsoft.com/office/2019/extlst" xmlns:r="http://schemas.openxmlformats.org/officeDocument/2006/relationships" xmlns:m="http://schemas.openxmlformats.org/officeDocument/2006/math" xmlns:v="urn:schemas-microsoft-com:vml" xmlns:wp14="http://schemas.microsoft.com/office/word/2010/wordprocessingDrawing" xmlns:wp="http://schemas.openxmlformats.org/drawingml/2006/wordprocessingDrawing" xmlns:w10="urn:schemas-microsoft-com:office:word" xmlns:w="http://schemas.openxmlformats.org/wordprocessingml/2006/main" xmlns:w14="http://schemas.microsoft.com/office/word/2010/wordml" xmlns:w15="http://schemas.microsoft.com/office/word/2012/wordml" xmlns:w16cex="http://schemas.microsoft.com/office/word/2018/wordml/cex" xmlns:w16cid="http://schemas.microsoft.com/office/word/2016/wordml/cid" xmlns:w16="http://schemas.microsoft.com/office/word/2018/wordml" xmlns:w16du="http://schemas.microsoft.com/office/word/2023/wordml/word16du" xmlns:w16sdtdh="http://schemas.microsoft.com/office/word/2020/wordml/sdtdatahash" xmlns:w16sdtfl="http://schemas.microsoft.com/office/word/2024/wordml/sdtformatlock" xmlns:w16se="http://schemas.microsoft.com/office/word/2015/wordml/symex" xmlns:wpg="http://schemas.microsoft.com/office/word/2010/wordprocessingGroup" xmlns:wpi="http://schemas.microsoft.com/office/word/2010/wordprocessingInk" xmlns:wne="http://schemas.microsoft.com/office/word/2006/wordml" xmlns:wps="http://schemas.microsoft.com/office/word/2010/wordprocessingShape" mc:Ignorable="w14 w15 w16se w16cid w16 w16cex w16sdtdh w16sdtfl w16du wp14">
   <w:abstractNum w:abstractNumId="0" w15:restartNumberingAfterBreak="0">
-    <w:nsid w:val="02B040EB"/>
+    <w:nsid w:val="0AC677EF"/>
     <w:multiLevelType w:val="hybridMultilevel"/>
-    <w:tmpl w:val="4C025202"/>
-    <w:lvl w:ilvl="0" w:tplc="6A8255D6">
+    <w:tmpl w:val="C16264A2"/>
+    <w:lvl w:ilvl="0" w:tplc="F3BC1ADE">
       <w:start w:val="1"/>
       <w:numFmt w:val="bullet"/>
       <w:lvlText w:val="•"/>
@@ -43727,52 +45780,106 @@
         <w:ind w:left="540" w:hanging="270"/>
       </w:pPr>
     </w:lvl>
-    <w:lvl w:ilvl="1" w:tplc="6E4CBC22">
+    <w:lvl w:ilvl="1" w:tplc="1742C5B2">
       <w:numFmt w:val="decimal"/>
       <w:lvlText w:val=""/>
       <w:lvlJc w:val="left"/>
     </w:lvl>
-    <w:lvl w:ilvl="2" w:tplc="051AFC38">
+    <w:lvl w:ilvl="2" w:tplc="B97A1CD4">
       <w:numFmt w:val="decimal"/>
       <w:lvlText w:val=""/>
       <w:lvlJc w:val="left"/>
     </w:lvl>
-    <w:lvl w:ilvl="3" w:tplc="8BF47DF4">
+    <w:lvl w:ilvl="3" w:tplc="3558E398">
       <w:numFmt w:val="decimal"/>
       <w:lvlText w:val=""/>
       <w:lvlJc w:val="left"/>
     </w:lvl>
-    <w:lvl w:ilvl="4" w:tplc="791A7DF6">
+    <w:lvl w:ilvl="4" w:tplc="BE426FC6">
       <w:numFmt w:val="decimal"/>
       <w:lvlText w:val=""/>
       <w:lvlJc w:val="left"/>
     </w:lvl>
-    <w:lvl w:ilvl="5" w:tplc="B0AA1C76">
+    <w:lvl w:ilvl="5" w:tplc="5B705094">
       <w:numFmt w:val="decimal"/>
       <w:lvlText w:val=""/>
       <w:lvlJc w:val="left"/>
     </w:lvl>
-    <w:lvl w:ilvl="6" w:tplc="4F1EA68E">
+    <w:lvl w:ilvl="6" w:tplc="ACD05468">
       <w:numFmt w:val="decimal"/>
       <w:lvlText w:val=""/>
       <w:lvlJc w:val="left"/>
     </w:lvl>
-    <w:lvl w:ilvl="7" w:tplc="1B4E0440">
+    <w:lvl w:ilvl="7" w:tplc="7910CD06">
       <w:numFmt w:val="decimal"/>
       <w:lvlText w:val=""/>
       <w:lvlJc w:val="left"/>
     </w:lvl>
-    <w:lvl w:ilvl="8" w:tplc="48C4EBBC">
+    <w:lvl w:ilvl="8" w:tplc="14F6657A">
       <w:numFmt w:val="decimal"/>
       <w:lvlText w:val=""/>
       <w:lvlJc w:val="left"/>
     </w:lvl>
   </w:abstractNum>
   <w:abstractNum w:abstractNumId="1" w15:restartNumberingAfterBreak="0">
-    <w:nsid w:val="239553D4"/>
+    <w:nsid w:val="579235C8"/>
     <w:multiLevelType w:val="hybridMultilevel"/>
-    <w:tmpl w:val="343A03D8"/>
-    <w:lvl w:ilvl="0" w:tplc="B1E4EF2E">
+    <w:tmpl w:val="DA22C352"/>
+    <w:lvl w:ilvl="0" w:tplc="9DFC7368">
+      <w:start w:val="1"/>
+      <w:numFmt w:val="decimal"/>
+      <w:lvlText w:val="%1."/>
+      <w:lvlJc w:val="left"/>
+      <w:pPr>
+        <w:ind w:left="540" w:hanging="360"/>
+      </w:pPr>
+    </w:lvl>
+    <w:lvl w:ilvl="1" w:tplc="F438B21C">
+      <w:numFmt w:val="decimal"/>
+      <w:lvlText w:val=""/>
+      <w:lvlJc w:val="left"/>
+    </w:lvl>
+    <w:lvl w:ilvl="2" w:tplc="78B419DA">
+      <w:numFmt w:val="decimal"/>
+      <w:lvlText w:val=""/>
+      <w:lvlJc w:val="left"/>
+    </w:lvl>
+    <w:lvl w:ilvl="3" w:tplc="085E5212">
+      <w:numFmt w:val="decimal"/>
+      <w:lvlText w:val=""/>
+      <w:lvlJc w:val="left"/>
+    </w:lvl>
+    <w:lvl w:ilvl="4" w:tplc="D64CA926">
+      <w:numFmt w:val="decimal"/>
+      <w:lvlText w:val=""/>
+      <w:lvlJc w:val="left"/>
+    </w:lvl>
+    <w:lvl w:ilvl="5" w:tplc="8D34AE5A">
+      <w:numFmt w:val="decimal"/>
+      <w:lvlText w:val=""/>
+      <w:lvlJc w:val="left"/>
+    </w:lvl>
+    <w:lvl w:ilvl="6" w:tplc="39A4A0D0">
+      <w:numFmt w:val="decimal"/>
+      <w:lvlText w:val=""/>
+      <w:lvlJc w:val="left"/>
+    </w:lvl>
+    <w:lvl w:ilvl="7" w:tplc="CE065D6A">
+      <w:numFmt w:val="decimal"/>
+      <w:lvlText w:val=""/>
+      <w:lvlJc w:val="left"/>
+    </w:lvl>
+    <w:lvl w:ilvl="8" w:tplc="20DE5398">
+      <w:numFmt w:val="decimal"/>
+      <w:lvlText w:val=""/>
+      <w:lvlJc w:val="left"/>
+    </w:lvl>
+  </w:abstractNum>
+  <w:abstractNum w:abstractNumId="2" w15:restartNumberingAfterBreak="0">
+    <w:nsid w:val="679809FB"/>
+    <w:multiLevelType w:val="hybridMultilevel"/>
+    <w:tmpl w:val="96F6EE58"/>
+    <w:lvl w:ilvl="0" w:tplc="3EFC9CD4">
       <w:start w:val="1"/>
       <w:numFmt w:val="bullet"/>
       <w:lvlText w:val="●"/>
@@ -43781,7 +45888,7 @@
         <w:ind w:left="720" w:hanging="360"/>
       </w:pPr>
     </w:lvl>
-    <w:lvl w:ilvl="1" w:tplc="491637EE">
+    <w:lvl w:ilvl="1" w:tplc="EA9E6BE4">
       <w:start w:val="1"/>
       <w:numFmt w:val="bullet"/>
       <w:lvlText w:val="○"/>
@@ -43790,7 +45897,7 @@
         <w:ind w:left="1440" w:hanging="360"/>
       </w:pPr>
     </w:lvl>
-    <w:lvl w:ilvl="2" w:tplc="FEF002C4">
+    <w:lvl w:ilvl="2" w:tplc="824CFDCC">
       <w:start w:val="1"/>
       <w:numFmt w:val="bullet"/>
       <w:lvlText w:val="■"/>
@@ -43799,7 +45906,7 @@
         <w:ind w:left="2160" w:hanging="360"/>
       </w:pPr>
     </w:lvl>
-    <w:lvl w:ilvl="3" w:tplc="9872D51E">
+    <w:lvl w:ilvl="3" w:tplc="3E0CB902">
       <w:start w:val="1"/>
       <w:numFmt w:val="bullet"/>
       <w:lvlText w:val="●"/>
@@ -43808,7 +45915,7 @@
         <w:ind w:left="2880" w:hanging="360"/>
       </w:pPr>
     </w:lvl>
-    <w:lvl w:ilvl="4" w:tplc="89C26660">
+    <w:lvl w:ilvl="4" w:tplc="17FC96FE">
       <w:start w:val="1"/>
       <w:numFmt w:val="bullet"/>
       <w:lvlText w:val="○"/>
@@ -43817,7 +45924,7 @@
         <w:ind w:left="3600" w:hanging="360"/>
       </w:pPr>
     </w:lvl>
-    <w:lvl w:ilvl="5" w:tplc="DA3236A6">
+    <w:lvl w:ilvl="5" w:tplc="0CE03CC4">
       <w:start w:val="1"/>
       <w:numFmt w:val="bullet"/>
       <w:lvlText w:val="■"/>
@@ -43826,7 +45933,7 @@
         <w:ind w:left="4320" w:hanging="360"/>
       </w:pPr>
     </w:lvl>
-    <w:lvl w:ilvl="6" w:tplc="054A201E">
+    <w:lvl w:ilvl="6" w:tplc="A8D45FB6">
       <w:start w:val="1"/>
       <w:numFmt w:val="bullet"/>
       <w:lvlText w:val="●"/>
@@ -43835,7 +45942,7 @@
         <w:ind w:left="5040" w:hanging="360"/>
       </w:pPr>
     </w:lvl>
-    <w:lvl w:ilvl="7" w:tplc="9514AAB8">
+    <w:lvl w:ilvl="7" w:tplc="45A06A14">
       <w:start w:val="1"/>
       <w:numFmt w:val="bullet"/>
       <w:lvlText w:val="●"/>
@@ -43844,7 +45951,7 @@
         <w:ind w:left="5760" w:hanging="360"/>
       </w:pPr>
     </w:lvl>
-    <w:lvl w:ilvl="8" w:tplc="F9885D58">
+    <w:lvl w:ilvl="8" w:tplc="E928275E">
       <w:start w:val="1"/>
       <w:numFmt w:val="bullet"/>
       <w:lvlText w:val="●"/>
@@ -43854,74 +45961,20 @@
       </w:pPr>
     </w:lvl>
   </w:abstractNum>
-  <w:abstractNum w:abstractNumId="2" w15:restartNumberingAfterBreak="0">
-    <w:nsid w:val="51834642"/>
-    <w:multiLevelType w:val="hybridMultilevel"/>
-    <w:tmpl w:val="4C3035B0"/>
-    <w:lvl w:ilvl="0" w:tplc="ED9AAB42">
-      <w:start w:val="1"/>
-      <w:numFmt w:val="decimal"/>
-      <w:lvlText w:val="%1."/>
-      <w:lvlJc w:val="left"/>
-      <w:pPr>
-        <w:ind w:left="540" w:hanging="360"/>
-      </w:pPr>
-    </w:lvl>
-    <w:lvl w:ilvl="1" w:tplc="811A6182">
-      <w:numFmt w:val="decimal"/>
-      <w:lvlText w:val=""/>
-      <w:lvlJc w:val="left"/>
-    </w:lvl>
-    <w:lvl w:ilvl="2" w:tplc="1896A534">
-      <w:numFmt w:val="decimal"/>
-      <w:lvlText w:val=""/>
-      <w:lvlJc w:val="left"/>
-    </w:lvl>
-    <w:lvl w:ilvl="3" w:tplc="58D8BE9E">
-      <w:numFmt w:val="decimal"/>
-      <w:lvlText w:val=""/>
-      <w:lvlJc w:val="left"/>
-    </w:lvl>
-    <w:lvl w:ilvl="4" w:tplc="5D3C2F66">
-      <w:numFmt w:val="decimal"/>
-      <w:lvlText w:val=""/>
-      <w:lvlJc w:val="left"/>
-    </w:lvl>
-    <w:lvl w:ilvl="5" w:tplc="E52C4E9C">
-      <w:numFmt w:val="decimal"/>
-      <w:lvlText w:val=""/>
-      <w:lvlJc w:val="left"/>
-    </w:lvl>
-    <w:lvl w:ilvl="6" w:tplc="1E76EE8A">
-      <w:numFmt w:val="decimal"/>
-      <w:lvlText w:val=""/>
-      <w:lvlJc w:val="left"/>
-    </w:lvl>
-    <w:lvl w:ilvl="7" w:tplc="CBF4E38E">
-      <w:numFmt w:val="decimal"/>
-      <w:lvlText w:val=""/>
-      <w:lvlJc w:val="left"/>
-    </w:lvl>
-    <w:lvl w:ilvl="8" w:tplc="74684EDA">
-      <w:numFmt w:val="decimal"/>
-      <w:lvlText w:val=""/>
-      <w:lvlJc w:val="left"/>
-    </w:lvl>
-  </w:abstractNum>
-  <w:num w:numId="1" w16cid:durableId="1535268714">
-    <w:abstractNumId w:val="1"/>
+  <w:num w:numId="1" w16cid:durableId="1228495965">
+    <w:abstractNumId w:val="2"/>
     <w:lvlOverride w:ilvl="0">
       <w:startOverride w:val="1"/>
     </w:lvlOverride>
   </w:num>
-  <w:num w:numId="2" w16cid:durableId="41760530">
+  <w:num w:numId="2" w16cid:durableId="1626154187">
     <w:abstractNumId w:val="0"/>
     <w:lvlOverride w:ilvl="0">
       <w:startOverride w:val="1"/>
     </w:lvlOverride>
   </w:num>
-  <w:num w:numId="3" w16cid:durableId="809984584">
-    <w:abstractNumId w:val="2"/>
+  <w:num w:numId="3" w16cid:durableId="232855410">
+    <w:abstractNumId w:val="1"/>
     <w:lvlOverride w:ilvl="0">
       <w:startOverride w:val="1"/>
     </w:lvlOverride>
